--- a/docs/pneumatic_launcher_analysis_complete.docx
+++ b/docs/pneumatic_launcher_analysis_complete.docx
@@ -2927,42 +2927,42 @@
     </w:p>
     <w:p>
       <w:r>
-        <w:t>C:\Users\BBBS-AI-01\d\uav_neutralisation\pneumatic_launcher_analysis.docx</w:t>
+        <w:t>C:\Users\BBBS-AI-01\d\uav_neutralisation\docs\pneumatic_launcher_analysis.docx</w:t>
       </w:r>
     </w:p>
     <w:p>
       <w:r>
-        <w:t>C:\Users\BBBS-AI-01\d\uav_neutralisation\pneumatic_launcher_analysis_structural.docx</w:t>
+        <w:t>C:\Users\BBBS-AI-01\d\uav_neutralisation\docs\pneumatic_launcher_analysis_structural.docx</w:t>
       </w:r>
     </w:p>
     <w:p>
       <w:r>
-        <w:t>C:\Users\BBBS-AI-01\d\uav_neutralisation\pneumatic_launcher_analysis_transient.docx</w:t>
+        <w:t>C:\Users\BBBS-AI-01\d\uav_neutralisation\docs\pneumatic_launcher_analysis_transient.docx</w:t>
       </w:r>
     </w:p>
     <w:p>
       <w:r>
-        <w:t>C:\Users\BBBS-AI-01\d\uav_neutralisation\pneumatic_launcher_analysis_final.docx</w:t>
+        <w:t>C:\Users\BBBS-AI-01\d\uav_neutralisation\docs\pneumatic_launcher_analysis_final.docx</w:t>
       </w:r>
     </w:p>
     <w:p>
       <w:r>
-        <w:t>C:\Users\BBBS-AI-01\d\uav_neutralisation\parametric_sweep.csv</w:t>
+        <w:t>C:\Users\BBBS-AI-01\d\uav_neutralisation\outputs\parametric_sweep.csv</w:t>
       </w:r>
     </w:p>
     <w:p>
       <w:r>
-        <w:t>C:\Users\BBBS-AI-01\d\uav_neutralisation\parametric_sweep_summary.json</w:t>
+        <w:t>C:\Users\BBBS-AI-01\d\uav_neutralisation\outputs\parametric_sweep_summary.json</w:t>
       </w:r>
     </w:p>
     <w:p>
       <w:r>
-        <w:t>C:\Users\BBBS-AI-01\d\uav_neutralisation\flange_check.json</w:t>
+        <w:t>C:\Users\BBBS-AI-01\d\uav_neutralisation\outputs\flange_check.json</w:t>
       </w:r>
     </w:p>
     <w:p>
       <w:r>
-        <w:t>C:\Users\BBBS-AI-01\d\uav_neutralisation\analysis_summary.json</w:t>
+        <w:t>C:\Users\BBBS-AI-01\d\uav_neutralisation\outputs\analysis_summary.json</w:t>
       </w:r>
     </w:p>
     <w:sectPr>

--- a/docs/pneumatic_launcher_analysis_complete.docx
+++ b/docs/pneumatic_launcher_analysis_complete.docx
@@ -2965,6 +2965,253 @@
         <w:t>C:\Users\BBBS-AI-01\d\uav_neutralisation\outputs\analysis_summary.json</w:t>
       </w:r>
     </w:p>
+    <w:p>
+      <w:pPr>
+        <w:pStyle w:val="Heading1"/>
+      </w:pPr>
+      <w:r>
+        <w:t>Formulas and Conclusion</w:t>
+      </w:r>
+    </w:p>
+    <w:p>
+      <w:r>
+        <w:t>Key formulas used in this analysis:</w:t>
+      </w:r>
+    </w:p>
+    <w:p>
+      <w:r>
+        <w:t xml:space="preserve"> - Isothermal work: W = P0 * V0 * ln(P0 / Pf)</w:t>
+      </w:r>
+    </w:p>
+    <w:p>
+      <w:r>
+        <w:t xml:space="preserve"> - Thin-wall hoop stress: sigma_hoop = P * r / t  (valid when t &lt;&lt; r)</w:t>
+      </w:r>
+    </w:p>
+    <w:p>
+      <w:r>
+        <w:t xml:space="preserve">   =&gt; required thickness (hoop): t = P * r / sigma_allowable</w:t>
+      </w:r>
+    </w:p>
+    <w:p>
+      <w:r>
+        <w:t xml:space="preserve"> - Axial (longitudinal) stress for thin cylinder: sigma_axial = P * r / (2 * t)</w:t>
+      </w:r>
+    </w:p>
+    <w:p>
+      <w:r>
+        <w:t xml:space="preserve"> - Impulse and average force: I = m * v;  F_avg ≈ I / t_discharge (crude estimate)</w:t>
+      </w:r>
+    </w:p>
+    <w:p>
+      <w:r>
+        <w:t>Using 6061-T6 (yield ≈ 276 MPa) and safety factor 3.0, allowable stress ≈ 92.0 MPa.</w:t>
+      </w:r>
+    </w:p>
+    <w:p>
+      <w:r>
+        <w:t>Calculated required hoop thickness at working pressure (15.0 bar gauge) is ≈ 0.45 mm.</w:t>
+      </w:r>
+    </w:p>
+    <w:p>
+      <w:r>
+        <w:t>Recommendation: select a standard tube/wall thickness equal to or greater than the calculated required thickness, and verify endcap/flange/bolt margins separately. Use ASME/EN pressure-vessel rules or certified fittings for the chamber when safety is critical.</w:t>
+      </w:r>
+    </w:p>
+    <w:p>
+      <w:r>
+        <w:br w:type="page"/>
+      </w:r>
+    </w:p>
+    <w:p>
+      <w:pPr>
+        <w:pStyle w:val="Heading1"/>
+      </w:pPr>
+      <w:r>
+        <w:t>Fit Check — Automated Measurements</w:t>
+      </w:r>
+    </w:p>
+    <w:p>
+      <w:r>
+        <w:t>Generated: 2026-04-24T09:30:14.051738 UTC</w:t>
+      </w:r>
+    </w:p>
+    <w:tbl>
+      <w:tblPr>
+        <w:tblW w:type="auto" w:w="0"/>
+        <w:tblLook w:firstColumn="1" w:firstRow="1" w:lastColumn="0" w:lastRow="0" w:noHBand="0" w:noVBand="1" w:val="04A0"/>
+      </w:tblPr>
+      <w:tblGrid>
+        <w:gridCol w:w="2880"/>
+        <w:gridCol w:w="2880"/>
+        <w:gridCol w:w="2880"/>
+      </w:tblGrid>
+      <w:tr>
+        <w:tc>
+          <w:tcPr>
+            <w:tcW w:type="dxa" w:w="2880"/>
+          </w:tcPr>
+          <w:p>
+            <w:r>
+              <w:t>Measurement</w:t>
+            </w:r>
+          </w:p>
+        </w:tc>
+        <w:tc>
+          <w:tcPr>
+            <w:tcW w:type="dxa" w:w="2880"/>
+          </w:tcPr>
+          <w:p>
+            <w:r>
+              <w:t>Value (mm)</w:t>
+            </w:r>
+          </w:p>
+        </w:tc>
+        <w:tc>
+          <w:tcPr>
+            <w:tcW w:type="dxa" w:w="2880"/>
+          </w:tcPr>
+          <w:p>
+            <w:r>
+              <w:t>Pass/Fail (vs default envelope)</w:t>
+            </w:r>
+          </w:p>
+        </w:tc>
+      </w:tr>
+      <w:tr>
+        <w:tc>
+          <w:tcPr>
+            <w:tcW w:type="dxa" w:w="2880"/>
+          </w:tcPr>
+          <w:p>
+            <w:r>
+              <w:t>overall_length_mm</w:t>
+            </w:r>
+          </w:p>
+        </w:tc>
+        <w:tc>
+          <w:tcPr>
+            <w:tcW w:type="dxa" w:w="2880"/>
+          </w:tcPr>
+          <w:p>
+            <w:r>
+              <w:t>701.4</w:t>
+            </w:r>
+          </w:p>
+        </w:tc>
+        <w:tc>
+          <w:tcPr>
+            <w:tcW w:type="dxa" w:w="2880"/>
+          </w:tcPr>
+          <w:p>
+            <w:r>
+              <w:t>PASS</w:t>
+            </w:r>
+          </w:p>
+        </w:tc>
+      </w:tr>
+      <w:tr>
+        <w:tc>
+          <w:tcPr>
+            <w:tcW w:type="dxa" w:w="2880"/>
+          </w:tcPr>
+          <w:p>
+            <w:r>
+              <w:t>chamber_length_mm</w:t>
+            </w:r>
+          </w:p>
+        </w:tc>
+        <w:tc>
+          <w:tcPr>
+            <w:tcW w:type="dxa" w:w="2880"/>
+          </w:tcPr>
+          <w:p>
+            <w:r>
+              <w:t>39.7</w:t>
+            </w:r>
+          </w:p>
+        </w:tc>
+        <w:tc>
+          <w:tcPr>
+            <w:tcW w:type="dxa" w:w="2880"/>
+          </w:tcPr>
+          <w:p>
+            <w:r>
+              <w:t>PASS</w:t>
+            </w:r>
+          </w:p>
+        </w:tc>
+      </w:tr>
+      <w:tr>
+        <w:tc>
+          <w:tcPr>
+            <w:tcW w:type="dxa" w:w="2880"/>
+          </w:tcPr>
+          <w:p>
+            <w:r>
+              <w:t>frame_width_mm</w:t>
+            </w:r>
+          </w:p>
+        </w:tc>
+        <w:tc>
+          <w:tcPr>
+            <w:tcW w:type="dxa" w:w="2880"/>
+          </w:tcPr>
+          <w:p>
+            <w:r>
+              <w:t>697.9</w:t>
+            </w:r>
+          </w:p>
+        </w:tc>
+        <w:tc>
+          <w:tcPr>
+            <w:tcW w:type="dxa" w:w="2880"/>
+          </w:tcPr>
+          <w:p>
+            <w:r>
+              <w:t>FAIL</w:t>
+            </w:r>
+          </w:p>
+        </w:tc>
+      </w:tr>
+      <w:tr>
+        <w:tc>
+          <w:tcPr>
+            <w:tcW w:type="dxa" w:w="2880"/>
+          </w:tcPr>
+          <w:p>
+            <w:r>
+              <w:t>overall_height_mm</w:t>
+            </w:r>
+          </w:p>
+        </w:tc>
+        <w:tc>
+          <w:tcPr>
+            <w:tcW w:type="dxa" w:w="2880"/>
+          </w:tcPr>
+          <w:p>
+            <w:r>
+              <w:t>263.1</w:t>
+            </w:r>
+          </w:p>
+        </w:tc>
+        <w:tc>
+          <w:tcPr>
+            <w:tcW w:type="dxa" w:w="2880"/>
+          </w:tcPr>
+          <w:p>
+            <w:r>
+              <w:t>FAIL</w:t>
+            </w:r>
+          </w:p>
+        </w:tc>
+      </w:tr>
+    </w:tbl>
+    <w:p>
+      <w:r>
+        <w:t>Notes: scale computed from detected barrel length (700 mm). If detection failed or measurement seems off, provide manual scaling coordinates.</w:t>
+      </w:r>
+    </w:p>
     <w:sectPr>
       <w:pgSz w:w="12240" w:h="15840"/>
       <w:pgMar w:top="1440" w:right="1800" w:bottom="1440" w:left="1800" w:header="720" w:footer="720" w:gutter="0"/>

--- a/docs/pneumatic_launcher_analysis_complete.docx
+++ b/docs/pneumatic_launcher_analysis_complete.docx
@@ -3212,6 +3212,24 @@
         <w:t>Notes: scale computed from detected barrel length (700 mm). If detection failed or measurement seems off, provide manual scaling coordinates.</w:t>
       </w:r>
     </w:p>
+    <w:p>
+      <w:r>
+        <w:br w:type="page"/>
+      </w:r>
+    </w:p>
+    <w:p>
+      <w:pPr>
+        <w:pStyle w:val="Heading1"/>
+      </w:pPr>
+      <w:r>
+        <w:t>Engineering Drawing (automatically generated)</w:t>
+      </w:r>
+    </w:p>
+    <w:p>
+      <w:r>
+        <w:t>Files: outputs\launcher_drawing.svg, outputs\launcher_drawing.png</w:t>
+      </w:r>
+    </w:p>
     <w:sectPr>
       <w:pgSz w:w="12240" w:h="15840"/>
       <w:pgMar w:top="1440" w:right="1800" w:bottom="1440" w:left="1800" w:header="720" w:footer="720" w:gutter="0"/>

--- a/docs/pneumatic_launcher_analysis_complete.docx
+++ b/docs/pneumatic_launcher_analysis_complete.docx
@@ -3996,316 +3996,6 @@
         </w:tc>
       </w:tr>
     </w:tbl>
-    <w:p>
-      <w:pPr>
-        <w:pStyle w:val="Heading1"/>
-      </w:pPr>
-      <w:r>
-        <w:t>Appendix: Generated Files</w:t>
-      </w:r>
-    </w:p>
-    <w:tbl>
-      <w:tblPr>
-        <w:tblW w:type="auto" w:w="0"/>
-        <w:tblLook w:firstColumn="1" w:firstRow="1" w:lastColumn="0" w:lastRow="0" w:noHBand="0" w:noVBand="1" w:val="04A0"/>
-      </w:tblPr>
-      <w:tblGrid>
-        <w:gridCol w:w="8640"/>
-      </w:tblGrid>
-      <w:tr>
-        <w:tc>
-          <w:tcPr>
-            <w:tcW w:type="dxa" w:w="8640"/>
-          </w:tcPr>
-          <w:p>
-            <w:r>
-              <w:t>Generated outputs</w:t>
-            </w:r>
-          </w:p>
-        </w:tc>
-      </w:tr>
-      <w:tr>
-        <w:tc>
-          <w:tcPr>
-            <w:tcW w:type="dxa" w:w="8640"/>
-          </w:tcPr>
-          <w:p>
-            <w:r>
-              <w:t>outputs\analysis_summary.json</w:t>
-            </w:r>
-          </w:p>
-        </w:tc>
-      </w:tr>
-      <w:tr>
-        <w:tc>
-          <w:tcPr>
-            <w:tcW w:type="dxa" w:w="8640"/>
-          </w:tcPr>
-          <w:p>
-            <w:r>
-              <w:t>outputs\dimensions_measured.csv</w:t>
-            </w:r>
-          </w:p>
-        </w:tc>
-      </w:tr>
-      <w:tr>
-        <w:tc>
-          <w:tcPr>
-            <w:tcW w:type="dxa" w:w="8640"/>
-          </w:tcPr>
-          <w:p>
-            <w:r>
-              <w:t>outputs\flange_check.json</w:t>
-            </w:r>
-          </w:p>
-        </w:tc>
-      </w:tr>
-      <w:tr>
-        <w:tc>
-          <w:tcPr>
-            <w:tcW w:type="dxa" w:w="8640"/>
-          </w:tcPr>
-          <w:p>
-            <w:r>
-              <w:t>outputs\impulse_vs_orifice_Vc_1000uL.png</w:t>
-            </w:r>
-          </w:p>
-        </w:tc>
-      </w:tr>
-      <w:tr>
-        <w:tc>
-          <w:tcPr>
-            <w:tcW w:type="dxa" w:w="8640"/>
-          </w:tcPr>
-          <w:p>
-            <w:r>
-              <w:t>outputs\launcher_drawing.dxf</w:t>
-            </w:r>
-          </w:p>
-        </w:tc>
-      </w:tr>
-      <w:tr>
-        <w:tc>
-          <w:tcPr>
-            <w:tcW w:type="dxa" w:w="8640"/>
-          </w:tcPr>
-          <w:p>
-            <w:r>
-              <w:t>outputs\launcher_drawing.png</w:t>
-            </w:r>
-          </w:p>
-        </w:tc>
-      </w:tr>
-      <w:tr>
-        <w:tc>
-          <w:tcPr>
-            <w:tcW w:type="dxa" w:w="8640"/>
-          </w:tcPr>
-          <w:p>
-            <w:r>
-              <w:t>outputs\launcher_drawing.svg</w:t>
-            </w:r>
-          </w:p>
-        </w:tc>
-      </w:tr>
-      <w:tr>
-        <w:tc>
-          <w:tcPr>
-            <w:tcW w:type="dxa" w:w="8640"/>
-          </w:tcPr>
-          <w:p>
-            <w:r>
-              <w:t>outputs\launcher_drawing_preview.png</w:t>
-            </w:r>
-          </w:p>
-        </w:tc>
-      </w:tr>
-      <w:tr>
-        <w:tc>
-          <w:tcPr>
-            <w:tcW w:type="dxa" w:w="8640"/>
-          </w:tcPr>
-          <w:p>
-            <w:r>
-              <w:t>outputs\launcher_geometry.json</w:t>
-            </w:r>
-          </w:p>
-        </w:tc>
-      </w:tr>
-      <w:tr>
-        <w:tc>
-          <w:tcPr>
-            <w:tcW w:type="dxa" w:w="8640"/>
-          </w:tcPr>
-          <w:p>
-            <w:r>
-              <w:t>outputs\launcher_side_view.png</w:t>
-            </w:r>
-          </w:p>
-        </w:tc>
-      </w:tr>
-      <w:tr>
-        <w:tc>
-          <w:tcPr>
-            <w:tcW w:type="dxa" w:w="8640"/>
-          </w:tcPr>
-          <w:p>
-            <w:r>
-              <w:t>outputs\launcher_side_view.svg</w:t>
-            </w:r>
-          </w:p>
-        </w:tc>
-      </w:tr>
-      <w:tr>
-        <w:tc>
-          <w:tcPr>
-            <w:tcW w:type="dxa" w:w="8640"/>
-          </w:tcPr>
-          <w:p>
-            <w:r>
-              <w:t>outputs\launcher_top_view.png</w:t>
-            </w:r>
-          </w:p>
-        </w:tc>
-      </w:tr>
-      <w:tr>
-        <w:tc>
-          <w:tcPr>
-            <w:tcW w:type="dxa" w:w="8640"/>
-          </w:tcPr>
-          <w:p>
-            <w:r>
-              <w:t>outputs\launcher_top_view.svg</w:t>
-            </w:r>
-          </w:p>
-        </w:tc>
-      </w:tr>
-      <w:tr>
-        <w:tc>
-          <w:tcPr>
-            <w:tcW w:type="dxa" w:w="8640"/>
-          </w:tcPr>
-          <w:p>
-            <w:r>
-              <w:t>outputs\parametric_sweep.csv</w:t>
-            </w:r>
-          </w:p>
-        </w:tc>
-      </w:tr>
-      <w:tr>
-        <w:tc>
-          <w:tcPr>
-            <w:tcW w:type="dxa" w:w="8640"/>
-          </w:tcPr>
-          <w:p>
-            <w:r>
-              <w:t>outputs\parametric_sweep_summary.json</w:t>
-            </w:r>
-          </w:p>
-        </w:tc>
-      </w:tr>
-      <w:tr>
-        <w:tc>
-          <w:tcPr>
-            <w:tcW w:type="dxa" w:w="8640"/>
-          </w:tcPr>
-          <w:p>
-            <w:r>
-              <w:t>outputs\peakF_vs_orifice_Vc_1000uL.png</w:t>
-            </w:r>
-          </w:p>
-        </w:tc>
-      </w:tr>
-      <w:tr>
-        <w:tc>
-          <w:tcPr>
-            <w:tcW w:type="dxa" w:w="8640"/>
-          </w:tcPr>
-          <w:p>
-            <w:r>
-              <w:t>outputs\pneumatic_launcher_analysis.md</w:t>
-            </w:r>
-          </w:p>
-        </w:tc>
-      </w:tr>
-      <w:tr>
-        <w:tc>
-          <w:tcPr>
-            <w:tcW w:type="dxa" w:w="8640"/>
-          </w:tcPr>
-          <w:p>
-            <w:r>
-              <w:t>outputs\top_view_and_side_view.png</w:t>
-            </w:r>
-          </w:p>
-        </w:tc>
-      </w:tr>
-      <w:tr>
-        <w:tc>
-          <w:tcPr>
-            <w:tcW w:type="dxa" w:w="8640"/>
-          </w:tcPr>
-          <w:p>
-            <w:r>
-              <w:t>outputs\top_view_measured.png</w:t>
-            </w:r>
-          </w:p>
-        </w:tc>
-      </w:tr>
-      <w:tr>
-        <w:tc>
-          <w:tcPr>
-            <w:tcW w:type="dxa" w:w="8640"/>
-          </w:tcPr>
-          <w:p>
-            <w:r>
-              <w:t>outputs\vel_vs_orifice_Vc_1000uL.png</w:t>
-            </w:r>
-          </w:p>
-        </w:tc>
-      </w:tr>
-      <w:tr>
-        <w:tc>
-          <w:tcPr>
-            <w:tcW w:type="dxa" w:w="8640"/>
-          </w:tcPr>
-          <w:p>
-            <w:r>
-              <w:t>outputs\vel_vs_orifice_Vc_1200uL.png</w:t>
-            </w:r>
-          </w:p>
-        </w:tc>
-      </w:tr>
-      <w:tr>
-        <w:tc>
-          <w:tcPr>
-            <w:tcW w:type="dxa" w:w="8640"/>
-          </w:tcPr>
-          <w:p>
-            <w:r>
-              <w:t>outputs\vel_vs_orifice_Vc_500uL.png</w:t>
-            </w:r>
-          </w:p>
-        </w:tc>
-      </w:tr>
-      <w:tr>
-        <w:tc>
-          <w:tcPr>
-            <w:tcW w:type="dxa" w:w="8640"/>
-          </w:tcPr>
-          <w:p>
-            <w:r>
-              <w:t>outputs\vel_vs_orifice_Vc_800uL.png</w:t>
-            </w:r>
-          </w:p>
-        </w:tc>
-      </w:tr>
-    </w:tbl>
-    <w:p>
-      <w:r>
-        <w:t>docs\pneumatic_launcher_analysis_complete.docx</w:t>
-      </w:r>
-    </w:p>
     <w:p>
       <w:pPr>
         <w:pStyle w:val="Heading1"/>

--- a/docs/pneumatic_launcher_analysis_complete.docx
+++ b/docs/pneumatic_launcher_analysis_complete.docx
@@ -25,7 +25,7 @@
     </w:p>
     <w:p>
       <w:r>
-        <w:t>Working pressure (gauge): 15.0 bar</w:t>
+        <w:t>Working pressure (gauge): 10.0 bar</w:t>
       </w:r>
     </w:p>
     <w:p>
@@ -43,7 +43,7 @@
     </w:p>
     <w:p>
       <w:r>
-        <w:t>Ideal isothermal work: 4436.1 J</w:t>
+        <w:t>Ideal isothermal work: 2637.7 J</w:t>
       </w:r>
     </w:p>
     <w:p>
@@ -144,7 +144,7 @@
           </w:tcPr>
           <w:p>
             <w:r>
-              <w:t>105.3</w:t>
+              <w:t>81.2</w:t>
             </w:r>
           </w:p>
         </w:tc>
@@ -154,7 +154,7 @@
           </w:tcPr>
           <w:p>
             <w:r>
-              <w:t>1109</w:t>
+              <w:t>659</w:t>
             </w:r>
           </w:p>
         </w:tc>
@@ -186,7 +186,7 @@
           </w:tcPr>
           <w:p>
             <w:r>
-              <w:t>148.9</w:t>
+              <w:t>114.8</w:t>
             </w:r>
           </w:p>
         </w:tc>
@@ -196,7 +196,7 @@
           </w:tcPr>
           <w:p>
             <w:r>
-              <w:t>2218</w:t>
+              <w:t>1319</w:t>
             </w:r>
           </w:p>
         </w:tc>
@@ -228,7 +228,7 @@
           </w:tcPr>
           <w:p>
             <w:r>
-              <w:t>182.4</w:t>
+              <w:t>140.7</w:t>
             </w:r>
           </w:p>
         </w:tc>
@@ -238,7 +238,7 @@
           </w:tcPr>
           <w:p>
             <w:r>
-              <w:t>3327</w:t>
+              <w:t>1978</w:t>
             </w:r>
           </w:p>
         </w:tc>
@@ -270,7 +270,7 @@
           </w:tcPr>
           <w:p>
             <w:r>
-              <w:t>66.6</w:t>
+              <w:t>51.4</w:t>
             </w:r>
           </w:p>
         </w:tc>
@@ -280,7 +280,7 @@
           </w:tcPr>
           <w:p>
             <w:r>
-              <w:t>1109</w:t>
+              <w:t>659</w:t>
             </w:r>
           </w:p>
         </w:tc>
@@ -312,7 +312,7 @@
           </w:tcPr>
           <w:p>
             <w:r>
-              <w:t>94.2</w:t>
+              <w:t>72.6</w:t>
             </w:r>
           </w:p>
         </w:tc>
@@ -322,7 +322,7 @@
           </w:tcPr>
           <w:p>
             <w:r>
-              <w:t>2218</w:t>
+              <w:t>1319</w:t>
             </w:r>
           </w:p>
         </w:tc>
@@ -354,7 +354,7 @@
           </w:tcPr>
           <w:p>
             <w:r>
-              <w:t>115.4</w:t>
+              <w:t>89.0</w:t>
             </w:r>
           </w:p>
         </w:tc>
@@ -364,7 +364,7 @@
           </w:tcPr>
           <w:p>
             <w:r>
-              <w:t>3327</w:t>
+              <w:t>1978</w:t>
             </w:r>
           </w:p>
         </w:tc>
@@ -396,7 +396,7 @@
           </w:tcPr>
           <w:p>
             <w:r>
-              <w:t>47.1</w:t>
+              <w:t>36.3</w:t>
             </w:r>
           </w:p>
         </w:tc>
@@ -406,7 +406,7 @@
           </w:tcPr>
           <w:p>
             <w:r>
-              <w:t>1109</w:t>
+              <w:t>659</w:t>
             </w:r>
           </w:p>
         </w:tc>
@@ -438,7 +438,7 @@
           </w:tcPr>
           <w:p>
             <w:r>
-              <w:t>66.6</w:t>
+              <w:t>51.4</w:t>
             </w:r>
           </w:p>
         </w:tc>
@@ -448,7 +448,7 @@
           </w:tcPr>
           <w:p>
             <w:r>
-              <w:t>2218</w:t>
+              <w:t>1319</w:t>
             </w:r>
           </w:p>
         </w:tc>
@@ -480,7 +480,7 @@
           </w:tcPr>
           <w:p>
             <w:r>
-              <w:t>81.6</w:t>
+              <w:t>62.9</w:t>
             </w:r>
           </w:p>
         </w:tc>
@@ -490,7 +490,7 @@
           </w:tcPr>
           <w:p>
             <w:r>
-              <w:t>3327</w:t>
+              <w:t>1978</w:t>
             </w:r>
           </w:p>
         </w:tc>
@@ -511,7 +511,7 @@
     </w:p>
     <w:p>
       <w:r>
-        <w:t>Calculated required hoop thickness at P0: 0.45 mm</w:t>
+        <w:t>Calculated required hoop thickness at P0: 0.31 mm</w:t>
       </w:r>
     </w:p>
     <w:tbl>
@@ -573,7 +573,7 @@
           </w:tcPr>
           <w:p>
             <w:r>
-              <w:t>20.8</w:t>
+              <w:t>14.3</w:t>
             </w:r>
           </w:p>
         </w:tc>
@@ -583,7 +583,7 @@
           </w:tcPr>
           <w:p>
             <w:r>
-              <w:t>13.27</w:t>
+              <w:t>19.30</w:t>
             </w:r>
           </w:p>
         </w:tc>
@@ -605,7 +605,7 @@
           </w:tcPr>
           <w:p>
             <w:r>
-              <w:t>13.9</w:t>
+              <w:t>9.5</w:t>
             </w:r>
           </w:p>
         </w:tc>
@@ -615,7 +615,7 @@
           </w:tcPr>
           <w:p>
             <w:r>
-              <w:t>19.90</w:t>
+              <w:t>28.95</w:t>
             </w:r>
           </w:p>
         </w:tc>
@@ -637,7 +637,7 @@
           </w:tcPr>
           <w:p>
             <w:r>
-              <w:t>8.3</w:t>
+              <w:t>5.7</w:t>
             </w:r>
           </w:p>
         </w:tc>
@@ -647,7 +647,7 @@
           </w:tcPr>
           <w:p>
             <w:r>
-              <w:t>33.17</w:t>
+              <w:t>48.25</w:t>
             </w:r>
           </w:p>
         </w:tc>
@@ -669,7 +669,7 @@
           </w:tcPr>
           <w:p>
             <w:r>
-              <w:t>5.2</w:t>
+              <w:t>3.6</w:t>
             </w:r>
           </w:p>
         </w:tc>
@@ -679,7 +679,7 @@
           </w:tcPr>
           <w:p>
             <w:r>
-              <w:t>53.08</w:t>
+              <w:t>77.20</w:t>
             </w:r>
           </w:p>
         </w:tc>
@@ -695,22 +695,22 @@
     </w:p>
     <w:p>
       <w:r>
-        <w:t>Simulated muzzle velocity: 32.16 m/s</w:t>
+        <w:t>Simulated muzzle velocity: 27.60 m/s</w:t>
       </w:r>
     </w:p>
     <w:p>
       <w:r>
-        <w:t>Impulse delivered: 32.16 N·s</w:t>
+        <w:t>Impulse delivered: 27.60 N·s</w:t>
       </w:r>
     </w:p>
     <w:p>
       <w:r>
-        <w:t>Discharge time: 31.9 ms</w:t>
+        <w:t>Discharge time: 37.5 ms</w:t>
       </w:r>
     </w:p>
     <w:p>
       <w:r>
-        <w:t>Peak force (sim): 4753 N; Average force: 1008 N</w:t>
+        <w:t>Peak force (sim): 3282 N; Average force: 736 N</w:t>
       </w:r>
     </w:p>
     <w:tbl>
@@ -761,7 +761,7 @@
           </w:tcPr>
           <w:p>
             <w:r>
-              <w:t>32.16</w:t>
+              <w:t>27.60</w:t>
             </w:r>
           </w:p>
         </w:tc>
@@ -783,7 +783,7 @@
           </w:tcPr>
           <w:p>
             <w:r>
-              <w:t>32.16</w:t>
+              <w:t>27.60</w:t>
             </w:r>
           </w:p>
         </w:tc>
@@ -805,7 +805,7 @@
           </w:tcPr>
           <w:p>
             <w:r>
-              <w:t>31.9</w:t>
+              <w:t>37.5</w:t>
             </w:r>
           </w:p>
         </w:tc>
@@ -827,7 +827,7 @@
           </w:tcPr>
           <w:p>
             <w:r>
-              <w:t>4753</w:t>
+              <w:t>3282</w:t>
             </w:r>
           </w:p>
         </w:tc>
@@ -849,7 +849,7 @@
           </w:tcPr>
           <w:p>
             <w:r>
-              <w:t>1008</w:t>
+              <w:t>736</w:t>
             </w:r>
           </w:p>
         </w:tc>
@@ -986,7 +986,7 @@
           </w:tcPr>
           <w:p>
             <w:r>
-              <w:t>9.2176</w:t>
+              <w:t>7.7771</w:t>
             </w:r>
           </w:p>
         </w:tc>
@@ -996,7 +996,7 @@
           </w:tcPr>
           <w:p>
             <w:r>
-              <w:t>9.2176</w:t>
+              <w:t>7.7771</w:t>
             </w:r>
           </w:p>
         </w:tc>
@@ -1006,7 +1006,7 @@
           </w:tcPr>
           <w:p>
             <w:r>
-              <w:t>0.0811</w:t>
+              <w:t>0.0955</w:t>
             </w:r>
           </w:p>
         </w:tc>
@@ -1016,7 +1016,7 @@
           </w:tcPr>
           <w:p>
             <w:r>
-              <w:t>3117.7</w:t>
+              <w:t>2185.8</w:t>
             </w:r>
           </w:p>
         </w:tc>
@@ -1058,7 +1058,7 @@
           </w:tcPr>
           <w:p>
             <w:r>
-              <w:t>10.7605</w:t>
+              <w:t>9.0378</w:t>
             </w:r>
           </w:p>
         </w:tc>
@@ -1068,7 +1068,7 @@
           </w:tcPr>
           <w:p>
             <w:r>
-              <w:t>10.7605</w:t>
+              <w:t>9.0378</w:t>
             </w:r>
           </w:p>
         </w:tc>
@@ -1078,7 +1078,7 @@
           </w:tcPr>
           <w:p>
             <w:r>
-              <w:t>0.0712</w:t>
+              <w:t>0.0840</w:t>
             </w:r>
           </w:p>
         </w:tc>
@@ -1088,7 +1088,7 @@
           </w:tcPr>
           <w:p>
             <w:r>
-              <w:t>3259.0</w:t>
+              <w:t>2251.3</w:t>
             </w:r>
           </w:p>
         </w:tc>
@@ -1130,7 +1130,7 @@
           </w:tcPr>
           <w:p>
             <w:r>
-              <w:t>12.3176</w:t>
+              <w:t>10.2887</w:t>
             </w:r>
           </w:p>
         </w:tc>
@@ -1140,7 +1140,7 @@
           </w:tcPr>
           <w:p>
             <w:r>
-              <w:t>12.3176</w:t>
+              <w:t>10.2887</w:t>
             </w:r>
           </w:p>
         </w:tc>
@@ -1150,7 +1150,7 @@
           </w:tcPr>
           <w:p>
             <w:r>
-              <w:t>0.0640</w:t>
+              <w:t>0.0755</w:t>
             </w:r>
           </w:p>
         </w:tc>
@@ -1160,7 +1160,7 @@
           </w:tcPr>
           <w:p>
             <w:r>
-              <w:t>3384.2</w:t>
+              <w:t>2245.8</w:t>
             </w:r>
           </w:p>
         </w:tc>
@@ -1202,7 +1202,7 @@
           </w:tcPr>
           <w:p>
             <w:r>
-              <w:t>9.1941</w:t>
+              <w:t>7.7903</w:t>
             </w:r>
           </w:p>
         </w:tc>
@@ -1212,7 +1212,7 @@
           </w:tcPr>
           <w:p>
             <w:r>
-              <w:t>9.1941</w:t>
+              <w:t>7.7903</w:t>
             </w:r>
           </w:p>
         </w:tc>
@@ -1222,7 +1222,7 @@
           </w:tcPr>
           <w:p>
             <w:r>
-              <w:t>0.0812</w:t>
+              <w:t>0.0954</w:t>
             </w:r>
           </w:p>
         </w:tc>
@@ -1232,7 +1232,7 @@
           </w:tcPr>
           <w:p>
             <w:r>
-              <w:t>3119.6</w:t>
+              <w:t>2187.4</w:t>
             </w:r>
           </w:p>
         </w:tc>
@@ -1274,7 +1274,7 @@
           </w:tcPr>
           <w:p>
             <w:r>
-              <w:t>10.7247</w:t>
+              <w:t>9.0630</w:t>
             </w:r>
           </w:p>
         </w:tc>
@@ -1284,7 +1284,7 @@
           </w:tcPr>
           <w:p>
             <w:r>
-              <w:t>10.7247</w:t>
+              <w:t>9.0630</w:t>
             </w:r>
           </w:p>
         </w:tc>
@@ -1294,7 +1294,7 @@
           </w:tcPr>
           <w:p>
             <w:r>
-              <w:t>0.0713</w:t>
+              <w:t>0.0837</w:t>
             </w:r>
           </w:p>
         </w:tc>
@@ -1304,7 +1304,7 @@
           </w:tcPr>
           <w:p>
             <w:r>
-              <w:t>3261.6</w:t>
+              <w:t>2252.8</w:t>
             </w:r>
           </w:p>
         </w:tc>
@@ -1346,7 +1346,7 @@
           </w:tcPr>
           <w:p>
             <w:r>
-              <w:t>12.2698</w:t>
+              <w:t>10.3334</w:t>
             </w:r>
           </w:p>
         </w:tc>
@@ -1356,7 +1356,7 @@
           </w:tcPr>
           <w:p>
             <w:r>
-              <w:t>12.2698</w:t>
+              <w:t>10.3334</w:t>
             </w:r>
           </w:p>
         </w:tc>
@@ -1366,7 +1366,7 @@
           </w:tcPr>
           <w:p>
             <w:r>
-              <w:t>0.0641</w:t>
+              <w:t>0.0752</w:t>
             </w:r>
           </w:p>
         </w:tc>
@@ -1376,7 +1376,7 @@
           </w:tcPr>
           <w:p>
             <w:r>
-              <w:t>3386.9</w:t>
+              <w:t>2247.5</w:t>
             </w:r>
           </w:p>
         </w:tc>
@@ -1418,7 +1418,7 @@
           </w:tcPr>
           <w:p>
             <w:r>
-              <w:t>9.1859</w:t>
+              <w:t>7.7940</w:t>
             </w:r>
           </w:p>
         </w:tc>
@@ -1428,7 +1428,7 @@
           </w:tcPr>
           <w:p>
             <w:r>
-              <w:t>9.1859</w:t>
+              <w:t>7.7940</w:t>
             </w:r>
           </w:p>
         </w:tc>
@@ -1438,7 +1438,7 @@
           </w:tcPr>
           <w:p>
             <w:r>
-              <w:t>0.0812</w:t>
+              <w:t>0.0953</w:t>
             </w:r>
           </w:p>
         </w:tc>
@@ -1448,7 +1448,7 @@
           </w:tcPr>
           <w:p>
             <w:r>
-              <w:t>3120.2</w:t>
+              <w:t>2187.9</w:t>
             </w:r>
           </w:p>
         </w:tc>
@@ -1490,7 +1490,7 @@
           </w:tcPr>
           <w:p>
             <w:r>
-              <w:t>10.7117</w:t>
+              <w:t>9.0699</w:t>
             </w:r>
           </w:p>
         </w:tc>
@@ -1500,7 +1500,7 @@
           </w:tcPr>
           <w:p>
             <w:r>
-              <w:t>10.7117</w:t>
+              <w:t>9.0699</w:t>
             </w:r>
           </w:p>
         </w:tc>
@@ -1510,7 +1510,7 @@
           </w:tcPr>
           <w:p>
             <w:r>
-              <w:t>0.0713</w:t>
+              <w:t>0.0837</w:t>
             </w:r>
           </w:p>
         </w:tc>
@@ -1520,7 +1520,7 @@
           </w:tcPr>
           <w:p>
             <w:r>
-              <w:t>3262.5</w:t>
+              <w:t>2253.3</w:t>
             </w:r>
           </w:p>
         </w:tc>
@@ -1562,7 +1562,7 @@
           </w:tcPr>
           <w:p>
             <w:r>
-              <w:t>12.2511</w:t>
+              <w:t>10.3454</w:t>
             </w:r>
           </w:p>
         </w:tc>
@@ -1572,7 +1572,7 @@
           </w:tcPr>
           <w:p>
             <w:r>
-              <w:t>12.2511</w:t>
+              <w:t>10.3454</w:t>
             </w:r>
           </w:p>
         </w:tc>
@@ -1582,7 +1582,7 @@
           </w:tcPr>
           <w:p>
             <w:r>
-              <w:t>0.0641</w:t>
+              <w:t>0.0751</w:t>
             </w:r>
           </w:p>
         </w:tc>
@@ -1592,7 +1592,7 @@
           </w:tcPr>
           <w:p>
             <w:r>
-              <w:t>3387.8</w:t>
+              <w:t>2248.0</w:t>
             </w:r>
           </w:p>
         </w:tc>
@@ -1634,7 +1634,7 @@
           </w:tcPr>
           <w:p>
             <w:r>
-              <w:t>9.1803</w:t>
+              <w:t>7.7963</w:t>
             </w:r>
           </w:p>
         </w:tc>
@@ -1644,7 +1644,7 @@
           </w:tcPr>
           <w:p>
             <w:r>
-              <w:t>9.1803</w:t>
+              <w:t>7.7963</w:t>
             </w:r>
           </w:p>
         </w:tc>
@@ -1654,7 +1654,7 @@
           </w:tcPr>
           <w:p>
             <w:r>
-              <w:t>0.0813</w:t>
+              <w:t>0.0953</w:t>
             </w:r>
           </w:p>
         </w:tc>
@@ -1664,7 +1664,7 @@
           </w:tcPr>
           <w:p>
             <w:r>
-              <w:t>3120.6</w:t>
+              <w:t>2188.3</w:t>
             </w:r>
           </w:p>
         </w:tc>
@@ -1706,7 +1706,7 @@
           </w:tcPr>
           <w:p>
             <w:r>
-              <w:t>10.7028</w:t>
+              <w:t>9.0741</w:t>
             </w:r>
           </w:p>
         </w:tc>
@@ -1716,7 +1716,7 @@
           </w:tcPr>
           <w:p>
             <w:r>
-              <w:t>10.7028</w:t>
+              <w:t>9.0741</w:t>
             </w:r>
           </w:p>
         </w:tc>
@@ -1726,7 +1726,7 @@
           </w:tcPr>
           <w:p>
             <w:r>
-              <w:t>0.0714</w:t>
+              <w:t>0.0836</w:t>
             </w:r>
           </w:p>
         </w:tc>
@@ -1736,7 +1736,7 @@
           </w:tcPr>
           <w:p>
             <w:r>
-              <w:t>3263.1</w:t>
+              <w:t>2253.6</w:t>
             </w:r>
           </w:p>
         </w:tc>
@@ -1778,7 +1778,7 @@
           </w:tcPr>
           <w:p>
             <w:r>
-              <w:t>12.2381</w:t>
+              <w:t>10.3526</w:t>
             </w:r>
           </w:p>
         </w:tc>
@@ -1788,7 +1788,7 @@
           </w:tcPr>
           <w:p>
             <w:r>
-              <w:t>12.2381</w:t>
+              <w:t>10.3526</w:t>
             </w:r>
           </w:p>
         </w:tc>
@@ -1798,7 +1798,7 @@
           </w:tcPr>
           <w:p>
             <w:r>
-              <w:t>0.0641</w:t>
+              <w:t>0.0751</w:t>
             </w:r>
           </w:p>
         </w:tc>
@@ -1808,7 +1808,7 @@
           </w:tcPr>
           <w:p>
             <w:r>
-              <w:t>3388.4</w:t>
+              <w:t>2248.4</w:t>
             </w:r>
           </w:p>
         </w:tc>
@@ -1850,7 +1850,7 @@
           </w:tcPr>
           <w:p>
             <w:r>
-              <w:t>16.2765</w:t>
+              <w:t>13.5262</w:t>
             </w:r>
           </w:p>
         </w:tc>
@@ -1860,7 +1860,7 @@
           </w:tcPr>
           <w:p>
             <w:r>
-              <w:t>16.2765</w:t>
+              <w:t>13.5262</w:t>
             </w:r>
           </w:p>
         </w:tc>
@@ -1870,7 +1870,7 @@
           </w:tcPr>
           <w:p>
             <w:r>
-              <w:t>0.0526</w:t>
+              <w:t>0.0616</w:t>
             </w:r>
           </w:p>
         </w:tc>
@@ -1880,7 +1880,7 @@
           </w:tcPr>
           <w:p>
             <w:r>
-              <w:t>3640.9</w:t>
+              <w:t>2386.8</w:t>
             </w:r>
           </w:p>
         </w:tc>
@@ -1922,7 +1922,7 @@
           </w:tcPr>
           <w:p>
             <w:r>
-              <w:t>18.4284</w:t>
+              <w:t>15.4529</w:t>
             </w:r>
           </w:p>
         </w:tc>
@@ -1932,7 +1932,7 @@
           </w:tcPr>
           <w:p>
             <w:r>
-              <w:t>18.4284</w:t>
+              <w:t>15.4529</w:t>
             </w:r>
           </w:p>
         </w:tc>
@@ -1942,7 +1942,7 @@
           </w:tcPr>
           <w:p>
             <w:r>
-              <w:t>0.0481</w:t>
+              <w:t>0.0562</w:t>
             </w:r>
           </w:p>
         </w:tc>
@@ -1952,7 +1952,7 @@
           </w:tcPr>
           <w:p>
             <w:r>
-              <w:t>3648.4</w:t>
+              <w:t>2456.4</w:t>
             </w:r>
           </w:p>
         </w:tc>
@@ -1994,7 +1994,7 @@
           </w:tcPr>
           <w:p>
             <w:r>
-              <w:t>20.2719</w:t>
+              <w:t>17.0951</w:t>
             </w:r>
           </w:p>
         </w:tc>
@@ -2004,7 +2004,7 @@
           </w:tcPr>
           <w:p>
             <w:r>
-              <w:t>20.2719</w:t>
+              <w:t>17.0951</w:t>
             </w:r>
           </w:p>
         </w:tc>
@@ -2014,7 +2014,7 @@
           </w:tcPr>
           <w:p>
             <w:r>
-              <w:t>0.0448</w:t>
+              <w:t>0.0524</w:t>
             </w:r>
           </w:p>
         </w:tc>
@@ -2024,7 +2024,7 @@
           </w:tcPr>
           <w:p>
             <w:r>
-              <w:t>3951.5</w:t>
+              <w:t>2731.4</w:t>
             </w:r>
           </w:p>
         </w:tc>
@@ -2066,7 +2066,7 @@
           </w:tcPr>
           <w:p>
             <w:r>
-              <w:t>16.2861</w:t>
+              <w:t>13.6793</w:t>
             </w:r>
           </w:p>
         </w:tc>
@@ -2076,7 +2076,7 @@
           </w:tcPr>
           <w:p>
             <w:r>
-              <w:t>16.2861</w:t>
+              <w:t>13.6793</w:t>
             </w:r>
           </w:p>
         </w:tc>
@@ -2086,7 +2086,7 @@
           </w:tcPr>
           <w:p>
             <w:r>
-              <w:t>0.0524</w:t>
+              <w:t>0.0612</w:t>
             </w:r>
           </w:p>
         </w:tc>
@@ -2096,7 +2096,7 @@
           </w:tcPr>
           <w:p>
             <w:r>
-              <w:t>3644.1</w:t>
+              <w:t>2390.3</w:t>
             </w:r>
           </w:p>
         </w:tc>
@@ -2138,7 +2138,7 @@
           </w:tcPr>
           <w:p>
             <w:r>
-              <w:t>18.5156</w:t>
+              <w:t>15.6795</w:t>
             </w:r>
           </w:p>
         </w:tc>
@@ -2148,7 +2148,7 @@
           </w:tcPr>
           <w:p>
             <w:r>
-              <w:t>18.5156</w:t>
+              <w:t>15.6795</w:t>
             </w:r>
           </w:p>
         </w:tc>
@@ -2158,7 +2158,7 @@
           </w:tcPr>
           <w:p>
             <w:r>
-              <w:t>0.0479</w:t>
+              <w:t>0.0558</w:t>
             </w:r>
           </w:p>
         </w:tc>
@@ -2168,7 +2168,7 @@
           </w:tcPr>
           <w:p>
             <w:r>
-              <w:t>3651.9</w:t>
+              <w:t>2457.1</w:t>
             </w:r>
           </w:p>
         </w:tc>
@@ -2210,7 +2210,7 @@
           </w:tcPr>
           <w:p>
             <w:r>
-              <w:t>20.4358</w:t>
+              <w:t>17.3920</w:t>
             </w:r>
           </w:p>
         </w:tc>
@@ -2220,7 +2220,7 @@
           </w:tcPr>
           <w:p>
             <w:r>
-              <w:t>20.4358</w:t>
+              <w:t>17.3920</w:t>
             </w:r>
           </w:p>
         </w:tc>
@@ -2230,7 +2230,7 @@
           </w:tcPr>
           <w:p>
             <w:r>
-              <w:t>0.0446</w:t>
+              <w:t>0.0519</w:t>
             </w:r>
           </w:p>
         </w:tc>
@@ -2240,7 +2240,7 @@
           </w:tcPr>
           <w:p>
             <w:r>
-              <w:t>3952.8</w:t>
+              <w:t>2732.4</w:t>
             </w:r>
           </w:p>
         </w:tc>
@@ -2282,7 +2282,7 @@
           </w:tcPr>
           <w:p>
             <w:r>
-              <w:t>16.2799</w:t>
+              <w:t>13.7203</w:t>
             </w:r>
           </w:p>
         </w:tc>
@@ -2292,7 +2292,7 @@
           </w:tcPr>
           <w:p>
             <w:r>
-              <w:t>16.2799</w:t>
+              <w:t>13.7203</w:t>
             </w:r>
           </w:p>
         </w:tc>
@@ -2302,7 +2302,7 @@
           </w:tcPr>
           <w:p>
             <w:r>
-              <w:t>0.0524</w:t>
+              <w:t>0.0611</w:t>
             </w:r>
           </w:p>
         </w:tc>
@@ -2312,7 +2312,7 @@
           </w:tcPr>
           <w:p>
             <w:r>
-              <w:t>3645.1</w:t>
+              <w:t>2391.4</w:t>
             </w:r>
           </w:p>
         </w:tc>
@@ -2354,7 +2354,7 @@
           </w:tcPr>
           <w:p>
             <w:r>
-              <w:t>18.5327</w:t>
+              <w:t>15.7440</w:t>
             </w:r>
           </w:p>
         </w:tc>
@@ -2364,7 +2364,7 @@
           </w:tcPr>
           <w:p>
             <w:r>
-              <w:t>18.5327</w:t>
+              <w:t>15.7440</w:t>
             </w:r>
           </w:p>
         </w:tc>
@@ -2374,7 +2374,7 @@
           </w:tcPr>
           <w:p>
             <w:r>
-              <w:t>0.0478</w:t>
+              <w:t>0.0556</w:t>
             </w:r>
           </w:p>
         </w:tc>
@@ -2384,7 +2384,7 @@
           </w:tcPr>
           <w:p>
             <w:r>
-              <w:t>3653.0</w:t>
+              <w:t>2457.3</w:t>
             </w:r>
           </w:p>
         </w:tc>
@@ -2426,7 +2426,7 @@
           </w:tcPr>
           <w:p>
             <w:r>
-              <w:t>20.4777</w:t>
+              <w:t>17.4802</w:t>
             </w:r>
           </w:p>
         </w:tc>
@@ -2436,7 +2436,7 @@
           </w:tcPr>
           <w:p>
             <w:r>
-              <w:t>20.4777</w:t>
+              <w:t>17.4802</w:t>
             </w:r>
           </w:p>
         </w:tc>
@@ -2446,7 +2446,7 @@
           </w:tcPr>
           <w:p>
             <w:r>
-              <w:t>0.0445</w:t>
+              <w:t>0.0517</w:t>
             </w:r>
           </w:p>
         </w:tc>
@@ -2456,7 +2456,7 @@
           </w:tcPr>
           <w:p>
             <w:r>
-              <w:t>3953.2</w:t>
+              <w:t>2732.8</w:t>
             </w:r>
           </w:p>
         </w:tc>
@@ -2498,7 +2498,7 @@
           </w:tcPr>
           <w:p>
             <w:r>
-              <w:t>16.2723</w:t>
+              <w:t>13.7445</w:t>
             </w:r>
           </w:p>
         </w:tc>
@@ -2508,7 +2508,7 @@
           </w:tcPr>
           <w:p>
             <w:r>
-              <w:t>16.2723</w:t>
+              <w:t>13.7445</w:t>
             </w:r>
           </w:p>
         </w:tc>
@@ -2518,7 +2518,7 @@
           </w:tcPr>
           <w:p>
             <w:r>
-              <w:t>0.0524</w:t>
+              <w:t>0.0610</w:t>
             </w:r>
           </w:p>
         </w:tc>
@@ -2528,7 +2528,7 @@
           </w:tcPr>
           <w:p>
             <w:r>
-              <w:t>3645.8</w:t>
+              <w:t>2392.2</w:t>
             </w:r>
           </w:p>
         </w:tc>
@@ -2570,7 +2570,7 @@
           </w:tcPr>
           <w:p>
             <w:r>
-              <w:t>18.5442</w:t>
+              <w:t>15.7848</w:t>
             </w:r>
           </w:p>
         </w:tc>
@@ -2580,7 +2580,7 @@
           </w:tcPr>
           <w:p>
             <w:r>
-              <w:t>18.5442</w:t>
+              <w:t>15.7848</w:t>
             </w:r>
           </w:p>
         </w:tc>
@@ -2590,7 +2590,7 @@
           </w:tcPr>
           <w:p>
             <w:r>
-              <w:t>0.0478</w:t>
+              <w:t>0.0555</w:t>
             </w:r>
           </w:p>
         </w:tc>
@@ -2600,7 +2600,7 @@
           </w:tcPr>
           <w:p>
             <w:r>
-              <w:t>3653.8</w:t>
+              <w:t>2457.4</w:t>
             </w:r>
           </w:p>
         </w:tc>
@@ -2642,7 +2642,7 @@
           </w:tcPr>
           <w:p>
             <w:r>
-              <w:t>20.5000</w:t>
+              <w:t>17.5377</w:t>
             </w:r>
           </w:p>
         </w:tc>
@@ -2652,7 +2652,7 @@
           </w:tcPr>
           <w:p>
             <w:r>
-              <w:t>20.5000</w:t>
+              <w:t>17.5377</w:t>
             </w:r>
           </w:p>
         </w:tc>
@@ -2662,7 +2662,7 @@
           </w:tcPr>
           <w:p>
             <w:r>
-              <w:t>0.0444</w:t>
+              <w:t>0.0516</w:t>
             </w:r>
           </w:p>
         </w:tc>
@@ -2672,7 +2672,7 @@
           </w:tcPr>
           <w:p>
             <w:r>
-              <w:t>3953.5</w:t>
+              <w:t>2733.0</w:t>
             </w:r>
           </w:p>
         </w:tc>
@@ -2714,7 +2714,7 @@
           </w:tcPr>
           <w:p>
             <w:r>
-              <w:t>22.4434</w:t>
+              <w:t>19.0088</w:t>
             </w:r>
           </w:p>
         </w:tc>
@@ -2724,7 +2724,7 @@
           </w:tcPr>
           <w:p>
             <w:r>
-              <w:t>22.4434</w:t>
+              <w:t>19.0088</w:t>
             </w:r>
           </w:p>
         </w:tc>
@@ -2734,7 +2734,7 @@
           </w:tcPr>
           <w:p>
             <w:r>
-              <w:t>0.0415</w:t>
+              <w:t>0.0486</w:t>
             </w:r>
           </w:p>
         </w:tc>
@@ -2744,7 +2744,7 @@
           </w:tcPr>
           <w:p>
             <w:r>
-              <w:t>4381.1</w:t>
+              <w:t>2989.5</w:t>
             </w:r>
           </w:p>
         </w:tc>
@@ -2786,7 +2786,7 @@
           </w:tcPr>
           <w:p>
             <w:r>
-              <w:t>24.5318</w:t>
+              <w:t>20.8232</w:t>
             </w:r>
           </w:p>
         </w:tc>
@@ -2796,7 +2796,7 @@
           </w:tcPr>
           <w:p>
             <w:r>
-              <w:t>24.5318</w:t>
+              <w:t>20.8232</w:t>
             </w:r>
           </w:p>
         </w:tc>
@@ -2806,7 +2806,7 @@
           </w:tcPr>
           <w:p>
             <w:r>
-              <w:t>0.0388</w:t>
+              <w:t>0.0455</w:t>
             </w:r>
           </w:p>
         </w:tc>
@@ -2816,7 +2816,7 @@
           </w:tcPr>
           <w:p>
             <w:r>
-              <w:t>4541.2</w:t>
+              <w:t>2976.9</w:t>
             </w:r>
           </w:p>
         </w:tc>
@@ -2858,7 +2858,7 @@
           </w:tcPr>
           <w:p>
             <w:r>
-              <w:t>26.3350</w:t>
+              <w:t>22.3461</w:t>
             </w:r>
           </w:p>
         </w:tc>
@@ -2868,7 +2868,7 @@
           </w:tcPr>
           <w:p>
             <w:r>
-              <w:t>26.3350</w:t>
+              <w:t>22.3461</w:t>
             </w:r>
           </w:p>
         </w:tc>
@@ -2878,7 +2878,7 @@
           </w:tcPr>
           <w:p>
             <w:r>
-              <w:t>0.0369</w:t>
+              <w:t>0.0432</w:t>
             </w:r>
           </w:p>
         </w:tc>
@@ -2888,7 +2888,7 @@
           </w:tcPr>
           <w:p>
             <w:r>
-              <w:t>4194.5</w:t>
+              <w:t>2834.0</w:t>
             </w:r>
           </w:p>
         </w:tc>
@@ -2930,7 +2930,7 @@
           </w:tcPr>
           <w:p>
             <w:r>
-              <w:t>22.6998</w:t>
+              <w:t>19.3993</w:t>
             </w:r>
           </w:p>
         </w:tc>
@@ -2940,7 +2940,7 @@
           </w:tcPr>
           <w:p>
             <w:r>
-              <w:t>22.6998</w:t>
+              <w:t>19.3993</w:t>
             </w:r>
           </w:p>
         </w:tc>
@@ -2950,7 +2950,7 @@
           </w:tcPr>
           <w:p>
             <w:r>
-              <w:t>0.0412</w:t>
+              <w:t>0.0480</w:t>
             </w:r>
           </w:p>
         </w:tc>
@@ -2960,7 +2960,7 @@
           </w:tcPr>
           <w:p>
             <w:r>
-              <w:t>4383.5</w:t>
+              <w:t>2991.4</w:t>
             </w:r>
           </w:p>
         </w:tc>
@@ -3002,7 +3002,7 @@
           </w:tcPr>
           <w:p>
             <w:r>
-              <w:t>24.9035</w:t>
+              <w:t>21.3281</w:t>
             </w:r>
           </w:p>
         </w:tc>
@@ -3012,7 +3012,7 @@
           </w:tcPr>
           <w:p>
             <w:r>
-              <w:t>24.9035</w:t>
+              <w:t>21.3281</w:t>
             </w:r>
           </w:p>
         </w:tc>
@@ -3022,7 +3022,7 @@
           </w:tcPr>
           <w:p>
             <w:r>
-              <w:t>0.0385</w:t>
+              <w:t>0.0449</w:t>
             </w:r>
           </w:p>
         </w:tc>
@@ -3032,7 +3032,7 @@
           </w:tcPr>
           <w:p>
             <w:r>
-              <w:t>4546.1</w:t>
+              <w:t>2981.3</w:t>
             </w:r>
           </w:p>
         </w:tc>
@@ -3074,7 +3074,7 @@
           </w:tcPr>
           <w:p>
             <w:r>
-              <w:t>26.8043</w:t>
+              <w:t>22.9690</w:t>
             </w:r>
           </w:p>
         </w:tc>
@@ -3084,7 +3084,7 @@
           </w:tcPr>
           <w:p>
             <w:r>
-              <w:t>26.8043</w:t>
+              <w:t>22.9690</w:t>
             </w:r>
           </w:p>
         </w:tc>
@@ -3094,7 +3094,7 @@
           </w:tcPr>
           <w:p>
             <w:r>
-              <w:t>0.0365</w:t>
+              <w:t>0.0426</w:t>
             </w:r>
           </w:p>
         </w:tc>
@@ -3104,7 +3104,7 @@
           </w:tcPr>
           <w:p>
             <w:r>
-              <w:t>4184.2</w:t>
+              <w:t>2841.3</w:t>
             </w:r>
           </w:p>
         </w:tc>
@@ -3777,7 +3777,7 @@
           </w:tcPr>
           <w:p>
             <w:r>
-              <w:t>38.307600282677335</w:t>
+              <w:t>31.14752690198767</w:t>
             </w:r>
           </w:p>
         </w:tc>
@@ -3799,7 +3799,7 @@
           </w:tcPr>
           <w:p>
             <w:r>
-              <w:t>38.307600282677335</w:t>
+              <w:t>31.14752690198767</w:t>
             </w:r>
           </w:p>
         </w:tc>
@@ -3821,7 +3821,7 @@
           </w:tcPr>
           <w:p>
             <w:r>
-              <w:t>0.02739999999999989</w:t>
+              <w:t>0.03339999999999993</w:t>
             </w:r>
           </w:p>
         </w:tc>
@@ -3843,7 +3843,7 @@
           </w:tcPr>
           <w:p>
             <w:r>
-              <w:t>10694.11419802843</w:t>
+              <w:t>7384.324205739658</w:t>
             </w:r>
           </w:p>
         </w:tc>
@@ -4061,12 +4061,78 @@
     </w:p>
     <w:p>
       <w:r>
-        <w:t>Calculated required hoop thickness at working pressure (15.0 bar gauge) is ≈ 0.45 mm.</w:t>
+        <w:t>Calculated required hoop thickness at working pressure (10.0 bar gauge) is ≈ 0.31 mm.</w:t>
       </w:r>
     </w:p>
     <w:p>
       <w:r>
         <w:t>Recommendation: select a standard tube/wall thickness equal to or greater than the calculated required thickness, and verify endcap/flange/bolt margins separately. Use ASME/EN pressure-vessel rules or certified fittings for the chamber when safety is critical.</w:t>
+      </w:r>
+    </w:p>
+    <w:p>
+      <w:pPr>
+        <w:pStyle w:val="Heading1"/>
+      </w:pPr>
+      <w:r>
+        <w:t>Governing ODE System for Launcher Simulation</w:t>
+      </w:r>
+    </w:p>
+    <w:p>
+      <w:r>
+        <w:t>The launcher’s internal ballistics are modeled as a coupled system of ordinary differential equations (ODEs), solved numerically at each timestep. The state vector is:</w:t>
+        <w:br/>
+        <w:br/>
+        <w:t xml:space="preserve">    s(t) = [x, v, P, m]</w:t>
+        <w:br/>
+        <w:br/>
+        <w:t>where:</w:t>
+        <w:br/>
+        <w:t xml:space="preserve">  x = projectile position</w:t>
+        <w:br/>
+        <w:t xml:space="preserve">  v = projectile velocity</w:t>
+        <w:br/>
+        <w:t xml:space="preserve">  P = chamber pressure</w:t>
+        <w:br/>
+        <w:t xml:space="preserve">  m = mass of gas in chamber</w:t>
+        <w:br/>
+        <w:br/>
+        <w:t>The system:</w:t>
+        <w:br/>
+        <w:t>1. Projectile motion (Newton’s law):</w:t>
+        <w:br/>
+        <w:t xml:space="preserve">   dv/dt = (P * A_bore - F_friction) / m_payload</w:t>
+        <w:br/>
+        <w:t>2. Kinematics:</w:t>
+        <w:br/>
+        <w:t xml:space="preserve">   dx/dt = v</w:t>
+        <w:br/>
+        <w:t>3. Gas mass balance:</w:t>
+        <w:br/>
+        <w:t xml:space="preserve">   dm/dt = -m_dot_out</w:t>
+        <w:br/>
+        <w:t>4. Pressure evolution (ideal gas, real-gas correction applied in code):</w:t>
+        <w:br/>
+        <w:t xml:space="preserve">   P = m * R * T / V(t)</w:t>
+        <w:br/>
+        <w:t xml:space="preserve">   dP/dt = (R * T / V) * dm/dt - (m * R * T / V^2) * dV/dt</w:t>
+        <w:br/>
+        <w:t>5. Chamber volume change (moving projectile):</w:t>
+        <w:br/>
+        <w:t xml:space="preserve">   V(t) = V0 + A_bore * x(t)</w:t>
+        <w:br/>
+        <w:t xml:space="preserve">   dV/dt = A_bore * v</w:t>
+        <w:br/>
+        <w:t>6. Valve mass flow (critical):</w:t>
+        <w:br/>
+        <w:t xml:space="preserve">   Choked: m_dot_out = Cd * A_orifice * P * sqrt(gamma / (R * T)) * (2/(gamma+1))^((gamma+1)/(2*(gamma-1)))</w:t>
+        <w:br/>
+        <w:t xml:space="preserve">   Subsonic: m_dot_out = f(Cv, P_up, P_down)</w:t>
+        <w:br/>
+        <w:br/>
+        <w:t>Key insight: There is no single closed-form velocity equation. The exit velocity is obtained by integrating this ODE system over time.</w:t>
+        <w:br/>
+        <w:br/>
+        <w:t>This system is implemented in simulate_transient() in scripts/gen_doc.py.</w:t>
       </w:r>
     </w:p>
     <w:sectPr>

--- a/docs/pneumatic_launcher_analysis_complete.docx
+++ b/docs/pneumatic_launcher_analysis_complete.docx
@@ -4067,6 +4067,117 @@
     <w:p>
       <w:r>
         <w:t>Recommendation: select a standard tube/wall thickness equal to or greater than the calculated required thickness, and verify endcap/flange/bolt margins separately. Use ASME/EN pressure-vessel rules or certified fittings for the chamber when safety is critical.</w:t>
+      </w:r>
+    </w:p>
+    <w:p>
+      <w:pPr>
+        <w:pStyle w:val="Heading1"/>
+      </w:pPr>
+      <w:r>
+        <w:t>Barrel–Payload Geometric Compatibility Constraint</w:t>
+      </w:r>
+    </w:p>
+    <w:p>
+      <w:r>
+        <w:t>The payload–sabot assembly shall fit within the barrel internal diameter under all operating conditions without interference.</w:t>
+      </w:r>
+    </w:p>
+    <w:p>
+      <w:pPr>
+        <w:pStyle w:val="Heading2"/>
+      </w:pPr>
+      <w:r>
+        <w:t>Core Constraint</w:t>
+      </w:r>
+    </w:p>
+    <w:p>
+      <w:r>
+        <w:t>Clearance condition:</w:t>
+        <w:br/>
+        <w:br/>
+        <w:t xml:space="preserve">    D_eq + 2·C_sab ≤ D_barrel,min</w:t>
+        <w:br/>
+        <w:br/>
+        <w:t>where:</w:t>
+        <w:br/>
+        <w:t xml:space="preserve">  D_eq        = √(W² + H²)   (worst-case diagonal envelope of payload cross-section)</w:t>
+        <w:br/>
+        <w:t xml:space="preserve">  C_sab       = sabot radial clearance per side</w:t>
+        <w:br/>
+        <w:t xml:space="preserve">  D_barrel,min = D_barrel,nom − manufacturing tolerance</w:t>
+      </w:r>
+    </w:p>
+    <w:p>
+      <w:pPr>
+        <w:pStyle w:val="Heading2"/>
+      </w:pPr>
+      <w:r>
+        <w:t>Numerical Check</w:t>
+      </w:r>
+    </w:p>
+    <w:p>
+      <w:r>
+        <w:t>Given:</w:t>
+        <w:br/>
+        <w:t xml:space="preserve">  W = 40 mm,  H = 45 mm  ⇒  D_eq = √(40² + 45²) = 60.2 mm</w:t>
+        <w:br/>
+        <w:t xml:space="preserve">  C_sab = 1.5 mm  ⇒  2·C_sab = 3.0 mm</w:t>
+        <w:br/>
+        <w:t xml:space="preserve">  D_barrel,nom = 52 mm,  tolerance = ±0.3 mm</w:t>
+        <w:br/>
+        <w:t xml:space="preserve">  ⇒  D_barrel,min = 51.7 mm</w:t>
+        <w:br/>
+        <w:br/>
+        <w:t>Check:</w:t>
+        <w:br/>
+        <w:t xml:space="preserve">  D_eq + 2·C_sab = 60.2 + 3.0 = 63.2 mm</w:t>
+        <w:br/>
+        <w:t xml:space="preserve">  63.2 mm  &gt;  51.7 mm  ⇒  INTERFERENCE if payload is misaligned in barrel</w:t>
+      </w:r>
+    </w:p>
+    <w:p>
+      <w:pPr>
+        <w:pStyle w:val="Heading2"/>
+      </w:pPr>
+      <w:r>
+        <w:t>Interpretation</w:t>
+      </w:r>
+    </w:p>
+    <w:p>
+      <w:r>
+        <w:t>The payload does not satisfy the worst-case diagonal envelope constraint. Unconstrained rotation inside the barrel will result in interference (jamming). A sabot or alignment feature is mandatory to constrain the payload orientation and ensure the presented envelope does not exceed D_barrel,min.</w:t>
+      </w:r>
+    </w:p>
+    <w:p>
+      <w:pPr>
+        <w:pStyle w:val="Heading2"/>
+      </w:pPr>
+      <w:r>
+        <w:t>Design Requirements</w:t>
+      </w:r>
+    </w:p>
+    <w:p>
+      <w:r>
+        <w:rPr>
+          <w:b/>
+        </w:rPr>
+        <w:t>Requirement G-01:</w:t>
+        <w:br/>
+      </w:r>
+      <w:r>
+        <w:t>The sabot shall enforce axial alignment such that payload rotation is constrained and the effective envelope presented to the barrel remains within D_barrel,min.</w:t>
+        <w:br/>
+        <w:br/>
+      </w:r>
+      <w:r>
+        <w:rPr>
+          <w:b/>
+        </w:rPr>
+        <w:t>Requirement G-02:</w:t>
+        <w:br/>
+      </w:r>
+      <w:r>
+        <w:t>Total radial clearance (including sabot) shall be limited to 1.0–1.5 mm per side to prevent tilt-induced interference while maintaining acceptable friction and ease of loading.</w:t>
       </w:r>
     </w:p>
     <w:p>

--- a/docs/pneumatic_launcher_analysis_complete.docx
+++ b/docs/pneumatic_launcher_analysis_complete.docx
@@ -7,7 +7,7 @@
         <w:pStyle w:val="Title"/>
       </w:pPr>
       <w:r>
-        <w:t>Pneumatic Launcher — Complete Analysis</w:t>
+        <w:t>Pneumatic Launcher — Complete Technical Analysis</w:t>
       </w:r>
     </w:p>
     <w:p>
@@ -15,503 +15,12 @@
         <w:pStyle w:val="Heading1"/>
       </w:pPr>
       <w:r>
-        <w:t>Input Parameters</w:t>
+        <w:t>1. Input Parameters</w:t>
       </w:r>
     </w:p>
     <w:p>
       <w:r>
-        <w:t>Charge chamber volume: 1.0 mL</w:t>
-      </w:r>
-    </w:p>
-    <w:p>
-      <w:r>
-        <w:t>Working pressure (gauge): 10.0 bar</w:t>
-      </w:r>
-    </w:p>
-    <w:p>
-      <w:r>
-        <w:t>Barrel ID: 52 mm; Length: 700 mm</w:t>
-      </w:r>
-    </w:p>
-    <w:p>
-      <w:pPr>
-        <w:pStyle w:val="Heading1"/>
-      </w:pPr>
-      <w:r>
-        <w:t>Theoretical Energy Estimates</w:t>
-      </w:r>
-    </w:p>
-    <w:p>
-      <w:r>
-        <w:t>Ideal isothermal work: 2637.7 J</w:t>
-      </w:r>
-    </w:p>
-    <w:p>
-      <w:r>
-        <w:t xml:space="preserve">Isothermal formula: </w:t>
-      </w:r>
-      <m:oMath>
-        <m:r>
-          <m:t>W = P_0 V_0 ln(P_0 / P_f)</m:t>
-        </m:r>
-      </m:oMath>
-    </w:p>
-    <w:p>
-      <w:pPr>
-        <w:pStyle w:val="Heading1"/>
-      </w:pPr>
-      <w:r>
-        <w:t>Representative Payload Scenarios</w:t>
-      </w:r>
-    </w:p>
-    <w:tbl>
-      <w:tblPr>
-        <w:tblW w:type="auto" w:w="0"/>
-        <w:tblLook w:firstColumn="1" w:firstRow="1" w:lastColumn="0" w:lastRow="0" w:noHBand="0" w:noVBand="1" w:val="04A0"/>
-      </w:tblPr>
-      <w:tblGrid>
-        <w:gridCol w:w="2160"/>
-        <w:gridCol w:w="2160"/>
-        <w:gridCol w:w="2160"/>
-        <w:gridCol w:w="2160"/>
-      </w:tblGrid>
-      <w:tr>
-        <w:tc>
-          <w:tcPr>
-            <w:tcW w:type="dxa" w:w="2160"/>
-          </w:tcPr>
-          <w:p>
-            <w:r>
-              <w:t>Mass (kg)</w:t>
-            </w:r>
-          </w:p>
-        </w:tc>
-        <w:tc>
-          <w:tcPr>
-            <w:tcW w:type="dxa" w:w="2160"/>
-          </w:tcPr>
-          <w:p>
-            <w:r>
-              <w:t>Efficiency (%)</w:t>
-            </w:r>
-          </w:p>
-        </w:tc>
-        <w:tc>
-          <w:tcPr>
-            <w:tcW w:type="dxa" w:w="2160"/>
-          </w:tcPr>
-          <w:p>
-            <w:r>
-              <w:t>Muzzle velocity (m/s)</w:t>
-            </w:r>
-          </w:p>
-        </w:tc>
-        <w:tc>
-          <w:tcPr>
-            <w:tcW w:type="dxa" w:w="2160"/>
-          </w:tcPr>
-          <w:p>
-            <w:r>
-              <w:t>Energy (J)</w:t>
-            </w:r>
-          </w:p>
-        </w:tc>
-      </w:tr>
-      <w:tr>
-        <w:tc>
-          <w:tcPr>
-            <w:tcW w:type="dxa" w:w="2160"/>
-          </w:tcPr>
-          <w:p>
-            <w:r>
-              <w:t>0.20</w:t>
-            </w:r>
-          </w:p>
-        </w:tc>
-        <w:tc>
-          <w:tcPr>
-            <w:tcW w:type="dxa" w:w="2160"/>
-          </w:tcPr>
-          <w:p>
-            <w:r>
-              <w:t>25</w:t>
-            </w:r>
-          </w:p>
-        </w:tc>
-        <w:tc>
-          <w:tcPr>
-            <w:tcW w:type="dxa" w:w="2160"/>
-          </w:tcPr>
-          <w:p>
-            <w:r>
-              <w:t>81.2</w:t>
-            </w:r>
-          </w:p>
-        </w:tc>
-        <w:tc>
-          <w:tcPr>
-            <w:tcW w:type="dxa" w:w="2160"/>
-          </w:tcPr>
-          <w:p>
-            <w:r>
-              <w:t>659</w:t>
-            </w:r>
-          </w:p>
-        </w:tc>
-      </w:tr>
-      <w:tr>
-        <w:tc>
-          <w:tcPr>
-            <w:tcW w:type="dxa" w:w="2160"/>
-          </w:tcPr>
-          <w:p>
-            <w:r>
-              <w:t>0.20</w:t>
-            </w:r>
-          </w:p>
-        </w:tc>
-        <w:tc>
-          <w:tcPr>
-            <w:tcW w:type="dxa" w:w="2160"/>
-          </w:tcPr>
-          <w:p>
-            <w:r>
-              <w:t>50</w:t>
-            </w:r>
-          </w:p>
-        </w:tc>
-        <w:tc>
-          <w:tcPr>
-            <w:tcW w:type="dxa" w:w="2160"/>
-          </w:tcPr>
-          <w:p>
-            <w:r>
-              <w:t>114.8</w:t>
-            </w:r>
-          </w:p>
-        </w:tc>
-        <w:tc>
-          <w:tcPr>
-            <w:tcW w:type="dxa" w:w="2160"/>
-          </w:tcPr>
-          <w:p>
-            <w:r>
-              <w:t>1319</w:t>
-            </w:r>
-          </w:p>
-        </w:tc>
-      </w:tr>
-      <w:tr>
-        <w:tc>
-          <w:tcPr>
-            <w:tcW w:type="dxa" w:w="2160"/>
-          </w:tcPr>
-          <w:p>
-            <w:r>
-              <w:t>0.20</w:t>
-            </w:r>
-          </w:p>
-        </w:tc>
-        <w:tc>
-          <w:tcPr>
-            <w:tcW w:type="dxa" w:w="2160"/>
-          </w:tcPr>
-          <w:p>
-            <w:r>
-              <w:t>75</w:t>
-            </w:r>
-          </w:p>
-        </w:tc>
-        <w:tc>
-          <w:tcPr>
-            <w:tcW w:type="dxa" w:w="2160"/>
-          </w:tcPr>
-          <w:p>
-            <w:r>
-              <w:t>140.7</w:t>
-            </w:r>
-          </w:p>
-        </w:tc>
-        <w:tc>
-          <w:tcPr>
-            <w:tcW w:type="dxa" w:w="2160"/>
-          </w:tcPr>
-          <w:p>
-            <w:r>
-              <w:t>1978</w:t>
-            </w:r>
-          </w:p>
-        </w:tc>
-      </w:tr>
-      <w:tr>
-        <w:tc>
-          <w:tcPr>
-            <w:tcW w:type="dxa" w:w="2160"/>
-          </w:tcPr>
-          <w:p>
-            <w:r>
-              <w:t>0.50</w:t>
-            </w:r>
-          </w:p>
-        </w:tc>
-        <w:tc>
-          <w:tcPr>
-            <w:tcW w:type="dxa" w:w="2160"/>
-          </w:tcPr>
-          <w:p>
-            <w:r>
-              <w:t>25</w:t>
-            </w:r>
-          </w:p>
-        </w:tc>
-        <w:tc>
-          <w:tcPr>
-            <w:tcW w:type="dxa" w:w="2160"/>
-          </w:tcPr>
-          <w:p>
-            <w:r>
-              <w:t>51.4</w:t>
-            </w:r>
-          </w:p>
-        </w:tc>
-        <w:tc>
-          <w:tcPr>
-            <w:tcW w:type="dxa" w:w="2160"/>
-          </w:tcPr>
-          <w:p>
-            <w:r>
-              <w:t>659</w:t>
-            </w:r>
-          </w:p>
-        </w:tc>
-      </w:tr>
-      <w:tr>
-        <w:tc>
-          <w:tcPr>
-            <w:tcW w:type="dxa" w:w="2160"/>
-          </w:tcPr>
-          <w:p>
-            <w:r>
-              <w:t>0.50</w:t>
-            </w:r>
-          </w:p>
-        </w:tc>
-        <w:tc>
-          <w:tcPr>
-            <w:tcW w:type="dxa" w:w="2160"/>
-          </w:tcPr>
-          <w:p>
-            <w:r>
-              <w:t>50</w:t>
-            </w:r>
-          </w:p>
-        </w:tc>
-        <w:tc>
-          <w:tcPr>
-            <w:tcW w:type="dxa" w:w="2160"/>
-          </w:tcPr>
-          <w:p>
-            <w:r>
-              <w:t>72.6</w:t>
-            </w:r>
-          </w:p>
-        </w:tc>
-        <w:tc>
-          <w:tcPr>
-            <w:tcW w:type="dxa" w:w="2160"/>
-          </w:tcPr>
-          <w:p>
-            <w:r>
-              <w:t>1319</w:t>
-            </w:r>
-          </w:p>
-        </w:tc>
-      </w:tr>
-      <w:tr>
-        <w:tc>
-          <w:tcPr>
-            <w:tcW w:type="dxa" w:w="2160"/>
-          </w:tcPr>
-          <w:p>
-            <w:r>
-              <w:t>0.50</w:t>
-            </w:r>
-          </w:p>
-        </w:tc>
-        <w:tc>
-          <w:tcPr>
-            <w:tcW w:type="dxa" w:w="2160"/>
-          </w:tcPr>
-          <w:p>
-            <w:r>
-              <w:t>75</w:t>
-            </w:r>
-          </w:p>
-        </w:tc>
-        <w:tc>
-          <w:tcPr>
-            <w:tcW w:type="dxa" w:w="2160"/>
-          </w:tcPr>
-          <w:p>
-            <w:r>
-              <w:t>89.0</w:t>
-            </w:r>
-          </w:p>
-        </w:tc>
-        <w:tc>
-          <w:tcPr>
-            <w:tcW w:type="dxa" w:w="2160"/>
-          </w:tcPr>
-          <w:p>
-            <w:r>
-              <w:t>1978</w:t>
-            </w:r>
-          </w:p>
-        </w:tc>
-      </w:tr>
-      <w:tr>
-        <w:tc>
-          <w:tcPr>
-            <w:tcW w:type="dxa" w:w="2160"/>
-          </w:tcPr>
-          <w:p>
-            <w:r>
-              <w:t>1.00</w:t>
-            </w:r>
-          </w:p>
-        </w:tc>
-        <w:tc>
-          <w:tcPr>
-            <w:tcW w:type="dxa" w:w="2160"/>
-          </w:tcPr>
-          <w:p>
-            <w:r>
-              <w:t>25</w:t>
-            </w:r>
-          </w:p>
-        </w:tc>
-        <w:tc>
-          <w:tcPr>
-            <w:tcW w:type="dxa" w:w="2160"/>
-          </w:tcPr>
-          <w:p>
-            <w:r>
-              <w:t>36.3</w:t>
-            </w:r>
-          </w:p>
-        </w:tc>
-        <w:tc>
-          <w:tcPr>
-            <w:tcW w:type="dxa" w:w="2160"/>
-          </w:tcPr>
-          <w:p>
-            <w:r>
-              <w:t>659</w:t>
-            </w:r>
-          </w:p>
-        </w:tc>
-      </w:tr>
-      <w:tr>
-        <w:tc>
-          <w:tcPr>
-            <w:tcW w:type="dxa" w:w="2160"/>
-          </w:tcPr>
-          <w:p>
-            <w:r>
-              <w:t>1.00</w:t>
-            </w:r>
-          </w:p>
-        </w:tc>
-        <w:tc>
-          <w:tcPr>
-            <w:tcW w:type="dxa" w:w="2160"/>
-          </w:tcPr>
-          <w:p>
-            <w:r>
-              <w:t>50</w:t>
-            </w:r>
-          </w:p>
-        </w:tc>
-        <w:tc>
-          <w:tcPr>
-            <w:tcW w:type="dxa" w:w="2160"/>
-          </w:tcPr>
-          <w:p>
-            <w:r>
-              <w:t>51.4</w:t>
-            </w:r>
-          </w:p>
-        </w:tc>
-        <w:tc>
-          <w:tcPr>
-            <w:tcW w:type="dxa" w:w="2160"/>
-          </w:tcPr>
-          <w:p>
-            <w:r>
-              <w:t>1319</w:t>
-            </w:r>
-          </w:p>
-        </w:tc>
-      </w:tr>
-      <w:tr>
-        <w:tc>
-          <w:tcPr>
-            <w:tcW w:type="dxa" w:w="2160"/>
-          </w:tcPr>
-          <w:p>
-            <w:r>
-              <w:t>1.00</w:t>
-            </w:r>
-          </w:p>
-        </w:tc>
-        <w:tc>
-          <w:tcPr>
-            <w:tcW w:type="dxa" w:w="2160"/>
-          </w:tcPr>
-          <w:p>
-            <w:r>
-              <w:t>75</w:t>
-            </w:r>
-          </w:p>
-        </w:tc>
-        <w:tc>
-          <w:tcPr>
-            <w:tcW w:type="dxa" w:w="2160"/>
-          </w:tcPr>
-          <w:p>
-            <w:r>
-              <w:t>62.9</w:t>
-            </w:r>
-          </w:p>
-        </w:tc>
-        <w:tc>
-          <w:tcPr>
-            <w:tcW w:type="dxa" w:w="2160"/>
-          </w:tcPr>
-          <w:p>
-            <w:r>
-              <w:t>1978</w:t>
-            </w:r>
-          </w:p>
-        </w:tc>
-      </w:tr>
-    </w:tbl>
-    <w:p>
-      <w:pPr>
-        <w:pStyle w:val="Heading1"/>
-      </w:pPr>
-      <w:r>
-        <w:t>Structural Checks (Summary)</w:t>
-      </w:r>
-    </w:p>
-    <w:p>
-      <w:r>
-        <w:t>6061-T6 yield: 276 MPa; design SF used: 3.0</w:t>
-      </w:r>
-    </w:p>
-    <w:p>
-      <w:r>
-        <w:t>Calculated required hoop thickness at P0: 0.31 mm</w:t>
+        <w:t>All parameters are derived from the system schematic and engineering requirements.</w:t>
       </w:r>
     </w:p>
     <w:tbl>
@@ -531,7 +40,7 @@
           </w:tcPr>
           <w:p>
             <w:r>
-              <w:t>Thickness (mm)</w:t>
+              <w:t>Parameter</w:t>
             </w:r>
           </w:p>
         </w:tc>
@@ -541,7 +50,7 @@
           </w:tcPr>
           <w:p>
             <w:r>
-              <w:t>Hoop stress (MPa)</w:t>
+              <w:t>Value</w:t>
             </w:r>
           </w:p>
         </w:tc>
@@ -551,7 +60,7 @@
           </w:tcPr>
           <w:p>
             <w:r>
-              <w:t>SF vs yield</w:t>
+              <w:t>Notes / Derivation</w:t>
             </w:r>
           </w:p>
         </w:tc>
@@ -563,7 +72,7 @@
           </w:tcPr>
           <w:p>
             <w:r>
-              <w:t>2.0</w:t>
+              <w:t>Charge chamber volume, V₀</w:t>
             </w:r>
           </w:p>
         </w:tc>
@@ -573,7 +82,7 @@
           </w:tcPr>
           <w:p>
             <w:r>
-              <w:t>14.3</w:t>
+              <w:t>1.0 mL  (0.0010 m³)</w:t>
             </w:r>
           </w:p>
         </w:tc>
@@ -583,7 +92,7 @@
           </w:tcPr>
           <w:p>
             <w:r>
-              <w:t>19.30</w:t>
+              <w:t>Accumulator tank</w:t>
             </w:r>
           </w:p>
         </w:tc>
@@ -595,7 +104,7 @@
           </w:tcPr>
           <w:p>
             <w:r>
-              <w:t>3.0</w:t>
+              <w:t>Working pressure (gauge), P₀</w:t>
             </w:r>
           </w:p>
         </w:tc>
@@ -605,7 +114,7 @@
           </w:tcPr>
           <w:p>
             <w:r>
-              <w:t>9.5</w:t>
+              <w:t>10.0 bar gauge</w:t>
             </w:r>
           </w:p>
         </w:tc>
@@ -615,7 +124,7 @@
           </w:tcPr>
           <w:p>
             <w:r>
-              <w:t>28.95</w:t>
+              <w:t>As marked on accumulator</w:t>
             </w:r>
           </w:p>
         </w:tc>
@@ -627,7 +136,7 @@
           </w:tcPr>
           <w:p>
             <w:r>
-              <w:t>5.0</w:t>
+              <w:t>Working pressure (absolute)</w:t>
             </w:r>
           </w:p>
         </w:tc>
@@ -637,7 +146,7 @@
           </w:tcPr>
           <w:p>
             <w:r>
-              <w:t>5.7</w:t>
+              <w:t>11.00 bar  (1.100e+06 Pa)</w:t>
             </w:r>
           </w:p>
         </w:tc>
@@ -647,7 +156,7 @@
           </w:tcPr>
           <w:p>
             <w:r>
-              <w:t>48.25</w:t>
+              <w:t>P₀_abs = (P₀_gauge + 1) × 10⁵ = (10+1)×10⁵</w:t>
             </w:r>
           </w:p>
         </w:tc>
@@ -659,7 +168,7 @@
           </w:tcPr>
           <w:p>
             <w:r>
-              <w:t>8.0</w:t>
+              <w:t>Atmospheric back-pressure, Pf</w:t>
             </w:r>
           </w:p>
         </w:tc>
@@ -669,7 +178,7 @@
           </w:tcPr>
           <w:p>
             <w:r>
-              <w:t>3.6</w:t>
+              <w:t>1.00 bar  (100000 Pa)</w:t>
             </w:r>
           </w:p>
         </w:tc>
@@ -679,7 +188,263 @@
           </w:tcPr>
           <w:p>
             <w:r>
-              <w:t>77.20</w:t>
+              <w:t>Standard atmosphere</w:t>
+            </w:r>
+          </w:p>
+        </w:tc>
+      </w:tr>
+      <w:tr>
+        <w:tc>
+          <w:tcPr>
+            <w:tcW w:type="dxa" w:w="2880"/>
+          </w:tcPr>
+          <w:p>
+            <w:r>
+              <w:t>Barrel internal diameter, D</w:t>
+            </w:r>
+          </w:p>
+        </w:tc>
+        <w:tc>
+          <w:tcPr>
+            <w:tcW w:type="dxa" w:w="2880"/>
+          </w:tcPr>
+          <w:p>
+            <w:r>
+              <w:t>52 mm</w:t>
+            </w:r>
+          </w:p>
+        </w:tc>
+        <w:tc>
+          <w:tcPr>
+            <w:tcW w:type="dxa" w:w="2880"/>
+          </w:tcPr>
+          <w:p>
+            <w:r>
+              <w:t>Measured from drawing</w:t>
+            </w:r>
+          </w:p>
+        </w:tc>
+      </w:tr>
+      <w:tr>
+        <w:tc>
+          <w:tcPr>
+            <w:tcW w:type="dxa" w:w="2880"/>
+          </w:tcPr>
+          <w:p>
+            <w:r>
+              <w:t>Barrel length, L</w:t>
+            </w:r>
+          </w:p>
+        </w:tc>
+        <w:tc>
+          <w:tcPr>
+            <w:tcW w:type="dxa" w:w="2880"/>
+          </w:tcPr>
+          <w:p>
+            <w:r>
+              <w:t>700 mm</w:t>
+            </w:r>
+          </w:p>
+        </w:tc>
+        <w:tc>
+          <w:tcPr>
+            <w:tcW w:type="dxa" w:w="2880"/>
+          </w:tcPr>
+          <w:p>
+            <w:r>
+              <w:t>Measured from drawing</w:t>
+            </w:r>
+          </w:p>
+        </w:tc>
+      </w:tr>
+      <w:tr>
+        <w:tc>
+          <w:tcPr>
+            <w:tcW w:type="dxa" w:w="2880"/>
+          </w:tcPr>
+          <w:p>
+            <w:r>
+              <w:t>Bore area, A_bore</w:t>
+            </w:r>
+          </w:p>
+        </w:tc>
+        <w:tc>
+          <w:tcPr>
+            <w:tcW w:type="dxa" w:w="2880"/>
+          </w:tcPr>
+          <w:p>
+            <w:r>
+              <w:t>21.2372 cm²  (0.002124 m²)</w:t>
+            </w:r>
+          </w:p>
+        </w:tc>
+        <w:tc>
+          <w:tcPr>
+            <w:tcW w:type="dxa" w:w="2880"/>
+          </w:tcPr>
+          <w:p>
+            <w:r>
+              <w:t>A = π(D/2)² = π×0.026² = 0.002124 m²</w:t>
+            </w:r>
+          </w:p>
+        </w:tc>
+      </w:tr>
+      <w:tr>
+        <w:tc>
+          <w:tcPr>
+            <w:tcW w:type="dxa" w:w="2880"/>
+          </w:tcPr>
+          <w:p>
+            <w:r>
+              <w:t>CO₂ specific gas constant, R_spec</w:t>
+            </w:r>
+          </w:p>
+        </w:tc>
+        <w:tc>
+          <w:tcPr>
+            <w:tcW w:type="dxa" w:w="2880"/>
+          </w:tcPr>
+          <w:p>
+            <w:r>
+              <w:t>188.92 J/(kg·K)</w:t>
+            </w:r>
+          </w:p>
+        </w:tc>
+        <w:tc>
+          <w:tcPr>
+            <w:tcW w:type="dxa" w:w="2880"/>
+          </w:tcPr>
+          <w:p>
+            <w:r>
+              <w:t>R_spec = R_u/M_CO₂ = 8.314/0.04401</w:t>
+            </w:r>
+          </w:p>
+        </w:tc>
+      </w:tr>
+      <w:tr>
+        <w:tc>
+          <w:tcPr>
+            <w:tcW w:type="dxa" w:w="2880"/>
+          </w:tcPr>
+          <w:p>
+            <w:r>
+              <w:t>Temperature, T</w:t>
+            </w:r>
+          </w:p>
+        </w:tc>
+        <w:tc>
+          <w:tcPr>
+            <w:tcW w:type="dxa" w:w="2880"/>
+          </w:tcPr>
+          <w:p>
+            <w:r>
+              <w:t>293.15 K (20 °C)</w:t>
+            </w:r>
+          </w:p>
+        </w:tc>
+        <w:tc>
+          <w:tcPr>
+            <w:tcW w:type="dxa" w:w="2880"/>
+          </w:tcPr>
+          <w:p>
+            <w:r>
+              <w:t>Ambient / charge temperature</w:t>
+            </w:r>
+          </w:p>
+        </w:tc>
+      </w:tr>
+      <w:tr>
+        <w:tc>
+          <w:tcPr>
+            <w:tcW w:type="dxa" w:w="2880"/>
+          </w:tcPr>
+          <w:p>
+            <w:r>
+              <w:t>Specific heat ratio, γ</w:t>
+            </w:r>
+          </w:p>
+        </w:tc>
+        <w:tc>
+          <w:tcPr>
+            <w:tcW w:type="dxa" w:w="2880"/>
+          </w:tcPr>
+          <w:p>
+            <w:r>
+              <w:t>1.30  (CO₂)</w:t>
+            </w:r>
+          </w:p>
+        </w:tc>
+        <w:tc>
+          <w:tcPr>
+            <w:tcW w:type="dxa" w:w="2880"/>
+          </w:tcPr>
+          <w:p>
+            <w:r>
+              <w:t>Used in compressible flow formulae</w:t>
+            </w:r>
+          </w:p>
+        </w:tc>
+      </w:tr>
+      <w:tr>
+        <w:tc>
+          <w:tcPr>
+            <w:tcW w:type="dxa" w:w="2880"/>
+          </w:tcPr>
+          <w:p>
+            <w:r>
+              <w:t>Discharge coefficient, Cd</w:t>
+            </w:r>
+          </w:p>
+        </w:tc>
+        <w:tc>
+          <w:tcPr>
+            <w:tcW w:type="dxa" w:w="2880"/>
+          </w:tcPr>
+          <w:p>
+            <w:r>
+              <w:t>0.8 (default)</w:t>
+            </w:r>
+          </w:p>
+        </w:tc>
+        <w:tc>
+          <w:tcPr>
+            <w:tcW w:type="dxa" w:w="2880"/>
+          </w:tcPr>
+          <w:p>
+            <w:r>
+              <w:t>Swept 0.6–0.8 in parametric study</w:t>
+            </w:r>
+          </w:p>
+        </w:tc>
+      </w:tr>
+      <w:tr>
+        <w:tc>
+          <w:tcPr>
+            <w:tcW w:type="dxa" w:w="2880"/>
+          </w:tcPr>
+          <w:p>
+            <w:r>
+              <w:t>Default orifice diameter, d_or</w:t>
+            </w:r>
+          </w:p>
+        </w:tc>
+        <w:tc>
+          <w:tcPr>
+            <w:tcW w:type="dxa" w:w="2880"/>
+          </w:tcPr>
+          <w:p>
+            <w:r>
+              <w:t>12 mm</w:t>
+            </w:r>
+          </w:p>
+        </w:tc>
+        <w:tc>
+          <w:tcPr>
+            <w:tcW w:type="dxa" w:w="2880"/>
+          </w:tcPr>
+          <w:p>
+            <w:r>
+              <w:t>Swept 6–18 mm in parametric study</w:t>
             </w:r>
           </w:p>
         </w:tc>
@@ -690,27 +455,88 @@
         <w:pStyle w:val="Heading1"/>
       </w:pPr>
       <w:r>
-        <w:t>Transient 1D Simulation Results</w:t>
+        <w:t>2. Theoretical Energy Analysis</w:t>
       </w:r>
     </w:p>
     <w:p>
       <w:r>
-        <w:t>Simulated muzzle velocity: 27.60 m/s</w:t>
+        <w:t>The maximum theoretical work available from isothermal expansion of a compressed gas from pressure P₀ down to atmospheric Pf in a fixed charge volume V₀ is:</w:t>
       </w:r>
     </w:p>
     <w:p>
       <w:r>
-        <w:t>Impulse delivered: 27.60 N·s</w:t>
+        <w:rPr>
+          <w:b/>
+        </w:rPr>
+        <w:t xml:space="preserve">    W = P₀ · V₀ · ln(P₀ / Pf)</w:t>
       </w:r>
     </w:p>
     <w:p>
       <w:r>
-        <w:t>Discharge time: 37.5 ms</w:t>
+        <w:t>Derivation:</w:t>
+        <w:br/>
+        <w:t>For an ideal gas expanding isothermally, the work element is dW = P dV.</w:t>
+        <w:br/>
+        <w:t>With PV = const at constant T, we have P = P₀V₀/V.</w:t>
+        <w:br/>
+        <w:t>Integrating from the initial volume V₀ to the final volume Vf = V₀·(P₀/Pf):</w:t>
+        <w:br/>
+        <w:br/>
+        <w:t xml:space="preserve">    W = ∫ᵪᵤᵜ  P dV  =  P₀V₀ ∫ dV/V  =  P₀V₀ · ln(Vf/V₀)</w:t>
+        <w:br/>
+        <w:t xml:space="preserve">      = P₀V₀ · ln(P₀/Pf)</w:t>
+        <w:br/>
+        <w:br/>
+        <w:t>Numerical verification:</w:t>
+        <w:br/>
+        <w:t xml:space="preserve">  P₀ = 1.1000e+06 Pa</w:t>
+        <w:br/>
+        <w:t xml:space="preserve">  V₀ = 0.0010 m³</w:t>
+        <w:br/>
+        <w:t xml:space="preserve">  ln(P₀/Pf) = ln(1.1000e+06/100000) = ln(11.0000) = 2.3979</w:t>
+        <w:br/>
+        <w:t xml:space="preserve">  W = 1.1000e+06 × 0.0010 × 2.3979</w:t>
+        <w:br/>
+        <w:t xml:space="preserve">    = 1100.0000 × 2.3979</w:t>
+        <w:br/>
+        <w:t xml:space="preserve">    = 2637.68 J</w:t>
+        <w:br/>
+        <w:br/>
+        <w:t>Note: This is the absolute theoretical upper bound (ideal gas, zero losses).</w:t>
+        <w:br/>
+        <w:t>The ODE simulation (Section 5) accounts for real-gas behaviour, flow restriction,</w:t>
+        <w:br/>
+        <w:t>friction, and finite barrel length, giving the physically realistic muzzle velocity.</w:t>
       </w:r>
     </w:p>
     <w:p>
       <w:r>
-        <w:t>Peak force (sim): 3282 N; Average force: 736 N</w:t>
+        <w:t>ODE simulation result (1 kg payload, 12 mm orifice, Cd=0.8):</w:t>
+        <w:br/>
+        <w:t xml:space="preserve">  v_exit = 27.77 m/s  →  KE = ½×1.0×27.77² = 385.4 J</w:t>
+        <w:br/>
+        <w:t xml:space="preserve">  Launch efficiency η = 385.4 / 2637.7 = 14.6 %</w:t>
+      </w:r>
+    </w:p>
+    <w:p>
+      <w:pPr>
+        <w:pStyle w:val="Heading1"/>
+      </w:pPr>
+      <w:r>
+        <w:t>3. Representative Payload Scenarios (Theoretical Bounds)</w:t>
+      </w:r>
+    </w:p>
+    <w:p>
+      <w:r>
+        <w:t>Converting available expansion work to muzzle velocity at a given mechanical efficiency η (accounts for friction, heat loss, sealing losses):</w:t>
+        <w:br/>
+        <w:br/>
+        <w:t xml:space="preserve">    KE = η · W  ⇒  ½mv² = ηW  ⇒  v = √(2ηW / m)</w:t>
+        <w:br/>
+        <w:br/>
+        <w:t>These are theoretical upper bounds only. Actual velocity from ODE simulation is</w:t>
+        <w:br/>
+        <w:t>lower (27.8 m/s for 1 kg) due to valve flow restriction and friction.</w:t>
       </w:r>
     </w:p>
     <w:tbl>
@@ -719,27 +545,60 @@
         <w:tblLook w:firstColumn="1" w:firstRow="1" w:lastColumn="0" w:lastRow="0" w:noHBand="0" w:noVBand="1" w:val="04A0"/>
       </w:tblPr>
       <w:tblGrid>
-        <w:gridCol w:w="4320"/>
-        <w:gridCol w:w="4320"/>
+        <w:gridCol w:w="1728"/>
+        <w:gridCol w:w="1728"/>
+        <w:gridCol w:w="1728"/>
+        <w:gridCol w:w="1728"/>
+        <w:gridCol w:w="1728"/>
       </w:tblGrid>
       <w:tr>
         <w:tc>
           <w:tcPr>
-            <w:tcW w:type="dxa" w:w="4320"/>
-          </w:tcPr>
-          <w:p>
-            <w:r>
-              <w:t>Metric</w:t>
-            </w:r>
-          </w:p>
-        </w:tc>
-        <w:tc>
-          <w:tcPr>
-            <w:tcW w:type="dxa" w:w="4320"/>
-          </w:tcPr>
-          <w:p>
-            <w:r>
-              <w:t>Value</w:t>
+            <w:tcW w:type="dxa" w:w="1728"/>
+          </w:tcPr>
+          <w:p>
+            <w:r>
+              <w:t>Mass m (kg)</w:t>
+            </w:r>
+          </w:p>
+        </w:tc>
+        <w:tc>
+          <w:tcPr>
+            <w:tcW w:type="dxa" w:w="1728"/>
+          </w:tcPr>
+          <w:p>
+            <w:r>
+              <w:t>Efficiency η (%)</w:t>
+            </w:r>
+          </w:p>
+        </w:tc>
+        <w:tc>
+          <w:tcPr>
+            <w:tcW w:type="dxa" w:w="1728"/>
+          </w:tcPr>
+          <w:p>
+            <w:r>
+              <w:t>W_eff = η·W (J)</w:t>
+            </w:r>
+          </w:p>
+        </w:tc>
+        <w:tc>
+          <w:tcPr>
+            <w:tcW w:type="dxa" w:w="1728"/>
+          </w:tcPr>
+          <w:p>
+            <w:r>
+              <w:t>v = √(2W_eff/m)  (m/s)</w:t>
+            </w:r>
+          </w:p>
+        </w:tc>
+        <w:tc>
+          <w:tcPr>
+            <w:tcW w:type="dxa" w:w="1728"/>
+          </w:tcPr>
+          <w:p>
+            <w:r>
+              <w:t>Numeric check</w:t>
             </w:r>
           </w:p>
         </w:tc>
@@ -747,21 +606,51 @@
       <w:tr>
         <w:tc>
           <w:tcPr>
-            <w:tcW w:type="dxa" w:w="4320"/>
-          </w:tcPr>
-          <w:p>
-            <w:r>
-              <w:t>Muzzle velocity (m/s)</w:t>
-            </w:r>
-          </w:p>
-        </w:tc>
-        <w:tc>
-          <w:tcPr>
-            <w:tcW w:type="dxa" w:w="4320"/>
-          </w:tcPr>
-          <w:p>
-            <w:r>
-              <w:t>27.60</w:t>
+            <w:tcW w:type="dxa" w:w="1728"/>
+          </w:tcPr>
+          <w:p>
+            <w:r>
+              <w:t>0.20</w:t>
+            </w:r>
+          </w:p>
+        </w:tc>
+        <w:tc>
+          <w:tcPr>
+            <w:tcW w:type="dxa" w:w="1728"/>
+          </w:tcPr>
+          <w:p>
+            <w:r>
+              <w:t>25</w:t>
+            </w:r>
+          </w:p>
+        </w:tc>
+        <w:tc>
+          <w:tcPr>
+            <w:tcW w:type="dxa" w:w="1728"/>
+          </w:tcPr>
+          <w:p>
+            <w:r>
+              <w:t>659</w:t>
+            </w:r>
+          </w:p>
+        </w:tc>
+        <w:tc>
+          <w:tcPr>
+            <w:tcW w:type="dxa" w:w="1728"/>
+          </w:tcPr>
+          <w:p>
+            <w:r>
+              <w:t>81.2</w:t>
+            </w:r>
+          </w:p>
+        </w:tc>
+        <w:tc>
+          <w:tcPr>
+            <w:tcW w:type="dxa" w:w="1728"/>
+          </w:tcPr>
+          <w:p>
+            <w:r>
+              <w:t>√(2×659/0.20) = 81.2</w:t>
             </w:r>
           </w:p>
         </w:tc>
@@ -769,21 +658,51 @@
       <w:tr>
         <w:tc>
           <w:tcPr>
-            <w:tcW w:type="dxa" w:w="4320"/>
-          </w:tcPr>
-          <w:p>
-            <w:r>
-              <w:t>Impulse (N·s)</w:t>
-            </w:r>
-          </w:p>
-        </w:tc>
-        <w:tc>
-          <w:tcPr>
-            <w:tcW w:type="dxa" w:w="4320"/>
-          </w:tcPr>
-          <w:p>
-            <w:r>
-              <w:t>27.60</w:t>
+            <w:tcW w:type="dxa" w:w="1728"/>
+          </w:tcPr>
+          <w:p>
+            <w:r>
+              <w:t>0.20</w:t>
+            </w:r>
+          </w:p>
+        </w:tc>
+        <w:tc>
+          <w:tcPr>
+            <w:tcW w:type="dxa" w:w="1728"/>
+          </w:tcPr>
+          <w:p>
+            <w:r>
+              <w:t>50</w:t>
+            </w:r>
+          </w:p>
+        </w:tc>
+        <w:tc>
+          <w:tcPr>
+            <w:tcW w:type="dxa" w:w="1728"/>
+          </w:tcPr>
+          <w:p>
+            <w:r>
+              <w:t>1319</w:t>
+            </w:r>
+          </w:p>
+        </w:tc>
+        <w:tc>
+          <w:tcPr>
+            <w:tcW w:type="dxa" w:w="1728"/>
+          </w:tcPr>
+          <w:p>
+            <w:r>
+              <w:t>114.8</w:t>
+            </w:r>
+          </w:p>
+        </w:tc>
+        <w:tc>
+          <w:tcPr>
+            <w:tcW w:type="dxa" w:w="1728"/>
+          </w:tcPr>
+          <w:p>
+            <w:r>
+              <w:t>√(2×1319/0.20) = 114.8</w:t>
             </w:r>
           </w:p>
         </w:tc>
@@ -791,21 +710,51 @@
       <w:tr>
         <w:tc>
           <w:tcPr>
-            <w:tcW w:type="dxa" w:w="4320"/>
-          </w:tcPr>
-          <w:p>
-            <w:r>
-              <w:t>Discharge time (ms)</w:t>
-            </w:r>
-          </w:p>
-        </w:tc>
-        <w:tc>
-          <w:tcPr>
-            <w:tcW w:type="dxa" w:w="4320"/>
-          </w:tcPr>
-          <w:p>
-            <w:r>
-              <w:t>37.5</w:t>
+            <w:tcW w:type="dxa" w:w="1728"/>
+          </w:tcPr>
+          <w:p>
+            <w:r>
+              <w:t>0.20</w:t>
+            </w:r>
+          </w:p>
+        </w:tc>
+        <w:tc>
+          <w:tcPr>
+            <w:tcW w:type="dxa" w:w="1728"/>
+          </w:tcPr>
+          <w:p>
+            <w:r>
+              <w:t>75</w:t>
+            </w:r>
+          </w:p>
+        </w:tc>
+        <w:tc>
+          <w:tcPr>
+            <w:tcW w:type="dxa" w:w="1728"/>
+          </w:tcPr>
+          <w:p>
+            <w:r>
+              <w:t>1978</w:t>
+            </w:r>
+          </w:p>
+        </w:tc>
+        <w:tc>
+          <w:tcPr>
+            <w:tcW w:type="dxa" w:w="1728"/>
+          </w:tcPr>
+          <w:p>
+            <w:r>
+              <w:t>140.7</w:t>
+            </w:r>
+          </w:p>
+        </w:tc>
+        <w:tc>
+          <w:tcPr>
+            <w:tcW w:type="dxa" w:w="1728"/>
+          </w:tcPr>
+          <w:p>
+            <w:r>
+              <w:t>√(2×1978/0.20) = 140.7</w:t>
             </w:r>
           </w:p>
         </w:tc>
@@ -813,21 +762,51 @@
       <w:tr>
         <w:tc>
           <w:tcPr>
-            <w:tcW w:type="dxa" w:w="4320"/>
-          </w:tcPr>
-          <w:p>
-            <w:r>
-              <w:t>Peak force (N)</w:t>
-            </w:r>
-          </w:p>
-        </w:tc>
-        <w:tc>
-          <w:tcPr>
-            <w:tcW w:type="dxa" w:w="4320"/>
-          </w:tcPr>
-          <w:p>
-            <w:r>
-              <w:t>3282</w:t>
+            <w:tcW w:type="dxa" w:w="1728"/>
+          </w:tcPr>
+          <w:p>
+            <w:r>
+              <w:t>0.50</w:t>
+            </w:r>
+          </w:p>
+        </w:tc>
+        <w:tc>
+          <w:tcPr>
+            <w:tcW w:type="dxa" w:w="1728"/>
+          </w:tcPr>
+          <w:p>
+            <w:r>
+              <w:t>25</w:t>
+            </w:r>
+          </w:p>
+        </w:tc>
+        <w:tc>
+          <w:tcPr>
+            <w:tcW w:type="dxa" w:w="1728"/>
+          </w:tcPr>
+          <w:p>
+            <w:r>
+              <w:t>659</w:t>
+            </w:r>
+          </w:p>
+        </w:tc>
+        <w:tc>
+          <w:tcPr>
+            <w:tcW w:type="dxa" w:w="1728"/>
+          </w:tcPr>
+          <w:p>
+            <w:r>
+              <w:t>51.4</w:t>
+            </w:r>
+          </w:p>
+        </w:tc>
+        <w:tc>
+          <w:tcPr>
+            <w:tcW w:type="dxa" w:w="1728"/>
+          </w:tcPr>
+          <w:p>
+            <w:r>
+              <w:t>√(2×659/0.50) = 51.4</w:t>
             </w:r>
           </w:p>
         </w:tc>
@@ -835,21 +814,259 @@
       <w:tr>
         <w:tc>
           <w:tcPr>
-            <w:tcW w:type="dxa" w:w="4320"/>
-          </w:tcPr>
-          <w:p>
-            <w:r>
-              <w:t>Average force (N)</w:t>
-            </w:r>
-          </w:p>
-        </w:tc>
-        <w:tc>
-          <w:tcPr>
-            <w:tcW w:type="dxa" w:w="4320"/>
-          </w:tcPr>
-          <w:p>
-            <w:r>
-              <w:t>736</w:t>
+            <w:tcW w:type="dxa" w:w="1728"/>
+          </w:tcPr>
+          <w:p>
+            <w:r>
+              <w:t>0.50</w:t>
+            </w:r>
+          </w:p>
+        </w:tc>
+        <w:tc>
+          <w:tcPr>
+            <w:tcW w:type="dxa" w:w="1728"/>
+          </w:tcPr>
+          <w:p>
+            <w:r>
+              <w:t>50</w:t>
+            </w:r>
+          </w:p>
+        </w:tc>
+        <w:tc>
+          <w:tcPr>
+            <w:tcW w:type="dxa" w:w="1728"/>
+          </w:tcPr>
+          <w:p>
+            <w:r>
+              <w:t>1319</w:t>
+            </w:r>
+          </w:p>
+        </w:tc>
+        <w:tc>
+          <w:tcPr>
+            <w:tcW w:type="dxa" w:w="1728"/>
+          </w:tcPr>
+          <w:p>
+            <w:r>
+              <w:t>72.6</w:t>
+            </w:r>
+          </w:p>
+        </w:tc>
+        <w:tc>
+          <w:tcPr>
+            <w:tcW w:type="dxa" w:w="1728"/>
+          </w:tcPr>
+          <w:p>
+            <w:r>
+              <w:t>√(2×1319/0.50) = 72.6</w:t>
+            </w:r>
+          </w:p>
+        </w:tc>
+      </w:tr>
+      <w:tr>
+        <w:tc>
+          <w:tcPr>
+            <w:tcW w:type="dxa" w:w="1728"/>
+          </w:tcPr>
+          <w:p>
+            <w:r>
+              <w:t>0.50</w:t>
+            </w:r>
+          </w:p>
+        </w:tc>
+        <w:tc>
+          <w:tcPr>
+            <w:tcW w:type="dxa" w:w="1728"/>
+          </w:tcPr>
+          <w:p>
+            <w:r>
+              <w:t>75</w:t>
+            </w:r>
+          </w:p>
+        </w:tc>
+        <w:tc>
+          <w:tcPr>
+            <w:tcW w:type="dxa" w:w="1728"/>
+          </w:tcPr>
+          <w:p>
+            <w:r>
+              <w:t>1978</w:t>
+            </w:r>
+          </w:p>
+        </w:tc>
+        <w:tc>
+          <w:tcPr>
+            <w:tcW w:type="dxa" w:w="1728"/>
+          </w:tcPr>
+          <w:p>
+            <w:r>
+              <w:t>89.0</w:t>
+            </w:r>
+          </w:p>
+        </w:tc>
+        <w:tc>
+          <w:tcPr>
+            <w:tcW w:type="dxa" w:w="1728"/>
+          </w:tcPr>
+          <w:p>
+            <w:r>
+              <w:t>√(2×1978/0.50) = 89.0</w:t>
+            </w:r>
+          </w:p>
+        </w:tc>
+      </w:tr>
+      <w:tr>
+        <w:tc>
+          <w:tcPr>
+            <w:tcW w:type="dxa" w:w="1728"/>
+          </w:tcPr>
+          <w:p>
+            <w:r>
+              <w:t>1.00</w:t>
+            </w:r>
+          </w:p>
+        </w:tc>
+        <w:tc>
+          <w:tcPr>
+            <w:tcW w:type="dxa" w:w="1728"/>
+          </w:tcPr>
+          <w:p>
+            <w:r>
+              <w:t>25</w:t>
+            </w:r>
+          </w:p>
+        </w:tc>
+        <w:tc>
+          <w:tcPr>
+            <w:tcW w:type="dxa" w:w="1728"/>
+          </w:tcPr>
+          <w:p>
+            <w:r>
+              <w:t>659</w:t>
+            </w:r>
+          </w:p>
+        </w:tc>
+        <w:tc>
+          <w:tcPr>
+            <w:tcW w:type="dxa" w:w="1728"/>
+          </w:tcPr>
+          <w:p>
+            <w:r>
+              <w:t>36.3</w:t>
+            </w:r>
+          </w:p>
+        </w:tc>
+        <w:tc>
+          <w:tcPr>
+            <w:tcW w:type="dxa" w:w="1728"/>
+          </w:tcPr>
+          <w:p>
+            <w:r>
+              <w:t>√(2×659/1.00) = 36.3</w:t>
+            </w:r>
+          </w:p>
+        </w:tc>
+      </w:tr>
+      <w:tr>
+        <w:tc>
+          <w:tcPr>
+            <w:tcW w:type="dxa" w:w="1728"/>
+          </w:tcPr>
+          <w:p>
+            <w:r>
+              <w:t>1.00</w:t>
+            </w:r>
+          </w:p>
+        </w:tc>
+        <w:tc>
+          <w:tcPr>
+            <w:tcW w:type="dxa" w:w="1728"/>
+          </w:tcPr>
+          <w:p>
+            <w:r>
+              <w:t>50</w:t>
+            </w:r>
+          </w:p>
+        </w:tc>
+        <w:tc>
+          <w:tcPr>
+            <w:tcW w:type="dxa" w:w="1728"/>
+          </w:tcPr>
+          <w:p>
+            <w:r>
+              <w:t>1319</w:t>
+            </w:r>
+          </w:p>
+        </w:tc>
+        <w:tc>
+          <w:tcPr>
+            <w:tcW w:type="dxa" w:w="1728"/>
+          </w:tcPr>
+          <w:p>
+            <w:r>
+              <w:t>51.4</w:t>
+            </w:r>
+          </w:p>
+        </w:tc>
+        <w:tc>
+          <w:tcPr>
+            <w:tcW w:type="dxa" w:w="1728"/>
+          </w:tcPr>
+          <w:p>
+            <w:r>
+              <w:t>√(2×1319/1.00) = 51.4</w:t>
+            </w:r>
+          </w:p>
+        </w:tc>
+      </w:tr>
+      <w:tr>
+        <w:tc>
+          <w:tcPr>
+            <w:tcW w:type="dxa" w:w="1728"/>
+          </w:tcPr>
+          <w:p>
+            <w:r>
+              <w:t>1.00</w:t>
+            </w:r>
+          </w:p>
+        </w:tc>
+        <w:tc>
+          <w:tcPr>
+            <w:tcW w:type="dxa" w:w="1728"/>
+          </w:tcPr>
+          <w:p>
+            <w:r>
+              <w:t>75</w:t>
+            </w:r>
+          </w:p>
+        </w:tc>
+        <w:tc>
+          <w:tcPr>
+            <w:tcW w:type="dxa" w:w="1728"/>
+          </w:tcPr>
+          <w:p>
+            <w:r>
+              <w:t>1978</w:t>
+            </w:r>
+          </w:p>
+        </w:tc>
+        <w:tc>
+          <w:tcPr>
+            <w:tcW w:type="dxa" w:w="1728"/>
+          </w:tcPr>
+          <w:p>
+            <w:r>
+              <w:t>62.9</w:t>
+            </w:r>
+          </w:p>
+        </w:tc>
+        <w:tc>
+          <w:tcPr>
+            <w:tcW w:type="dxa" w:w="1728"/>
+          </w:tcPr>
+          <w:p>
+            <w:r>
+              <w:t>√(2×1978/1.00) = 62.9</w:t>
             </w:r>
           </w:p>
         </w:tc>
@@ -860,7 +1077,869 @@
         <w:pStyle w:val="Heading1"/>
       </w:pPr>
       <w:r>
-        <w:t>Parametric Sweep Summary (sample)</w:t>
+        <w:t>4. Structural Analysis — Barrel Wall and Endcap</w:t>
+      </w:r>
+    </w:p>
+    <w:p>
+      <w:pPr>
+        <w:pStyle w:val="Heading2"/>
+      </w:pPr>
+      <w:r>
+        <w:t>4.1 Barrel Thin-Wall Hoop Stress</w:t>
+      </w:r>
+    </w:p>
+    <w:p>
+      <w:r>
+        <w:t>Applicable for thin-walled cylinder (D/t &gt; 20). The two principal stresses are:</w:t>
+        <w:br/>
+        <w:br/>
+        <w:t xml:space="preserve">    Hoop (circumferential):  σ_hoop  = P · r / t</w:t>
+        <w:br/>
+        <w:t xml:space="preserve">    Axial (longitudinal):    σ_axial = P · r / (2t)  =  ½ σ_hoop</w:t>
+        <w:br/>
+        <w:br/>
+        <w:t>where  r = D/2 = inner radius,  t = wall thickness,  P = internal pressure.</w:t>
+        <w:br/>
+        <w:t>Hoop stress governs; setting σ_hoop = σ_yield / SF gives minimum wall thickness:</w:t>
+        <w:br/>
+        <w:br/>
+        <w:t xml:space="preserve">    t_min = P · r · SF / σ_yield</w:t>
+        <w:br/>
+        <w:br/>
+        <w:t>Numerical check:</w:t>
+        <w:br/>
+        <w:t xml:space="preserve">  P = 1.100e+06 Pa</w:t>
+        <w:br/>
+        <w:t xml:space="preserve">  r = 26.0 mm = 0.0260 m</w:t>
+        <w:br/>
+        <w:t xml:space="preserve">  σ_yield = 276 MPa  (6061-T6 aluminium)</w:t>
+        <w:br/>
+        <w:t xml:space="preserve">  SF = 3  (design safety factor)</w:t>
+        <w:br/>
+        <w:t xml:space="preserve">  σ_allowable = 276 / 3 = 92.0 MPa</w:t>
+        <w:br/>
+        <w:br/>
+        <w:t xml:space="preserve">  t_min = 1.100e+06 × 0.0260 / (276×10⁶ / 3)</w:t>
+        <w:br/>
+        <w:t xml:space="preserve">        = 28600.0000 / 92000000</w:t>
+        <w:br/>
+        <w:t xml:space="preserve">        = 0.3109 mm</w:t>
+        <w:br/>
+        <w:br/>
+        <w:t xml:space="preserve">  Axial t_min = 0.1554 mm (non-governing)</w:t>
+        <w:br/>
+        <w:br/>
+        <w:t>Thin-wall check at 3 mm:  D/t = 52/3 = 17.3 → borderline; use thick-wall (Lamé) if t &gt; D/20. At these stresses the difference is negligible.</w:t>
+      </w:r>
+    </w:p>
+    <w:p>
+      <w:pPr>
+        <w:pStyle w:val="Heading2"/>
+      </w:pPr>
+      <w:r>
+        <w:t>4.2 Wall Thickness Comparison Table</w:t>
+      </w:r>
+    </w:p>
+    <w:tbl>
+      <w:tblPr>
+        <w:tblW w:type="auto" w:w="0"/>
+        <w:tblLook w:firstColumn="1" w:firstRow="1" w:lastColumn="0" w:lastRow="0" w:noHBand="0" w:noVBand="1" w:val="04A0"/>
+      </w:tblPr>
+      <w:tblGrid>
+        <w:gridCol w:w="1728"/>
+        <w:gridCol w:w="1728"/>
+        <w:gridCol w:w="1728"/>
+        <w:gridCol w:w="1728"/>
+        <w:gridCol w:w="1728"/>
+      </w:tblGrid>
+      <w:tr>
+        <w:tc>
+          <w:tcPr>
+            <w:tcW w:type="dxa" w:w="1728"/>
+          </w:tcPr>
+          <w:p>
+            <w:r>
+              <w:t>Thickness t (mm)</w:t>
+            </w:r>
+          </w:p>
+        </w:tc>
+        <w:tc>
+          <w:tcPr>
+            <w:tcW w:type="dxa" w:w="1728"/>
+          </w:tcPr>
+          <w:p>
+            <w:r>
+              <w:t>σ_hoop (MPa)</w:t>
+            </w:r>
+          </w:p>
+        </w:tc>
+        <w:tc>
+          <w:tcPr>
+            <w:tcW w:type="dxa" w:w="1728"/>
+          </w:tcPr>
+          <w:p>
+            <w:r>
+              <w:t>SF vs yield</w:t>
+            </w:r>
+          </w:p>
+        </w:tc>
+        <w:tc>
+          <w:tcPr>
+            <w:tcW w:type="dxa" w:w="1728"/>
+          </w:tcPr>
+          <w:p>
+            <w:r>
+              <w:t>SF vs ultimate</w:t>
+            </w:r>
+          </w:p>
+        </w:tc>
+        <w:tc>
+          <w:tcPr>
+            <w:tcW w:type="dxa" w:w="1728"/>
+          </w:tcPr>
+          <w:p>
+            <w:r>
+              <w:t>Formula: P·r/t</w:t>
+            </w:r>
+          </w:p>
+        </w:tc>
+      </w:tr>
+      <w:tr>
+        <w:tc>
+          <w:tcPr>
+            <w:tcW w:type="dxa" w:w="1728"/>
+          </w:tcPr>
+          <w:p>
+            <w:r>
+              <w:t>2.0</w:t>
+            </w:r>
+          </w:p>
+        </w:tc>
+        <w:tc>
+          <w:tcPr>
+            <w:tcW w:type="dxa" w:w="1728"/>
+          </w:tcPr>
+          <w:p>
+            <w:r>
+              <w:t>14.30</w:t>
+            </w:r>
+          </w:p>
+        </w:tc>
+        <w:tc>
+          <w:tcPr>
+            <w:tcW w:type="dxa" w:w="1728"/>
+          </w:tcPr>
+          <w:p>
+            <w:r>
+              <w:t>19.3</w:t>
+            </w:r>
+          </w:p>
+        </w:tc>
+        <w:tc>
+          <w:tcPr>
+            <w:tcW w:type="dxa" w:w="1728"/>
+          </w:tcPr>
+          <w:p>
+            <w:r>
+              <w:t>21.7</w:t>
+            </w:r>
+          </w:p>
+        </w:tc>
+        <w:tc>
+          <w:tcPr>
+            <w:tcW w:type="dxa" w:w="1728"/>
+          </w:tcPr>
+          <w:p>
+            <w:r>
+              <w:t>1.10×10⁶×26e-3/2e-3</w:t>
+            </w:r>
+          </w:p>
+        </w:tc>
+      </w:tr>
+      <w:tr>
+        <w:tc>
+          <w:tcPr>
+            <w:tcW w:type="dxa" w:w="1728"/>
+          </w:tcPr>
+          <w:p>
+            <w:r>
+              <w:t>3.0</w:t>
+            </w:r>
+          </w:p>
+        </w:tc>
+        <w:tc>
+          <w:tcPr>
+            <w:tcW w:type="dxa" w:w="1728"/>
+          </w:tcPr>
+          <w:p>
+            <w:r>
+              <w:t>9.53</w:t>
+            </w:r>
+          </w:p>
+        </w:tc>
+        <w:tc>
+          <w:tcPr>
+            <w:tcW w:type="dxa" w:w="1728"/>
+          </w:tcPr>
+          <w:p>
+            <w:r>
+              <w:t>29.0</w:t>
+            </w:r>
+          </w:p>
+        </w:tc>
+        <w:tc>
+          <w:tcPr>
+            <w:tcW w:type="dxa" w:w="1728"/>
+          </w:tcPr>
+          <w:p>
+            <w:r>
+              <w:t>32.5</w:t>
+            </w:r>
+          </w:p>
+        </w:tc>
+        <w:tc>
+          <w:tcPr>
+            <w:tcW w:type="dxa" w:w="1728"/>
+          </w:tcPr>
+          <w:p>
+            <w:r>
+              <w:t>1.10×10⁶×26e-3/3e-3</w:t>
+            </w:r>
+          </w:p>
+        </w:tc>
+      </w:tr>
+      <w:tr>
+        <w:tc>
+          <w:tcPr>
+            <w:tcW w:type="dxa" w:w="1728"/>
+          </w:tcPr>
+          <w:p>
+            <w:r>
+              <w:t>5.0</w:t>
+            </w:r>
+          </w:p>
+        </w:tc>
+        <w:tc>
+          <w:tcPr>
+            <w:tcW w:type="dxa" w:w="1728"/>
+          </w:tcPr>
+          <w:p>
+            <w:r>
+              <w:t>5.72</w:t>
+            </w:r>
+          </w:p>
+        </w:tc>
+        <w:tc>
+          <w:tcPr>
+            <w:tcW w:type="dxa" w:w="1728"/>
+          </w:tcPr>
+          <w:p>
+            <w:r>
+              <w:t>48.3</w:t>
+            </w:r>
+          </w:p>
+        </w:tc>
+        <w:tc>
+          <w:tcPr>
+            <w:tcW w:type="dxa" w:w="1728"/>
+          </w:tcPr>
+          <w:p>
+            <w:r>
+              <w:t>54.2</w:t>
+            </w:r>
+          </w:p>
+        </w:tc>
+        <w:tc>
+          <w:tcPr>
+            <w:tcW w:type="dxa" w:w="1728"/>
+          </w:tcPr>
+          <w:p>
+            <w:r>
+              <w:t>1.10×10⁶×26e-3/5e-3</w:t>
+            </w:r>
+          </w:p>
+        </w:tc>
+      </w:tr>
+      <w:tr>
+        <w:tc>
+          <w:tcPr>
+            <w:tcW w:type="dxa" w:w="1728"/>
+          </w:tcPr>
+          <w:p>
+            <w:r>
+              <w:t>8.0</w:t>
+            </w:r>
+          </w:p>
+        </w:tc>
+        <w:tc>
+          <w:tcPr>
+            <w:tcW w:type="dxa" w:w="1728"/>
+          </w:tcPr>
+          <w:p>
+            <w:r>
+              <w:t>3.58</w:t>
+            </w:r>
+          </w:p>
+        </w:tc>
+        <w:tc>
+          <w:tcPr>
+            <w:tcW w:type="dxa" w:w="1728"/>
+          </w:tcPr>
+          <w:p>
+            <w:r>
+              <w:t>77.2</w:t>
+            </w:r>
+          </w:p>
+        </w:tc>
+        <w:tc>
+          <w:tcPr>
+            <w:tcW w:type="dxa" w:w="1728"/>
+          </w:tcPr>
+          <w:p>
+            <w:r>
+              <w:t>86.7</w:t>
+            </w:r>
+          </w:p>
+        </w:tc>
+        <w:tc>
+          <w:tcPr>
+            <w:tcW w:type="dxa" w:w="1728"/>
+          </w:tcPr>
+          <w:p>
+            <w:r>
+              <w:t>1.10×10⁶×26e-3/8e-3</w:t>
+            </w:r>
+          </w:p>
+        </w:tc>
+      </w:tr>
+    </w:tbl>
+    <w:p>
+      <w:r>
+        <w:t>Minimum required hoop thickness (SF=3): 0.311 mm.</w:t>
+        <w:br/>
+        <w:t>Standard 3 mm wall gives SF = 29.0 vs yield (32.5 vs ultimate) — acceptable.</w:t>
+      </w:r>
+    </w:p>
+    <w:p>
+      <w:pPr>
+        <w:pStyle w:val="Heading1"/>
+      </w:pPr>
+      <w:r>
+        <w:t>5. 1D Transient Simulation (ODE Model)</w:t>
+      </w:r>
+    </w:p>
+    <w:p>
+      <w:pPr>
+        <w:pStyle w:val="Heading2"/>
+      </w:pPr>
+      <w:r>
+        <w:t>5.1 Governing ODE System</w:t>
+      </w:r>
+    </w:p>
+    <w:p>
+      <w:r>
+        <w:t>Internal ballistics are modelled as a coupled ODE system, integrated with a fixed time step dt = 0.1 ms using forward Euler.</w:t>
+        <w:br/>
+        <w:br/>
+        <w:t>State variables:</w:t>
+        <w:br/>
+        <w:t xml:space="preserve">  x    = projectile position along bore  (m)</w:t>
+        <w:br/>
+        <w:t xml:space="preserve">  v    = projectile velocity              (m/s)</w:t>
+        <w:br/>
+        <w:t xml:space="preserve">  Pc   = charge chamber pressure          (Pa)</w:t>
+        <w:br/>
+        <w:t xml:space="preserve">  Pb   = barrel (bore) pressure           (Pa)</w:t>
+        <w:br/>
+        <w:t xml:space="preserve">  m_c  = gas mass in charge chamber       (kg)</w:t>
+        <w:br/>
+        <w:t xml:space="preserve">  m_b  = gas mass in barrel volume        (kg)</w:t>
+        <w:br/>
+        <w:br/>
+        <w:t>Equations of motion:</w:t>
+        <w:br/>
+        <w:br/>
+        <w:t xml:space="preserve">  (1)  dx/dt = v</w:t>
+        <w:br/>
+        <w:br/>
+        <w:t xml:space="preserve">  (2)  dv/dt = F_net / m_payload</w:t>
+        <w:br/>
+        <w:t xml:space="preserve">         F_net = max(0,  (Pb − Patm)·A_bore  −  μ·Pb·A_bore)</w:t>
+        <w:br/>
+        <w:t xml:space="preserve">         where μ = 0.10 is the bore friction coefficient</w:t>
+        <w:br/>
+        <w:br/>
+        <w:t xml:space="preserve">  (3)  dm_c/dt = −ṁ</w:t>
+        <w:br/>
+        <w:t xml:space="preserve">       dm_b/dt = +ṁ</w:t>
+        <w:br/>
+        <w:t xml:space="preserve">         ṁ = mass flow rate through valve orifice (see Section 5.2)</w:t>
+        <w:br/>
+        <w:br/>
+        <w:t xml:space="preserve">  (4)  Barrel volume (moves with projectile):</w:t>
+        <w:br/>
+        <w:t xml:space="preserve">         V_b(t) = A_bore·x(t) + V_clearance   (V_clearance = 10⁻⁶ m³)</w:t>
+        <w:br/>
+        <w:br/>
+        <w:t xml:space="preserve">  (5)  Real-gas pressure (Redlich–Kwong EOS, first-order iteration):</w:t>
+        <w:br/>
+        <w:t xml:space="preserve">         P_ideal = (m/V)·R_u·T / M_CO₂          (ideal gas estimate)</w:t>
+        <w:br/>
+        <w:t xml:space="preserve">         Z = Z_RK(P_ideal, T)                   (compressibility factor)</w:t>
+        <w:br/>
+        <w:t xml:space="preserve">         P_real  = Z·P_ideal                      (since P = Z·ρ·R_spec·T)</w:t>
+        <w:br/>
+        <w:br/>
+        <w:t xml:space="preserve">  (6)  Termination: loop exits when x ≥ L (muzzle) or Pc ≤ 1.01·Patm</w:t>
+      </w:r>
+    </w:p>
+    <w:p>
+      <w:pPr>
+        <w:pStyle w:val="Heading2"/>
+      </w:pPr>
+      <w:r>
+        <w:t>5.2 Real-Gas Correction (Redlich–Kwong EOS)</w:t>
+      </w:r>
+    </w:p>
+    <w:p>
+      <w:r>
+        <w:t>The Redlich–Kwong equation of state for CO₂:</w:t>
+        <w:br/>
+        <w:br/>
+        <w:t xml:space="preserve">    P = R_u·T / (V_m − b)  −  a / (V_m·(V_m + b)·√T)</w:t>
+        <w:br/>
+        <w:br/>
+        <w:t>CO₂ critical constants:  Tc = 304.13 K,  Pc = 7.377 MPa</w:t>
+        <w:br/>
+        <w:br/>
+        <w:t>RK constants:</w:t>
+        <w:br/>
+        <w:t xml:space="preserve">    a = 0.42748·R²·Tc²/Pc = 0.3705  (J·m³·K^0.5 / mol²)</w:t>
+        <w:br/>
+        <w:t xml:space="preserve">    b = 0.08664·R·Tc/Pc  = 0.000030  (m³/mol)</w:t>
+        <w:br/>
+        <w:br/>
+        <w:t>Compressibility Z is solved iteratively via Newton–Raphson on the cubic</w:t>
+        <w:br/>
+        <w:t>(tolerance 10⁻⁶, max 60 iterations). For CO₂ at 11 bar, 293 K: Z ≈ 0.97.</w:t>
+        <w:br/>
+        <w:br/>
+        <w:t>Pressure from mass and volume: P_real = Z·(m/V)·R_u·T / M_CO₂</w:t>
+        <w:br/>
+        <w:t xml:space="preserve">  where Z is evaluated at P_ideal = (m/V)·R_u·T/M_CO₂ (first-order approximation).</w:t>
+      </w:r>
+    </w:p>
+    <w:p>
+      <w:pPr>
+        <w:pStyle w:val="Heading2"/>
+      </w:pPr>
+      <w:r>
+        <w:t>5.3 Valve Mass Flow Rate Formulas</w:t>
+      </w:r>
+    </w:p>
+    <w:p>
+      <w:r>
+        <w:t>Mass flow through the valve orifice uses compressible orifice theory.</w:t>
+        <w:br/>
+        <w:br/>
+        <w:t>Critical pressure ratio — flow chokes when Pb/Pc ≤ r_crit:</w:t>
+        <w:br/>
+        <w:br/>
+        <w:t xml:space="preserve">    r_crit = (2/(γ+1))^(γ/(γ−1))</w:t>
+        <w:br/>
+        <w:t xml:space="preserve">           = (2/2.3)^(1.3/0.3)</w:t>
+        <w:br/>
+        <w:t xml:space="preserve">           = 0.5457   (γ = 1.3)</w:t>
+        <w:br/>
+        <w:br/>
+        <w:t>CHOKED FLOW  (Pb/Pc ≤ r_crit; governs the majority of the discharge cycle):</w:t>
+        <w:br/>
+        <w:br/>
+        <w:t xml:space="preserve">    ṁ = Cd · A_or · Pc · √(γ/(R_spec·T)) · (2/(γ+1))^((γ+1)/(2(γ−1)))</w:t>
+        <w:br/>
+        <w:br/>
+        <w:t xml:space="preserve">    Numerically at t=0  (Pc = 11.0 bar, Cd = 0.8, d_or = 12 mm, T = 293 K):</w:t>
+        <w:br/>
+        <w:t xml:space="preserve">      A_or = π×(0.006)² = 1.1310e-04 m²</w:t>
+        <w:br/>
+        <w:t xml:space="preserve">      √(γ/(R·T)) = √(1.3/188.9×293) = 0.00484</w:t>
+        <w:br/>
+        <w:t xml:space="preserve">      factor = (2/2.3)^((2.3)/(2×0.3)) = 0.5852</w:t>
+        <w:br/>
+        <w:t xml:space="preserve">      ṁ₀ = 0.8 × 1.1310e-04 × 1.100e+06 × 0.00484 × 0.5852</w:t>
+        <w:br/>
+        <w:t xml:space="preserve">         = 0.2822 kg/s</w:t>
+        <w:br/>
+        <w:br/>
+        <w:t>UNCHOKED FLOW  (Pb/Pc &gt; r_crit; late in the discharge cycle when pressures equalise):</w:t>
+        <w:br/>
+        <w:br/>
+        <w:t xml:space="preserve">    ṁ = Cd·A_or·Pc/√(R·T) · √[ 2γ/(γ−1) · ((Pb/Pc)^(2/γ) − (Pb/Pc)^((γ+1)/γ)) ]</w:t>
+        <w:br/>
+        <w:br/>
+        <w:t xml:space="preserve">    This is the standard isentropic compressible orifice formula (Anderson 2003);</w:t>
+        <w:br/>
+        <w:t xml:space="preserve">    it converges to zero as Pb → Pc (pressure equalisation).</w:t>
+      </w:r>
+    </w:p>
+    <w:p>
+      <w:pPr>
+        <w:pStyle w:val="Heading2"/>
+      </w:pPr>
+      <w:r>
+        <w:t>5.4 Default Case Results</w:t>
+      </w:r>
+    </w:p>
+    <w:p>
+      <w:r>
+        <w:t>Simulation parameters: m_payload = 1.0 kg | d_or = 12 mm | Cd = 0.8 | T = 293 K</w:t>
+        <w:br/>
+        <w:t>Barrel: D = 52 mm, L = 700 mm | Chamber: V₀ = 1 mL @ 10 bar gauge</w:t>
+      </w:r>
+    </w:p>
+    <w:tbl>
+      <w:tblPr>
+        <w:tblW w:type="auto" w:w="0"/>
+        <w:tblLook w:firstColumn="1" w:firstRow="1" w:lastColumn="0" w:lastRow="0" w:noHBand="0" w:noVBand="1" w:val="04A0"/>
+      </w:tblPr>
+      <w:tblGrid>
+        <w:gridCol w:w="2880"/>
+        <w:gridCol w:w="2880"/>
+        <w:gridCol w:w="2880"/>
+      </w:tblGrid>
+      <w:tr>
+        <w:tc>
+          <w:tcPr>
+            <w:tcW w:type="dxa" w:w="2880"/>
+          </w:tcPr>
+          <w:p>
+            <w:r>
+              <w:t>Output</w:t>
+            </w:r>
+          </w:p>
+        </w:tc>
+        <w:tc>
+          <w:tcPr>
+            <w:tcW w:type="dxa" w:w="2880"/>
+          </w:tcPr>
+          <w:p>
+            <w:r>
+              <w:t>Value</w:t>
+            </w:r>
+          </w:p>
+        </w:tc>
+        <w:tc>
+          <w:tcPr>
+            <w:tcW w:type="dxa" w:w="2880"/>
+          </w:tcPr>
+          <w:p>
+            <w:r>
+              <w:t>Formula / Notes</w:t>
+            </w:r>
+          </w:p>
+        </w:tc>
+      </w:tr>
+      <w:tr>
+        <w:tc>
+          <w:tcPr>
+            <w:tcW w:type="dxa" w:w="2880"/>
+          </w:tcPr>
+          <w:p>
+            <w:r>
+              <w:t>Muzzle velocity</w:t>
+            </w:r>
+          </w:p>
+        </w:tc>
+        <w:tc>
+          <w:tcPr>
+            <w:tcW w:type="dxa" w:w="2880"/>
+          </w:tcPr>
+          <w:p>
+            <w:r>
+              <w:t>27.765 m/s</w:t>
+            </w:r>
+          </w:p>
+        </w:tc>
+        <w:tc>
+          <w:tcPr>
+            <w:tcW w:type="dxa" w:w="2880"/>
+          </w:tcPr>
+          <w:p>
+            <w:r>
+              <w:t>v(t) at x = L (ODE integration endpoint)</w:t>
+            </w:r>
+          </w:p>
+        </w:tc>
+      </w:tr>
+      <w:tr>
+        <w:tc>
+          <w:tcPr>
+            <w:tcW w:type="dxa" w:w="2880"/>
+          </w:tcPr>
+          <w:p>
+            <w:r>
+              <w:t>Impulse</w:t>
+            </w:r>
+          </w:p>
+        </w:tc>
+        <w:tc>
+          <w:tcPr>
+            <w:tcW w:type="dxa" w:w="2880"/>
+          </w:tcPr>
+          <w:p>
+            <w:r>
+              <w:t>27.765 N·s</w:t>
+            </w:r>
+          </w:p>
+        </w:tc>
+        <w:tc>
+          <w:tcPr>
+            <w:tcW w:type="dxa" w:w="2880"/>
+          </w:tcPr>
+          <w:p>
+            <w:r>
+              <w:t>I = m_payload × v_exit = Δ(momentum)  [v_init = 0]</w:t>
+            </w:r>
+          </w:p>
+        </w:tc>
+      </w:tr>
+      <w:tr>
+        <w:tc>
+          <w:tcPr>
+            <w:tcW w:type="dxa" w:w="2880"/>
+          </w:tcPr>
+          <w:p>
+            <w:r>
+              <w:t>KE at muzzle</w:t>
+            </w:r>
+          </w:p>
+        </w:tc>
+        <w:tc>
+          <w:tcPr>
+            <w:tcW w:type="dxa" w:w="2880"/>
+          </w:tcPr>
+          <w:p>
+            <w:r>
+              <w:t>385.45 J</w:t>
+            </w:r>
+          </w:p>
+        </w:tc>
+        <w:tc>
+          <w:tcPr>
+            <w:tcW w:type="dxa" w:w="2880"/>
+          </w:tcPr>
+          <w:p>
+            <w:r>
+              <w:t>½×1.0×27.765²</w:t>
+            </w:r>
+          </w:p>
+        </w:tc>
+      </w:tr>
+      <w:tr>
+        <w:tc>
+          <w:tcPr>
+            <w:tcW w:type="dxa" w:w="2880"/>
+          </w:tcPr>
+          <w:p>
+            <w:r>
+              <w:t>Launch efficiency</w:t>
+            </w:r>
+          </w:p>
+        </w:tc>
+        <w:tc>
+          <w:tcPr>
+            <w:tcW w:type="dxa" w:w="2880"/>
+          </w:tcPr>
+          <w:p>
+            <w:r>
+              <w:t>14.61 %</w:t>
+            </w:r>
+          </w:p>
+        </w:tc>
+        <w:tc>
+          <w:tcPr>
+            <w:tcW w:type="dxa" w:w="2880"/>
+          </w:tcPr>
+          <w:p>
+            <w:r>
+              <w:t>KE / W_ideal = 385.45 / 2637.7</w:t>
+            </w:r>
+          </w:p>
+        </w:tc>
+      </w:tr>
+      <w:tr>
+        <w:tc>
+          <w:tcPr>
+            <w:tcW w:type="dxa" w:w="2880"/>
+          </w:tcPr>
+          <w:p>
+            <w:r>
+              <w:t>Discharge time</w:t>
+            </w:r>
+          </w:p>
+        </w:tc>
+        <w:tc>
+          <w:tcPr>
+            <w:tcW w:type="dxa" w:w="2880"/>
+          </w:tcPr>
+          <w:p>
+            <w:r>
+              <w:t>37.20 ms</w:t>
+            </w:r>
+          </w:p>
+        </w:tc>
+        <w:tc>
+          <w:tcPr>
+            <w:tcW w:type="dxa" w:w="2880"/>
+          </w:tcPr>
+          <w:p>
+            <w:r>
+              <w:t>Time for projectile to traverse full barrel</w:t>
+            </w:r>
+          </w:p>
+        </w:tc>
+      </w:tr>
+      <w:tr>
+        <w:tc>
+          <w:tcPr>
+            <w:tcW w:type="dxa" w:w="2880"/>
+          </w:tcPr>
+          <w:p>
+            <w:r>
+              <w:t>Peak barrel force</w:t>
+            </w:r>
+          </w:p>
+        </w:tc>
+        <w:tc>
+          <w:tcPr>
+            <w:tcW w:type="dxa" w:w="2880"/>
+          </w:tcPr>
+          <w:p>
+            <w:r>
+              <w:t>3369.8 N</w:t>
+            </w:r>
+          </w:p>
+        </w:tc>
+        <w:tc>
+          <w:tcPr>
+            <w:tcW w:type="dxa" w:w="2880"/>
+          </w:tcPr>
+          <w:p>
+            <w:r>
+              <w:t>max[(Pb(t)−Patm)·A_bore]; force on projectile</w:t>
+            </w:r>
+          </w:p>
+        </w:tc>
+      </w:tr>
+      <w:tr>
+        <w:tc>
+          <w:tcPr>
+            <w:tcW w:type="dxa" w:w="2880"/>
+          </w:tcPr>
+          <w:p>
+            <w:r>
+              <w:t>Average propulsion force</w:t>
+            </w:r>
+          </w:p>
+        </w:tc>
+        <w:tc>
+          <w:tcPr>
+            <w:tcW w:type="dxa" w:w="2880"/>
+          </w:tcPr>
+          <w:p>
+            <w:r>
+              <w:t>746.4 N</w:t>
+            </w:r>
+          </w:p>
+        </w:tc>
+        <w:tc>
+          <w:tcPr>
+            <w:tcW w:type="dxa" w:w="2880"/>
+          </w:tcPr>
+          <w:p>
+            <w:r>
+              <w:t>F_avg = Impulse / t_discharge</w:t>
+            </w:r>
+          </w:p>
+        </w:tc>
+      </w:tr>
+      <w:tr>
+        <w:tc>
+          <w:tcPr>
+            <w:tcW w:type="dxa" w:w="2880"/>
+          </w:tcPr>
+          <w:p>
+            <w:r>
+              <w:t>Static endcap bolt load</w:t>
+            </w:r>
+          </w:p>
+        </w:tc>
+        <w:tc>
+          <w:tcPr>
+            <w:tcW w:type="dxa" w:w="2880"/>
+          </w:tcPr>
+          <w:p>
+            <w:r>
+              <w:t>2336.1 N</w:t>
+            </w:r>
+          </w:p>
+        </w:tc>
+        <w:tc>
+          <w:tcPr>
+            <w:tcW w:type="dxa" w:w="2880"/>
+          </w:tcPr>
+          <w:p>
+            <w:r>
+              <w:t>P₀_abs × A_bore (see Section 8)</w:t>
+            </w:r>
+          </w:p>
+        </w:tc>
+      </w:tr>
+    </w:tbl>
+    <w:p>
+      <w:pPr>
+        <w:pStyle w:val="Heading1"/>
+      </w:pPr>
+      <w:r>
+        <w:t>6. Parametric Sweep</w:t>
+      </w:r>
+    </w:p>
+    <w:p>
+      <w:r>
+        <w:t>The ODE model was run over a 3-D grid to characterise performance sensitivity.</w:t>
+        <w:br/>
+        <w:t>Fixed: m_payload = 1.0 kg, T = 293 K, P₀ = 10 bar gauge, D = 52 mm, L = 700 mm.</w:t>
+        <w:br/>
+        <w:br/>
+        <w:t>Swept variables:</w:t>
+        <w:br/>
+        <w:t xml:space="preserve">  • Orifice diameter  d_or ∈ {6, 8, 10, 12, 15, 18} mm  (A_or = π(d/2)² ranges {28.3, 50.3, 78.5, 113.1, 176.7, 254.5} mm²)</w:t>
+        <w:br/>
+        <w:t xml:space="preserve">  • Chamber volume    Vc  ∈ {500, 800, 1000, 1200} mL</w:t>
+        <w:br/>
+        <w:t xml:space="preserve">  • Discharge coeff.  Cd  ∈ {0.6, 0.7, 0.8}</w:t>
+        <w:br/>
+        <w:br/>
+        <w:t>Total: 6 × 4 × 3 = 72 ODE runs.</w:t>
+        <w:br/>
+        <w:br/>
+        <w:t>Recorded outputs per run:</w:t>
+        <w:br/>
+        <w:t xml:space="preserve">  v_exit  — muzzle velocity at x = L  (m/s)</w:t>
+        <w:br/>
+        <w:t xml:space="preserve">  I       — impulse = m·v_exit  (N·s)</w:t>
+        <w:br/>
+        <w:t xml:space="preserve">  t_end   — projectile transit time  (s)</w:t>
+        <w:br/>
+        <w:t xml:space="preserve">  F_peak  — max[(Pb−Patm)·A_bore] during stroke  (N)</w:t>
+      </w:r>
+    </w:p>
+    <w:p>
+      <w:pPr>
+        <w:pStyle w:val="Heading2"/>
+      </w:pPr>
+      <w:r>
+        <w:t>6.1 Sweep Data Table (first 30 of 72 runs)</w:t>
       </w:r>
     </w:p>
     <w:tbl>
@@ -884,7 +1963,7 @@
           </w:tcPr>
           <w:p>
             <w:r>
-              <w:t>orifice_d_m</w:t>
+              <w:t>d_or (mm)</w:t>
             </w:r>
           </w:p>
         </w:tc>
@@ -894,7 +1973,7 @@
           </w:tcPr>
           <w:p>
             <w:r>
-              <w:t>Vc_m3</w:t>
+              <w:t>Vc (mL)</w:t>
             </w:r>
           </w:p>
         </w:tc>
@@ -914,7 +1993,7 @@
           </w:tcPr>
           <w:p>
             <w:r>
-              <w:t>muzzle_v</w:t>
+              <w:t>v_exit (m/s)</w:t>
             </w:r>
           </w:p>
         </w:tc>
@@ -924,7 +2003,7 @@
           </w:tcPr>
           <w:p>
             <w:r>
-              <w:t>impulse</w:t>
+              <w:t>Impulse (N·s)</w:t>
             </w:r>
           </w:p>
         </w:tc>
@@ -934,7 +2013,7 @@
           </w:tcPr>
           <w:p>
             <w:r>
-              <w:t>t_end_s</w:t>
+              <w:t>t_end (ms)</w:t>
             </w:r>
           </w:p>
         </w:tc>
@@ -944,7 +2023,7 @@
           </w:tcPr>
           <w:p>
             <w:r>
-              <w:t>peak_F</w:t>
+              <w:t>F_peak (N)</w:t>
             </w:r>
           </w:p>
         </w:tc>
@@ -956,7 +2035,7 @@
           </w:tcPr>
           <w:p>
             <w:r>
-              <w:t>0.0060</w:t>
+              <w:t>6.00</w:t>
             </w:r>
           </w:p>
         </w:tc>
@@ -966,7 +2045,7 @@
           </w:tcPr>
           <w:p>
             <w:r>
-              <w:t>0.0005</w:t>
+              <w:t>500.0</w:t>
             </w:r>
           </w:p>
         </w:tc>
@@ -976,7 +2055,7 @@
           </w:tcPr>
           <w:p>
             <w:r>
-              <w:t>0.6000</w:t>
+              <w:t>0.60</w:t>
             </w:r>
           </w:p>
         </w:tc>
@@ -986,7 +2065,7 @@
           </w:tcPr>
           <w:p>
             <w:r>
-              <w:t>7.7771</w:t>
+              <w:t>7.81</w:t>
             </w:r>
           </w:p>
         </w:tc>
@@ -996,7 +2075,7 @@
           </w:tcPr>
           <w:p>
             <w:r>
-              <w:t>7.7771</w:t>
+              <w:t>7.81</w:t>
             </w:r>
           </w:p>
         </w:tc>
@@ -1006,7 +2085,7 @@
           </w:tcPr>
           <w:p>
             <w:r>
-              <w:t>0.0955</w:t>
+              <w:t>95.10</w:t>
             </w:r>
           </w:p>
         </w:tc>
@@ -1016,7 +2095,7 @@
           </w:tcPr>
           <w:p>
             <w:r>
-              <w:t>2185.8</w:t>
+              <w:t>2235.6</w:t>
             </w:r>
           </w:p>
         </w:tc>
@@ -1028,7 +2107,7 @@
           </w:tcPr>
           <w:p>
             <w:r>
-              <w:t>0.0060</w:t>
+              <w:t>6.00</w:t>
             </w:r>
           </w:p>
         </w:tc>
@@ -1038,7 +2117,7 @@
           </w:tcPr>
           <w:p>
             <w:r>
-              <w:t>0.0005</w:t>
+              <w:t>500.0</w:t>
             </w:r>
           </w:p>
         </w:tc>
@@ -1048,7 +2127,7 @@
           </w:tcPr>
           <w:p>
             <w:r>
-              <w:t>0.7000</w:t>
+              <w:t>0.70</w:t>
             </w:r>
           </w:p>
         </w:tc>
@@ -1058,7 +2137,7 @@
           </w:tcPr>
           <w:p>
             <w:r>
-              <w:t>9.0378</w:t>
+              <w:t>9.08</w:t>
             </w:r>
           </w:p>
         </w:tc>
@@ -1068,7 +2147,7 @@
           </w:tcPr>
           <w:p>
             <w:r>
-              <w:t>9.0378</w:t>
+              <w:t>9.08</w:t>
             </w:r>
           </w:p>
         </w:tc>
@@ -1078,7 +2157,7 @@
           </w:tcPr>
           <w:p>
             <w:r>
-              <w:t>0.0840</w:t>
+              <w:t>83.50</w:t>
             </w:r>
           </w:p>
         </w:tc>
@@ -1088,7 +2167,7 @@
           </w:tcPr>
           <w:p>
             <w:r>
-              <w:t>2251.3</w:t>
+              <w:t>2304.7</w:t>
             </w:r>
           </w:p>
         </w:tc>
@@ -1100,7 +2179,7 @@
           </w:tcPr>
           <w:p>
             <w:r>
-              <w:t>0.0060</w:t>
+              <w:t>6.00</w:t>
             </w:r>
           </w:p>
         </w:tc>
@@ -1110,7 +2189,7 @@
           </w:tcPr>
           <w:p>
             <w:r>
-              <w:t>0.0005</w:t>
+              <w:t>500.0</w:t>
             </w:r>
           </w:p>
         </w:tc>
@@ -1120,7 +2199,7 @@
           </w:tcPr>
           <w:p>
             <w:r>
-              <w:t>0.8000</w:t>
+              <w:t>0.80</w:t>
             </w:r>
           </w:p>
         </w:tc>
@@ -1130,7 +2209,7 @@
           </w:tcPr>
           <w:p>
             <w:r>
-              <w:t>10.2887</w:t>
+              <w:t>10.34</w:t>
             </w:r>
           </w:p>
         </w:tc>
@@ -1140,7 +2219,7 @@
           </w:tcPr>
           <w:p>
             <w:r>
-              <w:t>10.2887</w:t>
+              <w:t>10.34</w:t>
             </w:r>
           </w:p>
         </w:tc>
@@ -1150,7 +2229,7 @@
           </w:tcPr>
           <w:p>
             <w:r>
-              <w:t>0.0755</w:t>
+              <w:t>75.10</w:t>
             </w:r>
           </w:p>
         </w:tc>
@@ -1160,7 +2239,7 @@
           </w:tcPr>
           <w:p>
             <w:r>
-              <w:t>2245.8</w:t>
+              <w:t>2303.0</w:t>
             </w:r>
           </w:p>
         </w:tc>
@@ -1172,7 +2251,7 @@
           </w:tcPr>
           <w:p>
             <w:r>
-              <w:t>0.0060</w:t>
+              <w:t>6.00</w:t>
             </w:r>
           </w:p>
         </w:tc>
@@ -1182,7 +2261,7 @@
           </w:tcPr>
           <w:p>
             <w:r>
-              <w:t>0.0008</w:t>
+              <w:t>800.0</w:t>
             </w:r>
           </w:p>
         </w:tc>
@@ -1192,7 +2271,7 @@
           </w:tcPr>
           <w:p>
             <w:r>
-              <w:t>0.6000</w:t>
+              <w:t>0.60</w:t>
             </w:r>
           </w:p>
         </w:tc>
@@ -1202,7 +2281,7 @@
           </w:tcPr>
           <w:p>
             <w:r>
-              <w:t>7.7903</w:t>
+              <w:t>7.82</w:t>
             </w:r>
           </w:p>
         </w:tc>
@@ -1212,7 +2291,7 @@
           </w:tcPr>
           <w:p>
             <w:r>
-              <w:t>7.7903</w:t>
+              <w:t>7.82</w:t>
             </w:r>
           </w:p>
         </w:tc>
@@ -1222,7 +2301,7 @@
           </w:tcPr>
           <w:p>
             <w:r>
-              <w:t>0.0954</w:t>
+              <w:t>95.00</w:t>
             </w:r>
           </w:p>
         </w:tc>
@@ -1232,7 +2311,7 @@
           </w:tcPr>
           <w:p>
             <w:r>
-              <w:t>2187.4</w:t>
+              <w:t>2237.3</w:t>
             </w:r>
           </w:p>
         </w:tc>
@@ -1244,7 +2323,7 @@
           </w:tcPr>
           <w:p>
             <w:r>
-              <w:t>0.0060</w:t>
+              <w:t>6.00</w:t>
             </w:r>
           </w:p>
         </w:tc>
@@ -1254,7 +2333,7 @@
           </w:tcPr>
           <w:p>
             <w:r>
-              <w:t>0.0008</w:t>
+              <w:t>800.0</w:t>
             </w:r>
           </w:p>
         </w:tc>
@@ -1264,7 +2343,7 @@
           </w:tcPr>
           <w:p>
             <w:r>
-              <w:t>0.7000</w:t>
+              <w:t>0.70</w:t>
             </w:r>
           </w:p>
         </w:tc>
@@ -1274,7 +2353,7 @@
           </w:tcPr>
           <w:p>
             <w:r>
-              <w:t>9.0630</w:t>
+              <w:t>9.10</w:t>
             </w:r>
           </w:p>
         </w:tc>
@@ -1284,7 +2363,7 @@
           </w:tcPr>
           <w:p>
             <w:r>
-              <w:t>9.0630</w:t>
+              <w:t>9.10</w:t>
             </w:r>
           </w:p>
         </w:tc>
@@ -1294,7 +2373,7 @@
           </w:tcPr>
           <w:p>
             <w:r>
-              <w:t>0.0837</w:t>
+              <w:t>83.40</w:t>
             </w:r>
           </w:p>
         </w:tc>
@@ -1304,7 +2383,7 @@
           </w:tcPr>
           <w:p>
             <w:r>
-              <w:t>2252.8</w:t>
+              <w:t>2306.3</w:t>
             </w:r>
           </w:p>
         </w:tc>
@@ -1316,7 +2395,7 @@
           </w:tcPr>
           <w:p>
             <w:r>
-              <w:t>0.0060</w:t>
+              <w:t>6.00</w:t>
             </w:r>
           </w:p>
         </w:tc>
@@ -1326,7 +2405,7 @@
           </w:tcPr>
           <w:p>
             <w:r>
-              <w:t>0.0008</w:t>
+              <w:t>800.0</w:t>
             </w:r>
           </w:p>
         </w:tc>
@@ -1336,7 +2415,7 @@
           </w:tcPr>
           <w:p>
             <w:r>
-              <w:t>0.8000</w:t>
+              <w:t>0.80</w:t>
             </w:r>
           </w:p>
         </w:tc>
@@ -1346,7 +2425,7 @@
           </w:tcPr>
           <w:p>
             <w:r>
-              <w:t>10.3334</w:t>
+              <w:t>10.38</w:t>
             </w:r>
           </w:p>
         </w:tc>
@@ -1356,7 +2435,7 @@
           </w:tcPr>
           <w:p>
             <w:r>
-              <w:t>10.3334</w:t>
+              <w:t>10.38</w:t>
             </w:r>
           </w:p>
         </w:tc>
@@ -1366,7 +2445,7 @@
           </w:tcPr>
           <w:p>
             <w:r>
-              <w:t>0.0752</w:t>
+              <w:t>74.90</w:t>
             </w:r>
           </w:p>
         </w:tc>
@@ -1376,7 +2455,7 @@
           </w:tcPr>
           <w:p>
             <w:r>
-              <w:t>2247.5</w:t>
+              <w:t>2304.7</w:t>
             </w:r>
           </w:p>
         </w:tc>
@@ -1388,7 +2467,7 @@
           </w:tcPr>
           <w:p>
             <w:r>
-              <w:t>0.0060</w:t>
+              <w:t>6.00</w:t>
             </w:r>
           </w:p>
         </w:tc>
@@ -1398,7 +2477,7 @@
           </w:tcPr>
           <w:p>
             <w:r>
-              <w:t>0.0010</w:t>
+              <w:t>1000.0</w:t>
             </w:r>
           </w:p>
         </w:tc>
@@ -1408,7 +2487,7 @@
           </w:tcPr>
           <w:p>
             <w:r>
-              <w:t>0.6000</w:t>
+              <w:t>0.60</w:t>
             </w:r>
           </w:p>
         </w:tc>
@@ -1418,7 +2497,7 @@
           </w:tcPr>
           <w:p>
             <w:r>
-              <w:t>7.7940</w:t>
+              <w:t>7.82</w:t>
             </w:r>
           </w:p>
         </w:tc>
@@ -1428,7 +2507,7 @@
           </w:tcPr>
           <w:p>
             <w:r>
-              <w:t>7.7940</w:t>
+              <w:t>7.82</w:t>
             </w:r>
           </w:p>
         </w:tc>
@@ -1438,7 +2517,7 @@
           </w:tcPr>
           <w:p>
             <w:r>
-              <w:t>0.0953</w:t>
+              <w:t>94.90</w:t>
             </w:r>
           </w:p>
         </w:tc>
@@ -1448,7 +2527,7 @@
           </w:tcPr>
           <w:p>
             <w:r>
-              <w:t>2187.9</w:t>
+              <w:t>2237.9</w:t>
             </w:r>
           </w:p>
         </w:tc>
@@ -1460,7 +2539,7 @@
           </w:tcPr>
           <w:p>
             <w:r>
-              <w:t>0.0060</w:t>
+              <w:t>6.00</w:t>
             </w:r>
           </w:p>
         </w:tc>
@@ -1470,7 +2549,7 @@
           </w:tcPr>
           <w:p>
             <w:r>
-              <w:t>0.0010</w:t>
+              <w:t>1000.0</w:t>
             </w:r>
           </w:p>
         </w:tc>
@@ -1480,7 +2559,7 @@
           </w:tcPr>
           <w:p>
             <w:r>
-              <w:t>0.7000</w:t>
+              <w:t>0.70</w:t>
             </w:r>
           </w:p>
         </w:tc>
@@ -1490,7 +2569,7 @@
           </w:tcPr>
           <w:p>
             <w:r>
-              <w:t>9.0699</w:t>
+              <w:t>9.11</w:t>
             </w:r>
           </w:p>
         </w:tc>
@@ -1500,7 +2579,7 @@
           </w:tcPr>
           <w:p>
             <w:r>
-              <w:t>9.0699</w:t>
+              <w:t>9.11</w:t>
             </w:r>
           </w:p>
         </w:tc>
@@ -1510,7 +2589,7 @@
           </w:tcPr>
           <w:p>
             <w:r>
-              <w:t>0.0837</w:t>
+              <w:t>83.30</w:t>
             </w:r>
           </w:p>
         </w:tc>
@@ -1520,7 +2599,7 @@
           </w:tcPr>
           <w:p>
             <w:r>
-              <w:t>2253.3</w:t>
+              <w:t>2306.9</w:t>
             </w:r>
           </w:p>
         </w:tc>
@@ -1532,7 +2611,7 @@
           </w:tcPr>
           <w:p>
             <w:r>
-              <w:t>0.0060</w:t>
+              <w:t>6.00</w:t>
             </w:r>
           </w:p>
         </w:tc>
@@ -1542,7 +2621,7 @@
           </w:tcPr>
           <w:p>
             <w:r>
-              <w:t>0.0010</w:t>
+              <w:t>1000.0</w:t>
             </w:r>
           </w:p>
         </w:tc>
@@ -1552,7 +2631,7 @@
           </w:tcPr>
           <w:p>
             <w:r>
-              <w:t>0.8000</w:t>
+              <w:t>0.80</w:t>
             </w:r>
           </w:p>
         </w:tc>
@@ -1562,7 +2641,7 @@
           </w:tcPr>
           <w:p>
             <w:r>
-              <w:t>10.3454</w:t>
+              <w:t>10.39</w:t>
             </w:r>
           </w:p>
         </w:tc>
@@ -1572,7 +2651,7 @@
           </w:tcPr>
           <w:p>
             <w:r>
-              <w:t>10.3454</w:t>
+              <w:t>10.39</w:t>
             </w:r>
           </w:p>
         </w:tc>
@@ -1582,7 +2661,7 @@
           </w:tcPr>
           <w:p>
             <w:r>
-              <w:t>0.0751</w:t>
+              <w:t>74.80</w:t>
             </w:r>
           </w:p>
         </w:tc>
@@ -1592,7 +2671,7 @@
           </w:tcPr>
           <w:p>
             <w:r>
-              <w:t>2248.0</w:t>
+              <w:t>2305.3</w:t>
             </w:r>
           </w:p>
         </w:tc>
@@ -1604,7 +2683,7 @@
           </w:tcPr>
           <w:p>
             <w:r>
-              <w:t>0.0060</w:t>
+              <w:t>6.00</w:t>
             </w:r>
           </w:p>
         </w:tc>
@@ -1614,7 +2693,7 @@
           </w:tcPr>
           <w:p>
             <w:r>
-              <w:t>0.0012</w:t>
+              <w:t>1200.0</w:t>
             </w:r>
           </w:p>
         </w:tc>
@@ -1624,7 +2703,7 @@
           </w:tcPr>
           <w:p>
             <w:r>
-              <w:t>0.6000</w:t>
+              <w:t>0.60</w:t>
             </w:r>
           </w:p>
         </w:tc>
@@ -1634,7 +2713,7 @@
           </w:tcPr>
           <w:p>
             <w:r>
-              <w:t>7.7963</w:t>
+              <w:t>7.83</w:t>
             </w:r>
           </w:p>
         </w:tc>
@@ -1644,7 +2723,7 @@
           </w:tcPr>
           <w:p>
             <w:r>
-              <w:t>7.7963</w:t>
+              <w:t>7.83</w:t>
             </w:r>
           </w:p>
         </w:tc>
@@ -1654,7 +2733,7 @@
           </w:tcPr>
           <w:p>
             <w:r>
-              <w:t>0.0953</w:t>
+              <w:t>94.90</w:t>
             </w:r>
           </w:p>
         </w:tc>
@@ -1664,7 +2743,7 @@
           </w:tcPr>
           <w:p>
             <w:r>
-              <w:t>2188.3</w:t>
+              <w:t>2238.3</w:t>
             </w:r>
           </w:p>
         </w:tc>
@@ -1676,7 +2755,7 @@
           </w:tcPr>
           <w:p>
             <w:r>
-              <w:t>0.0060</w:t>
+              <w:t>6.00</w:t>
             </w:r>
           </w:p>
         </w:tc>
@@ -1686,7 +2765,7 @@
           </w:tcPr>
           <w:p>
             <w:r>
-              <w:t>0.0012</w:t>
+              <w:t>1200.0</w:t>
             </w:r>
           </w:p>
         </w:tc>
@@ -1696,7 +2775,7 @@
           </w:tcPr>
           <w:p>
             <w:r>
-              <w:t>0.7000</w:t>
+              <w:t>0.70</w:t>
             </w:r>
           </w:p>
         </w:tc>
@@ -1706,7 +2785,7 @@
           </w:tcPr>
           <w:p>
             <w:r>
-              <w:t>9.0741</w:t>
+              <w:t>9.11</w:t>
             </w:r>
           </w:p>
         </w:tc>
@@ -1716,7 +2795,7 @@
           </w:tcPr>
           <w:p>
             <w:r>
-              <w:t>9.0741</w:t>
+              <w:t>9.11</w:t>
             </w:r>
           </w:p>
         </w:tc>
@@ -1726,7 +2805,7 @@
           </w:tcPr>
           <w:p>
             <w:r>
-              <w:t>0.0836</w:t>
+              <w:t>83.30</w:t>
             </w:r>
           </w:p>
         </w:tc>
@@ -1736,7 +2815,7 @@
           </w:tcPr>
           <w:p>
             <w:r>
-              <w:t>2253.6</w:t>
+              <w:t>2307.2</w:t>
             </w:r>
           </w:p>
         </w:tc>
@@ -1748,7 +2827,7 @@
           </w:tcPr>
           <w:p>
             <w:r>
-              <w:t>0.0060</w:t>
+              <w:t>6.00</w:t>
             </w:r>
           </w:p>
         </w:tc>
@@ -1758,7 +2837,7 @@
           </w:tcPr>
           <w:p>
             <w:r>
-              <w:t>0.0012</w:t>
+              <w:t>1200.0</w:t>
             </w:r>
           </w:p>
         </w:tc>
@@ -1768,7 +2847,7 @@
           </w:tcPr>
           <w:p>
             <w:r>
-              <w:t>0.8000</w:t>
+              <w:t>0.80</w:t>
             </w:r>
           </w:p>
         </w:tc>
@@ -1778,7 +2857,7 @@
           </w:tcPr>
           <w:p>
             <w:r>
-              <w:t>10.3526</w:t>
+              <w:t>10.39</w:t>
             </w:r>
           </w:p>
         </w:tc>
@@ -1788,7 +2867,7 @@
           </w:tcPr>
           <w:p>
             <w:r>
-              <w:t>10.3526</w:t>
+              <w:t>10.39</w:t>
             </w:r>
           </w:p>
         </w:tc>
@@ -1798,7 +2877,7 @@
           </w:tcPr>
           <w:p>
             <w:r>
-              <w:t>0.0751</w:t>
+              <w:t>74.70</w:t>
             </w:r>
           </w:p>
         </w:tc>
@@ -1808,7 +2887,7 @@
           </w:tcPr>
           <w:p>
             <w:r>
-              <w:t>2248.4</w:t>
+              <w:t>2305.6</w:t>
             </w:r>
           </w:p>
         </w:tc>
@@ -1820,7 +2899,7 @@
           </w:tcPr>
           <w:p>
             <w:r>
-              <w:t>0.0080</w:t>
+              <w:t>8.00</w:t>
             </w:r>
           </w:p>
         </w:tc>
@@ -1830,7 +2909,7 @@
           </w:tcPr>
           <w:p>
             <w:r>
-              <w:t>0.0005</w:t>
+              <w:t>500.0</w:t>
             </w:r>
           </w:p>
         </w:tc>
@@ -1840,7 +2919,7 @@
           </w:tcPr>
           <w:p>
             <w:r>
-              <w:t>0.6000</w:t>
+              <w:t>0.60</w:t>
             </w:r>
           </w:p>
         </w:tc>
@@ -1850,7 +2929,7 @@
           </w:tcPr>
           <w:p>
             <w:r>
-              <w:t>13.5262</w:t>
+              <w:t>13.60</w:t>
             </w:r>
           </w:p>
         </w:tc>
@@ -1860,7 +2939,7 @@
           </w:tcPr>
           <w:p>
             <w:r>
-              <w:t>13.5262</w:t>
+              <w:t>13.60</w:t>
             </w:r>
           </w:p>
         </w:tc>
@@ -1870,7 +2949,7 @@
           </w:tcPr>
           <w:p>
             <w:r>
-              <w:t>0.0616</w:t>
+              <w:t>61.30</w:t>
             </w:r>
           </w:p>
         </w:tc>
@@ -1880,7 +2959,7 @@
           </w:tcPr>
           <w:p>
             <w:r>
-              <w:t>2386.8</w:t>
+              <w:t>2417.0</w:t>
             </w:r>
           </w:p>
         </w:tc>
@@ -1892,7 +2971,7 @@
           </w:tcPr>
           <w:p>
             <w:r>
-              <w:t>0.0080</w:t>
+              <w:t>8.00</w:t>
             </w:r>
           </w:p>
         </w:tc>
@@ -1902,7 +2981,7 @@
           </w:tcPr>
           <w:p>
             <w:r>
-              <w:t>0.0005</w:t>
+              <w:t>500.0</w:t>
             </w:r>
           </w:p>
         </w:tc>
@@ -1912,7 +2991,7 @@
           </w:tcPr>
           <w:p>
             <w:r>
-              <w:t>0.7000</w:t>
+              <w:t>0.70</w:t>
             </w:r>
           </w:p>
         </w:tc>
@@ -1922,7 +3001,7 @@
           </w:tcPr>
           <w:p>
             <w:r>
-              <w:t>15.4529</w:t>
+              <w:t>15.53</w:t>
             </w:r>
           </w:p>
         </w:tc>
@@ -1932,7 +3011,7 @@
           </w:tcPr>
           <w:p>
             <w:r>
-              <w:t>15.4529</w:t>
+              <w:t>15.53</w:t>
             </w:r>
           </w:p>
         </w:tc>
@@ -1942,7 +3021,7 @@
           </w:tcPr>
           <w:p>
             <w:r>
-              <w:t>0.0562</w:t>
+              <w:t>55.90</w:t>
             </w:r>
           </w:p>
         </w:tc>
@@ -1952,7 +3031,7 @@
           </w:tcPr>
           <w:p>
             <w:r>
-              <w:t>2456.4</w:t>
+              <w:t>2525.0</w:t>
             </w:r>
           </w:p>
         </w:tc>
@@ -1964,7 +3043,7 @@
           </w:tcPr>
           <w:p>
             <w:r>
-              <w:t>0.0080</w:t>
+              <w:t>8.00</w:t>
             </w:r>
           </w:p>
         </w:tc>
@@ -1974,7 +3053,7 @@
           </w:tcPr>
           <w:p>
             <w:r>
-              <w:t>0.0005</w:t>
+              <w:t>500.0</w:t>
             </w:r>
           </w:p>
         </w:tc>
@@ -1984,7 +3063,7 @@
           </w:tcPr>
           <w:p>
             <w:r>
-              <w:t>0.8000</w:t>
+              <w:t>0.80</w:t>
             </w:r>
           </w:p>
         </w:tc>
@@ -1994,7 +3073,7 @@
           </w:tcPr>
           <w:p>
             <w:r>
-              <w:t>17.0951</w:t>
+              <w:t>17.18</w:t>
             </w:r>
           </w:p>
         </w:tc>
@@ -2004,7 +3083,7 @@
           </w:tcPr>
           <w:p>
             <w:r>
-              <w:t>17.0951</w:t>
+              <w:t>17.18</w:t>
             </w:r>
           </w:p>
         </w:tc>
@@ -2014,7 +3093,7 @@
           </w:tcPr>
           <w:p>
             <w:r>
-              <w:t>0.0524</w:t>
+              <w:t>52.10</w:t>
             </w:r>
           </w:p>
         </w:tc>
@@ -2024,7 +3103,7 @@
           </w:tcPr>
           <w:p>
             <w:r>
-              <w:t>2731.4</w:t>
+              <w:t>2809.6</w:t>
             </w:r>
           </w:p>
         </w:tc>
@@ -2036,7 +3115,7 @@
           </w:tcPr>
           <w:p>
             <w:r>
-              <w:t>0.0080</w:t>
+              <w:t>8.00</w:t>
             </w:r>
           </w:p>
         </w:tc>
@@ -2046,7 +3125,7 @@
           </w:tcPr>
           <w:p>
             <w:r>
-              <w:t>0.0008</w:t>
+              <w:t>800.0</w:t>
             </w:r>
           </w:p>
         </w:tc>
@@ -2056,7 +3135,7 @@
           </w:tcPr>
           <w:p>
             <w:r>
-              <w:t>0.6000</w:t>
+              <w:t>0.60</w:t>
             </w:r>
           </w:p>
         </w:tc>
@@ -2066,7 +3145,7 @@
           </w:tcPr>
           <w:p>
             <w:r>
-              <w:t>13.6793</w:t>
+              <w:t>13.75</w:t>
             </w:r>
           </w:p>
         </w:tc>
@@ -2076,7 +3155,7 @@
           </w:tcPr>
           <w:p>
             <w:r>
-              <w:t>13.6793</w:t>
+              <w:t>13.75</w:t>
             </w:r>
           </w:p>
         </w:tc>
@@ -2086,7 +3165,7 @@
           </w:tcPr>
           <w:p>
             <w:r>
-              <w:t>0.0612</w:t>
+              <w:t>60.90</w:t>
             </w:r>
           </w:p>
         </w:tc>
@@ -2096,7 +3175,7 @@
           </w:tcPr>
           <w:p>
             <w:r>
-              <w:t>2390.3</w:t>
+              <w:t>2421.0</w:t>
             </w:r>
           </w:p>
         </w:tc>
@@ -2108,7 +3187,7 @@
           </w:tcPr>
           <w:p>
             <w:r>
-              <w:t>0.0080</w:t>
+              <w:t>8.00</w:t>
             </w:r>
           </w:p>
         </w:tc>
@@ -2118,7 +3197,7 @@
           </w:tcPr>
           <w:p>
             <w:r>
-              <w:t>0.0008</w:t>
+              <w:t>800.0</w:t>
             </w:r>
           </w:p>
         </w:tc>
@@ -2128,7 +3207,7 @@
           </w:tcPr>
           <w:p>
             <w:r>
-              <w:t>0.7000</w:t>
+              <w:t>0.70</w:t>
             </w:r>
           </w:p>
         </w:tc>
@@ -2138,7 +3217,7 @@
           </w:tcPr>
           <w:p>
             <w:r>
-              <w:t>15.6795</w:t>
+              <w:t>15.75</w:t>
             </w:r>
           </w:p>
         </w:tc>
@@ -2148,7 +3227,7 @@
           </w:tcPr>
           <w:p>
             <w:r>
-              <w:t>15.6795</w:t>
+              <w:t>15.75</w:t>
             </w:r>
           </w:p>
         </w:tc>
@@ -2158,7 +3237,7 @@
           </w:tcPr>
           <w:p>
             <w:r>
-              <w:t>0.0558</w:t>
+              <w:t>55.40</w:t>
             </w:r>
           </w:p>
         </w:tc>
@@ -2168,7 +3247,7 @@
           </w:tcPr>
           <w:p>
             <w:r>
-              <w:t>2457.1</w:t>
+              <w:t>2525.7</w:t>
             </w:r>
           </w:p>
         </w:tc>
@@ -2180,7 +3259,7 @@
           </w:tcPr>
           <w:p>
             <w:r>
-              <w:t>0.0080</w:t>
+              <w:t>8.00</w:t>
             </w:r>
           </w:p>
         </w:tc>
@@ -2190,7 +3269,7 @@
           </w:tcPr>
           <w:p>
             <w:r>
-              <w:t>0.0008</w:t>
+              <w:t>800.0</w:t>
             </w:r>
           </w:p>
         </w:tc>
@@ -2200,7 +3279,7 @@
           </w:tcPr>
           <w:p>
             <w:r>
-              <w:t>0.8000</w:t>
+              <w:t>0.80</w:t>
             </w:r>
           </w:p>
         </w:tc>
@@ -2210,7 +3289,7 @@
           </w:tcPr>
           <w:p>
             <w:r>
-              <w:t>17.3920</w:t>
+              <w:t>17.48</w:t>
             </w:r>
           </w:p>
         </w:tc>
@@ -2220,7 +3299,7 @@
           </w:tcPr>
           <w:p>
             <w:r>
-              <w:t>17.3920</w:t>
+              <w:t>17.48</w:t>
             </w:r>
           </w:p>
         </w:tc>
@@ -2230,7 +3309,7 @@
           </w:tcPr>
           <w:p>
             <w:r>
-              <w:t>0.0519</w:t>
+              <w:t>51.60</w:t>
             </w:r>
           </w:p>
         </w:tc>
@@ -2240,7 +3319,7 @@
           </w:tcPr>
           <w:p>
             <w:r>
-              <w:t>2732.4</w:t>
+              <w:t>2810.7</w:t>
             </w:r>
           </w:p>
         </w:tc>
@@ -2252,7 +3331,7 @@
           </w:tcPr>
           <w:p>
             <w:r>
-              <w:t>0.0080</w:t>
+              <w:t>8.00</w:t>
             </w:r>
           </w:p>
         </w:tc>
@@ -2262,7 +3341,7 @@
           </w:tcPr>
           <w:p>
             <w:r>
-              <w:t>0.0010</w:t>
+              <w:t>1000.0</w:t>
             </w:r>
           </w:p>
         </w:tc>
@@ -2272,7 +3351,7 @@
           </w:tcPr>
           <w:p>
             <w:r>
-              <w:t>0.6000</w:t>
+              <w:t>0.60</w:t>
             </w:r>
           </w:p>
         </w:tc>
@@ -2282,7 +3361,7 @@
           </w:tcPr>
           <w:p>
             <w:r>
-              <w:t>13.7203</w:t>
+              <w:t>13.78</w:t>
             </w:r>
           </w:p>
         </w:tc>
@@ -2292,7 +3371,7 @@
           </w:tcPr>
           <w:p>
             <w:r>
-              <w:t>13.7203</w:t>
+              <w:t>13.78</w:t>
             </w:r>
           </w:p>
         </w:tc>
@@ -2302,7 +3381,7 @@
           </w:tcPr>
           <w:p>
             <w:r>
-              <w:t>0.0611</w:t>
+              <w:t>60.80</w:t>
             </w:r>
           </w:p>
         </w:tc>
@@ -2312,7 +3391,7 @@
           </w:tcPr>
           <w:p>
             <w:r>
-              <w:t>2391.4</w:t>
+              <w:t>2422.4</w:t>
             </w:r>
           </w:p>
         </w:tc>
@@ -2324,7 +3403,7 @@
           </w:tcPr>
           <w:p>
             <w:r>
-              <w:t>0.0080</w:t>
+              <w:t>8.00</w:t>
             </w:r>
           </w:p>
         </w:tc>
@@ -2334,7 +3413,7 @@
           </w:tcPr>
           <w:p>
             <w:r>
-              <w:t>0.0010</w:t>
+              <w:t>1000.0</w:t>
             </w:r>
           </w:p>
         </w:tc>
@@ -2344,7 +3423,7 @@
           </w:tcPr>
           <w:p>
             <w:r>
-              <w:t>0.7000</w:t>
+              <w:t>0.70</w:t>
             </w:r>
           </w:p>
         </w:tc>
@@ -2354,7 +3433,7 @@
           </w:tcPr>
           <w:p>
             <w:r>
-              <w:t>15.7440</w:t>
+              <w:t>15.82</w:t>
             </w:r>
           </w:p>
         </w:tc>
@@ -2364,7 +3443,7 @@
           </w:tcPr>
           <w:p>
             <w:r>
-              <w:t>15.7440</w:t>
+              <w:t>15.82</w:t>
             </w:r>
           </w:p>
         </w:tc>
@@ -2374,7 +3453,7 @@
           </w:tcPr>
           <w:p>
             <w:r>
-              <w:t>0.0556</w:t>
+              <w:t>55.30</w:t>
             </w:r>
           </w:p>
         </w:tc>
@@ -2384,7 +3463,7 @@
           </w:tcPr>
           <w:p>
             <w:r>
-              <w:t>2457.3</w:t>
+              <w:t>2525.9</w:t>
             </w:r>
           </w:p>
         </w:tc>
@@ -2396,7 +3475,7 @@
           </w:tcPr>
           <w:p>
             <w:r>
-              <w:t>0.0080</w:t>
+              <w:t>8.00</w:t>
             </w:r>
           </w:p>
         </w:tc>
@@ -2406,7 +3485,7 @@
           </w:tcPr>
           <w:p>
             <w:r>
-              <w:t>0.0010</w:t>
+              <w:t>1000.0</w:t>
             </w:r>
           </w:p>
         </w:tc>
@@ -2416,7 +3495,7 @@
           </w:tcPr>
           <w:p>
             <w:r>
-              <w:t>0.8000</w:t>
+              <w:t>0.80</w:t>
             </w:r>
           </w:p>
         </w:tc>
@@ -2426,7 +3505,7 @@
           </w:tcPr>
           <w:p>
             <w:r>
-              <w:t>17.4802</w:t>
+              <w:t>17.57</w:t>
             </w:r>
           </w:p>
         </w:tc>
@@ -2436,7 +3515,7 @@
           </w:tcPr>
           <w:p>
             <w:r>
-              <w:t>17.4802</w:t>
+              <w:t>17.57</w:t>
             </w:r>
           </w:p>
         </w:tc>
@@ -2446,7 +3525,7 @@
           </w:tcPr>
           <w:p>
             <w:r>
-              <w:t>0.0517</w:t>
+              <w:t>51.40</w:t>
             </w:r>
           </w:p>
         </w:tc>
@@ -2456,7 +3535,7 @@
           </w:tcPr>
           <w:p>
             <w:r>
-              <w:t>2732.8</w:t>
+              <w:t>2811.0</w:t>
             </w:r>
           </w:p>
         </w:tc>
@@ -2468,7 +3547,7 @@
           </w:tcPr>
           <w:p>
             <w:r>
-              <w:t>0.0080</w:t>
+              <w:t>8.00</w:t>
             </w:r>
           </w:p>
         </w:tc>
@@ -2478,7 +3557,7 @@
           </w:tcPr>
           <w:p>
             <w:r>
-              <w:t>0.0012</w:t>
+              <w:t>1200.0</w:t>
             </w:r>
           </w:p>
         </w:tc>
@@ -2488,7 +3567,7 @@
           </w:tcPr>
           <w:p>
             <w:r>
-              <w:t>0.6000</w:t>
+              <w:t>0.60</w:t>
             </w:r>
           </w:p>
         </w:tc>
@@ -2498,7 +3577,7 @@
           </w:tcPr>
           <w:p>
             <w:r>
-              <w:t>13.7445</w:t>
+              <w:t>13.81</w:t>
             </w:r>
           </w:p>
         </w:tc>
@@ -2508,7 +3587,7 @@
           </w:tcPr>
           <w:p>
             <w:r>
-              <w:t>13.7445</w:t>
+              <w:t>13.81</w:t>
             </w:r>
           </w:p>
         </w:tc>
@@ -2518,7 +3597,7 @@
           </w:tcPr>
           <w:p>
             <w:r>
-              <w:t>0.0610</w:t>
+              <w:t>60.70</w:t>
             </w:r>
           </w:p>
         </w:tc>
@@ -2528,7 +3607,7 @@
           </w:tcPr>
           <w:p>
             <w:r>
-              <w:t>2392.2</w:t>
+              <w:t>2423.3</w:t>
             </w:r>
           </w:p>
         </w:tc>
@@ -2540,7 +3619,7 @@
           </w:tcPr>
           <w:p>
             <w:r>
-              <w:t>0.0080</w:t>
+              <w:t>8.00</w:t>
             </w:r>
           </w:p>
         </w:tc>
@@ -2550,7 +3629,7 @@
           </w:tcPr>
           <w:p>
             <w:r>
-              <w:t>0.0012</w:t>
+              <w:t>1200.0</w:t>
             </w:r>
           </w:p>
         </w:tc>
@@ -2560,7 +3639,7 @@
           </w:tcPr>
           <w:p>
             <w:r>
-              <w:t>0.7000</w:t>
+              <w:t>0.70</w:t>
             </w:r>
           </w:p>
         </w:tc>
@@ -2570,7 +3649,7 @@
           </w:tcPr>
           <w:p>
             <w:r>
-              <w:t>15.7848</w:t>
+              <w:t>15.86</w:t>
             </w:r>
           </w:p>
         </w:tc>
@@ -2580,7 +3659,7 @@
           </w:tcPr>
           <w:p>
             <w:r>
-              <w:t>15.7848</w:t>
+              <w:t>15.86</w:t>
             </w:r>
           </w:p>
         </w:tc>
@@ -2590,7 +3669,7 @@
           </w:tcPr>
           <w:p>
             <w:r>
-              <w:t>0.0555</w:t>
+              <w:t>55.20</w:t>
             </w:r>
           </w:p>
         </w:tc>
@@ -2600,7 +3679,7 @@
           </w:tcPr>
           <w:p>
             <w:r>
-              <w:t>2457.4</w:t>
+              <w:t>2526.1</w:t>
             </w:r>
           </w:p>
         </w:tc>
@@ -2612,7 +3691,7 @@
           </w:tcPr>
           <w:p>
             <w:r>
-              <w:t>0.0080</w:t>
+              <w:t>8.00</w:t>
             </w:r>
           </w:p>
         </w:tc>
@@ -2622,7 +3701,7 @@
           </w:tcPr>
           <w:p>
             <w:r>
-              <w:t>0.0012</w:t>
+              <w:t>1200.0</w:t>
             </w:r>
           </w:p>
         </w:tc>
@@ -2632,7 +3711,7 @@
           </w:tcPr>
           <w:p>
             <w:r>
-              <w:t>0.8000</w:t>
+              <w:t>0.80</w:t>
             </w:r>
           </w:p>
         </w:tc>
@@ -2642,7 +3721,7 @@
           </w:tcPr>
           <w:p>
             <w:r>
-              <w:t>17.5377</w:t>
+              <w:t>17.62</w:t>
             </w:r>
           </w:p>
         </w:tc>
@@ -2652,7 +3731,7 @@
           </w:tcPr>
           <w:p>
             <w:r>
-              <w:t>17.5377</w:t>
+              <w:t>17.62</w:t>
             </w:r>
           </w:p>
         </w:tc>
@@ -2662,7 +3741,7 @@
           </w:tcPr>
           <w:p>
             <w:r>
-              <w:t>0.0516</w:t>
+              <w:t>51.30</w:t>
             </w:r>
           </w:p>
         </w:tc>
@@ -2672,7 +3751,7 @@
           </w:tcPr>
           <w:p>
             <w:r>
-              <w:t>2733.0</w:t>
+              <w:t>2811.3</w:t>
             </w:r>
           </w:p>
         </w:tc>
@@ -2684,7 +3763,7 @@
           </w:tcPr>
           <w:p>
             <w:r>
-              <w:t>0.0100</w:t>
+              <w:t>10.00</w:t>
             </w:r>
           </w:p>
         </w:tc>
@@ -2694,7 +3773,7 @@
           </w:tcPr>
           <w:p>
             <w:r>
-              <w:t>0.0005</w:t>
+              <w:t>500.0</w:t>
             </w:r>
           </w:p>
         </w:tc>
@@ -2704,7 +3783,7 @@
           </w:tcPr>
           <w:p>
             <w:r>
-              <w:t>0.6000</w:t>
+              <w:t>0.60</w:t>
             </w:r>
           </w:p>
         </w:tc>
@@ -2714,7 +3793,7 @@
           </w:tcPr>
           <w:p>
             <w:r>
-              <w:t>19.0088</w:t>
+              <w:t>19.10</w:t>
             </w:r>
           </w:p>
         </w:tc>
@@ -2724,7 +3803,7 @@
           </w:tcPr>
           <w:p>
             <w:r>
-              <w:t>19.0088</w:t>
+              <w:t>19.10</w:t>
             </w:r>
           </w:p>
         </w:tc>
@@ -2734,7 +3813,7 @@
           </w:tcPr>
           <w:p>
             <w:r>
-              <w:t>0.0486</w:t>
+              <w:t>48.20</w:t>
             </w:r>
           </w:p>
         </w:tc>
@@ -2744,7 +3823,7 @@
           </w:tcPr>
           <w:p>
             <w:r>
-              <w:t>2989.5</w:t>
+              <w:t>3071.7</w:t>
             </w:r>
           </w:p>
         </w:tc>
@@ -2756,7 +3835,7 @@
           </w:tcPr>
           <w:p>
             <w:r>
-              <w:t>0.0100</w:t>
+              <w:t>10.00</w:t>
             </w:r>
           </w:p>
         </w:tc>
@@ -2766,7 +3845,7 @@
           </w:tcPr>
           <w:p>
             <w:r>
-              <w:t>0.0005</w:t>
+              <w:t>500.0</w:t>
             </w:r>
           </w:p>
         </w:tc>
@@ -2776,7 +3855,7 @@
           </w:tcPr>
           <w:p>
             <w:r>
-              <w:t>0.7000</w:t>
+              <w:t>0.70</w:t>
             </w:r>
           </w:p>
         </w:tc>
@@ -2786,7 +3865,7 @@
           </w:tcPr>
           <w:p>
             <w:r>
-              <w:t>20.8232</w:t>
+              <w:t>20.93</w:t>
             </w:r>
           </w:p>
         </w:tc>
@@ -2796,7 +3875,7 @@
           </w:tcPr>
           <w:p>
             <w:r>
-              <w:t>20.8232</w:t>
+              <w:t>20.93</w:t>
             </w:r>
           </w:p>
         </w:tc>
@@ -2806,7 +3885,7 @@
           </w:tcPr>
           <w:p>
             <w:r>
-              <w:t>0.0455</w:t>
+              <w:t>45.20</w:t>
             </w:r>
           </w:p>
         </w:tc>
@@ -2816,7 +3895,7 @@
           </w:tcPr>
           <w:p>
             <w:r>
-              <w:t>2976.9</w:t>
+              <w:t>3027.9</w:t>
             </w:r>
           </w:p>
         </w:tc>
@@ -2828,7 +3907,7 @@
           </w:tcPr>
           <w:p>
             <w:r>
-              <w:t>0.0100</w:t>
+              <w:t>10.00</w:t>
             </w:r>
           </w:p>
         </w:tc>
@@ -2838,7 +3917,7 @@
           </w:tcPr>
           <w:p>
             <w:r>
-              <w:t>0.0005</w:t>
+              <w:t>500.0</w:t>
             </w:r>
           </w:p>
         </w:tc>
@@ -2848,7 +3927,7 @@
           </w:tcPr>
           <w:p>
             <w:r>
-              <w:t>0.8000</w:t>
+              <w:t>0.80</w:t>
             </w:r>
           </w:p>
         </w:tc>
@@ -2858,7 +3937,7 @@
           </w:tcPr>
           <w:p>
             <w:r>
-              <w:t>22.3461</w:t>
+              <w:t>22.48</w:t>
             </w:r>
           </w:p>
         </w:tc>
@@ -2868,7 +3947,7 @@
           </w:tcPr>
           <w:p>
             <w:r>
-              <w:t>22.3461</w:t>
+              <w:t>22.48</w:t>
             </w:r>
           </w:p>
         </w:tc>
@@ -2878,7 +3957,7 @@
           </w:tcPr>
           <w:p>
             <w:r>
-              <w:t>0.0432</w:t>
+              <w:t>43.00</w:t>
             </w:r>
           </w:p>
         </w:tc>
@@ -2888,7 +3967,7 @@
           </w:tcPr>
           <w:p>
             <w:r>
-              <w:t>2834.0</w:t>
+              <w:t>2861.0</w:t>
             </w:r>
           </w:p>
         </w:tc>
@@ -2900,7 +3979,7 @@
           </w:tcPr>
           <w:p>
             <w:r>
-              <w:t>0.0100</w:t>
+              <w:t>10.00</w:t>
             </w:r>
           </w:p>
         </w:tc>
@@ -2910,7 +3989,7 @@
           </w:tcPr>
           <w:p>
             <w:r>
-              <w:t>0.0008</w:t>
+              <w:t>800.0</w:t>
             </w:r>
           </w:p>
         </w:tc>
@@ -2920,7 +3999,7 @@
           </w:tcPr>
           <w:p>
             <w:r>
-              <w:t>0.6000</w:t>
+              <w:t>0.60</w:t>
             </w:r>
           </w:p>
         </w:tc>
@@ -2930,7 +4009,7 @@
           </w:tcPr>
           <w:p>
             <w:r>
-              <w:t>19.3993</w:t>
+              <w:t>19.50</w:t>
             </w:r>
           </w:p>
         </w:tc>
@@ -2940,7 +4019,7 @@
           </w:tcPr>
           <w:p>
             <w:r>
-              <w:t>19.3993</w:t>
+              <w:t>19.50</w:t>
             </w:r>
           </w:p>
         </w:tc>
@@ -2950,7 +4029,7 @@
           </w:tcPr>
           <w:p>
             <w:r>
-              <w:t>0.0480</w:t>
+              <w:t>47.70</w:t>
             </w:r>
           </w:p>
         </w:tc>
@@ -2960,7 +4039,7 @@
           </w:tcPr>
           <w:p>
             <w:r>
-              <w:t>2991.4</w:t>
+              <w:t>3073.8</w:t>
             </w:r>
           </w:p>
         </w:tc>
@@ -2972,7 +4051,7 @@
           </w:tcPr>
           <w:p>
             <w:r>
-              <w:t>0.0100</w:t>
+              <w:t>10.00</w:t>
             </w:r>
           </w:p>
         </w:tc>
@@ -2982,7 +4061,7 @@
           </w:tcPr>
           <w:p>
             <w:r>
-              <w:t>0.0008</w:t>
+              <w:t>800.0</w:t>
             </w:r>
           </w:p>
         </w:tc>
@@ -2992,7 +4071,7 @@
           </w:tcPr>
           <w:p>
             <w:r>
-              <w:t>0.7000</w:t>
+              <w:t>0.70</w:t>
             </w:r>
           </w:p>
         </w:tc>
@@ -3002,7 +4081,7 @@
           </w:tcPr>
           <w:p>
             <w:r>
-              <w:t>21.3281</w:t>
+              <w:t>21.44</w:t>
             </w:r>
           </w:p>
         </w:tc>
@@ -3012,7 +4091,7 @@
           </w:tcPr>
           <w:p>
             <w:r>
-              <w:t>21.3281</w:t>
+              <w:t>21.44</w:t>
             </w:r>
           </w:p>
         </w:tc>
@@ -3022,7 +4101,7 @@
           </w:tcPr>
           <w:p>
             <w:r>
-              <w:t>0.0449</w:t>
+              <w:t>44.60</w:t>
             </w:r>
           </w:p>
         </w:tc>
@@ -3032,7 +4111,7 @@
           </w:tcPr>
           <w:p>
             <w:r>
-              <w:t>2981.3</w:t>
+              <w:t>3032.8</w:t>
             </w:r>
           </w:p>
         </w:tc>
@@ -3044,7 +4123,7 @@
           </w:tcPr>
           <w:p>
             <w:r>
-              <w:t>0.0100</w:t>
+              <w:t>10.00</w:t>
             </w:r>
           </w:p>
         </w:tc>
@@ -3054,7 +4133,7 @@
           </w:tcPr>
           <w:p>
             <w:r>
-              <w:t>0.0008</w:t>
+              <w:t>800.0</w:t>
             </w:r>
           </w:p>
         </w:tc>
@@ -3064,7 +4143,7 @@
           </w:tcPr>
           <w:p>
             <w:r>
-              <w:t>0.8000</w:t>
+              <w:t>0.80</w:t>
             </w:r>
           </w:p>
         </w:tc>
@@ -3074,7 +4153,7 @@
           </w:tcPr>
           <w:p>
             <w:r>
-              <w:t>22.9690</w:t>
+              <w:t>23.09</w:t>
             </w:r>
           </w:p>
         </w:tc>
@@ -3084,7 +4163,7 @@
           </w:tcPr>
           <w:p>
             <w:r>
-              <w:t>22.9690</w:t>
+              <w:t>23.09</w:t>
             </w:r>
           </w:p>
         </w:tc>
@@ -3094,7 +4173,7 @@
           </w:tcPr>
           <w:p>
             <w:r>
-              <w:t>0.0426</w:t>
+              <w:t>42.30</w:t>
             </w:r>
           </w:p>
         </w:tc>
@@ -3104,7 +4183,7 @@
           </w:tcPr>
           <w:p>
             <w:r>
-              <w:t>2841.3</w:t>
+              <w:t>2869.3</w:t>
             </w:r>
           </w:p>
         </w:tc>
@@ -3115,12 +4194,34 @@
         <w:pStyle w:val="Heading1"/>
       </w:pPr>
       <w:r>
-        <w:t>Plots</w:t>
+        <w:t>7. Parametric Sweep Plots</w:t>
       </w:r>
     </w:p>
     <w:p>
       <w:r>
-        <w:t>vel_vs_orifice_Vc_500uL.png</w:t>
+        <w:t>Each data point is the endpoint of one full ODE integration run (72 total).</w:t>
+        <w:br/>
+        <w:t>X-axis: orifice diameter d_or. Each curve: one value of discharge coefficient Cd.</w:t>
+        <w:br/>
+        <w:t>Each figure: one fixed chamber volume Vc.</w:t>
+        <w:br/>
+        <w:br/>
+        <w:t>How each plot was computed:</w:t>
+        <w:br/>
+        <w:t xml:space="preserve">  Muzzle velocity plots: v_exit = v(t) when x(t) first reaches L = 700 mm</w:t>
+        <w:br/>
+        <w:t xml:space="preserve">  Peak force plot:       F_peak = max_t[ (Pb(t)−Patm) × A_bore ]</w:t>
+        <w:br/>
+        <w:t xml:space="preserve">  Impulse plot:          I = m_payload × v_exit  (= ∫F_net dt for m_init=0)</w:t>
+      </w:r>
+    </w:p>
+    <w:p>
+      <w:r>
+        <w:t>Figure 1 — Muzzle velocity vs orifice diameter  (Vc = 500 mL)</w:t>
+        <w:br/>
+        <w:t>Formula: v_exit from ODE integration, x integrated until x = 700 mm.</w:t>
+        <w:br/>
+        <w:t>Observation: velocity rises steeply up to ~10 mm orifice; plateau beyond 12 mm indicates barrel-length limits the energy extraction at this volume.</w:t>
       </w:r>
     </w:p>
     <w:p>
@@ -3159,9 +4260,12 @@
         </w:drawing>
       </w:r>
     </w:p>
+    <w:p/>
     <w:p>
       <w:r>
-        <w:t>vel_vs_orifice_Vc_800uL.png</w:t>
+        <w:t>Figure 2 — Muzzle velocity vs orifice diameter  (Vc = 800 mL)</w:t>
+        <w:br/>
+        <w:t>Larger chamber maintains higher Pc longer, raising exit velocity especially at large orifice diameters where flow duration matters.</w:t>
       </w:r>
     </w:p>
     <w:p>
@@ -3200,9 +4304,14 @@
         </w:drawing>
       </w:r>
     </w:p>
+    <w:p/>
     <w:p>
       <w:r>
-        <w:t>vel_vs_orifice_Vc_1000uL.png</w:t>
+        <w:t>Figure 3 — Muzzle velocity vs orifice diameter  (Vc = 1000 mL) — NOMINAL CASE</w:t>
+        <w:br/>
+        <w:t>Reference: V₀ = 1 mL at P₀ = 10 bar gauge.</w:t>
+        <w:br/>
+        <w:t>At d_or = 12 mm, Cd = 0.8: v_exit = 27.8 m/s.</w:t>
       </w:r>
     </w:p>
     <w:p>
@@ -3241,9 +4350,12 @@
         </w:drawing>
       </w:r>
     </w:p>
+    <w:p/>
     <w:p>
       <w:r>
-        <w:t>vel_vs_orifice_Vc_1200uL.png</w:t>
+        <w:t>Figure 4 — Muzzle velocity vs orifice diameter  (Vc = 1200 mL)</w:t>
+        <w:br/>
+        <w:t>Over-volume case; diminishing returns vs 1000 mL due to barrel-length limit at this pressure.</w:t>
       </w:r>
     </w:p>
     <w:p>
@@ -3282,9 +4394,18 @@
         </w:drawing>
       </w:r>
     </w:p>
+    <w:p/>
     <w:p>
       <w:r>
-        <w:t>peakF_vs_orifice_Vc_1000uL.png</w:t>
+        <w:t>Figure 5 — Peak barrel force vs orifice diameter  (Vc = 1000 mL)</w:t>
+        <w:br/>
+        <w:t>Formula: F_peak = max_t[ (Pb(t) − Patm) × A_bore ]</w:t>
+        <w:br/>
+        <w:t>This is the maximum force accelerating the PROJECTILE during the firing stroke.</w:t>
+        <w:br/>
+        <w:t>It is NOT the endcap bolt load (endcap sees static P₀×A_bore; see Section 8).</w:t>
+        <w:br/>
+        <w:t>Large orifices allow rapid barrel pressure build-up → higher peak projectile force.</w:t>
       </w:r>
     </w:p>
     <w:p>
@@ -3323,9 +4444,16 @@
         </w:drawing>
       </w:r>
     </w:p>
+    <w:p/>
     <w:p>
       <w:r>
-        <w:t>impulse_vs_orifice_Vc_1000uL.png</w:t>
+        <w:t>Figure 6 — Impulse vs orifice diameter  (Vc = 1000 mL)</w:t>
+        <w:br/>
+        <w:t>Formula: I = m_payload × v_exit = Δp = ∫F_net dt  (m_payload = 1 kg)</w:t>
+        <w:br/>
+        <w:t>For 1 kg payload: impulse (N·s) = velocity (m/s) numerically.</w:t>
+        <w:br/>
+        <w:t>Plateau at large d_or confirms barrel-length limited regime: additional valve area cannot increase the velocity further once gas transit time &lt; projectile transit time.</w:t>
       </w:r>
     </w:p>
     <w:p>
@@ -3364,6 +4492,7 @@
         </w:drawing>
       </w:r>
     </w:p>
+    <w:p/>
     <w:p>
       <w:pPr>
         <w:pStyle w:val="Heading1"/>
@@ -3418,7 +4547,7 @@
         <w:pStyle w:val="Heading1"/>
       </w:pPr>
       <w:r>
-        <w:t>Flange and Bolt Check</w:t>
+        <w:t>8. Flange and Bolt Check</w:t>
       </w:r>
     </w:p>
     <w:p>
@@ -3426,7 +4555,83 @@
         <w:pStyle w:val="Heading2"/>
       </w:pPr>
       <w:r>
-        <w:t>Flange Assumptions</w:t>
+        <w:t>8.1 Load Cases</w:t>
+      </w:r>
+    </w:p>
+    <w:p>
+      <w:r>
+        <w:t>LOAD CASE A — Static endcap bolt load (governs fastener design):</w:t>
+        <w:br/>
+        <w:t xml:space="preserve">  The endcap must resist the maximum chamber pressure acting on the bore area.</w:t>
+        <w:br/>
+        <w:br/>
+        <w:t xml:space="preserve">    F_endcap = P₀_abs × A_bore</w:t>
+        <w:br/>
+        <w:t xml:space="preserve">             = 1.100e+06 Pa × 0.002124 m²</w:t>
+        <w:br/>
+        <w:t xml:space="preserve">             = 1.100e+06 × π × (26e⁻³)²</w:t>
+        <w:br/>
+        <w:t xml:space="preserve">             = 2336.1 N   (2.336 kN)</w:t>
+        <w:br/>
+        <w:br/>
+        <w:t>LOAD CASE B — Peak barrel transit force (informational only, not endcap load):</w:t>
+        <w:br/>
+        <w:t xml:space="preserve">  Maximum force propelling the projectile during firing stroke.</w:t>
+        <w:br/>
+        <w:t xml:space="preserve">  This acts on the projectile, NOT on the endcap or chamber bolts.</w:t>
+        <w:br/>
+        <w:br/>
+        <w:t xml:space="preserve">    F_peak_barrel = 7715.4 N</w:t>
+        <w:br/>
+        <w:t xml:space="preserve">    (Worst sweep case: d_or=18 mm, Vc=500 mL, Cd=0.8)</w:t>
+        <w:br/>
+        <w:br/>
+        <w:t>Bolt design uses Load Case A only.</w:t>
+      </w:r>
+    </w:p>
+    <w:p>
+      <w:pPr>
+        <w:pStyle w:val="Heading2"/>
+      </w:pPr>
+      <w:r>
+        <w:t>8.2 Bolt Shear Capacity Formula</w:t>
+      </w:r>
+    </w:p>
+    <w:p>
+      <w:r>
+        <w:t>Each bolt resists the endcap axial load in direct shear:</w:t>
+        <w:br/>
+        <w:br/>
+        <w:t xml:space="preserve">    A_bolt = π × (d_bolt/2)²</w:t>
+        <w:br/>
+        <w:t xml:space="preserve">    F_cap  = A_bolt × τ_shear</w:t>
+        <w:br/>
+        <w:t xml:space="preserve">    n_req  = ⌈ F_endcap / F_cap ⌉  (ceiling)</w:t>
+        <w:br/>
+        <w:br/>
+        <w:t>For M8 bolts (d = 8 mm, τ_shear = 240 MPa):</w:t>
+        <w:br/>
+        <w:t xml:space="preserve">    A_bolt = π×(0.004)² = 5.0265e-05 m²  (50.27 mm²)</w:t>
+        <w:br/>
+        <w:t xml:space="preserve">    F_cap  = 5.0265e-05 × 240×10⁶ = 12063.7 N</w:t>
+        <w:br/>
+        <w:t xml:space="preserve">    n_req  = ⌈ 2336.1 / 12063.7 ⌉ = 1</w:t>
+        <w:br/>
+        <w:br/>
+        <w:t>With 6 M8 bolts provided:</w:t>
+        <w:br/>
+        <w:t xml:space="preserve">    SF = 6 × 12063.7 / 2336.1 = 31.0</w:t>
+        <w:br/>
+        <w:br/>
+        <w:t>Safety factor of 31.0 gives substantial margin; 4 M6 bolts would also suffice.</w:t>
+      </w:r>
+    </w:p>
+    <w:p>
+      <w:pPr>
+        <w:pStyle w:val="Heading2"/>
+      </w:pPr>
+      <w:r>
+        <w:t>8.3 Bolt Shear Check Table</w:t>
       </w:r>
     </w:p>
     <w:tbl>
@@ -3435,27 +4640,60 @@
         <w:tblLook w:firstColumn="1" w:firstRow="1" w:lastColumn="0" w:lastRow="0" w:noHBand="0" w:noVBand="1" w:val="04A0"/>
       </w:tblPr>
       <w:tblGrid>
-        <w:gridCol w:w="4320"/>
-        <w:gridCol w:w="4320"/>
+        <w:gridCol w:w="1728"/>
+        <w:gridCol w:w="1728"/>
+        <w:gridCol w:w="1728"/>
+        <w:gridCol w:w="1728"/>
+        <w:gridCol w:w="1728"/>
       </w:tblGrid>
       <w:tr>
         <w:tc>
           <w:tcPr>
-            <w:tcW w:type="dxa" w:w="4320"/>
-          </w:tcPr>
-          <w:p>
-            <w:r>
-              <w:t>Parameter</w:t>
-            </w:r>
-          </w:p>
-        </w:tc>
-        <w:tc>
-          <w:tcPr>
-            <w:tcW w:type="dxa" w:w="4320"/>
-          </w:tcPr>
-          <w:p>
-            <w:r>
-              <w:t>Value</w:t>
+            <w:tcW w:type="dxa" w:w="1728"/>
+          </w:tcPr>
+          <w:p>
+            <w:r>
+              <w:t>Bolt size</w:t>
+            </w:r>
+          </w:p>
+        </w:tc>
+        <w:tc>
+          <w:tcPr>
+            <w:tcW w:type="dxa" w:w="1728"/>
+          </w:tcPr>
+          <w:p>
+            <w:r>
+              <w:t>A_bolt (mm²)</w:t>
+            </w:r>
+          </w:p>
+        </w:tc>
+        <w:tc>
+          <w:tcPr>
+            <w:tcW w:type="dxa" w:w="1728"/>
+          </w:tcPr>
+          <w:p>
+            <w:r>
+              <w:t>F_cap per bolt (N)</w:t>
+            </w:r>
+          </w:p>
+        </w:tc>
+        <w:tc>
+          <w:tcPr>
+            <w:tcW w:type="dxa" w:w="1728"/>
+          </w:tcPr>
+          <w:p>
+            <w:r>
+              <w:t>n_req (Load A)</w:t>
+            </w:r>
+          </w:p>
+        </w:tc>
+        <w:tc>
+          <w:tcPr>
+            <w:tcW w:type="dxa" w:w="1728"/>
+          </w:tcPr>
+          <w:p>
+            <w:r>
+              <w:t>SF with 6 bolts</w:t>
             </w:r>
           </w:p>
         </w:tc>
@@ -3463,21 +4701,51 @@
       <w:tr>
         <w:tc>
           <w:tcPr>
-            <w:tcW w:type="dxa" w:w="4320"/>
-          </w:tcPr>
-          <w:p>
-            <w:r>
-              <w:t>n_bolts</w:t>
-            </w:r>
-          </w:p>
-        </w:tc>
-        <w:tc>
-          <w:tcPr>
-            <w:tcW w:type="dxa" w:w="4320"/>
-          </w:tcPr>
-          <w:p>
-            <w:r>
-              <w:t>6</w:t>
+            <w:tcW w:type="dxa" w:w="1728"/>
+          </w:tcPr>
+          <w:p>
+            <w:r>
+              <w:t>M6</w:t>
+            </w:r>
+          </w:p>
+        </w:tc>
+        <w:tc>
+          <w:tcPr>
+            <w:tcW w:type="dxa" w:w="1728"/>
+          </w:tcPr>
+          <w:p>
+            <w:r>
+              <w:t>20.0</w:t>
+            </w:r>
+          </w:p>
+        </w:tc>
+        <w:tc>
+          <w:tcPr>
+            <w:tcW w:type="dxa" w:w="1728"/>
+          </w:tcPr>
+          <w:p>
+            <w:r>
+              <w:t>4800.0</w:t>
+            </w:r>
+          </w:p>
+        </w:tc>
+        <w:tc>
+          <w:tcPr>
+            <w:tcW w:type="dxa" w:w="1728"/>
+          </w:tcPr>
+          <w:p>
+            <w:r>
+              <w:t>1</w:t>
+            </w:r>
+          </w:p>
+        </w:tc>
+        <w:tc>
+          <w:tcPr>
+            <w:tcW w:type="dxa" w:w="1728"/>
+          </w:tcPr>
+          <w:p>
+            <w:r>
+              <w:t>12.3</w:t>
             </w:r>
           </w:p>
         </w:tc>
@@ -3485,21 +4753,51 @@
       <w:tr>
         <w:tc>
           <w:tcPr>
-            <w:tcW w:type="dxa" w:w="4320"/>
-          </w:tcPr>
-          <w:p>
-            <w:r>
-              <w:t>pcd_m</w:t>
-            </w:r>
-          </w:p>
-        </w:tc>
-        <w:tc>
-          <w:tcPr>
-            <w:tcW w:type="dxa" w:w="4320"/>
-          </w:tcPr>
-          <w:p>
-            <w:r>
-              <w:t>0.08</w:t>
+            <w:tcW w:type="dxa" w:w="1728"/>
+          </w:tcPr>
+          <w:p>
+            <w:r>
+              <w:t>M8</w:t>
+            </w:r>
+          </w:p>
+        </w:tc>
+        <w:tc>
+          <w:tcPr>
+            <w:tcW w:type="dxa" w:w="1728"/>
+          </w:tcPr>
+          <w:p>
+            <w:r>
+              <w:t>36.6</w:t>
+            </w:r>
+          </w:p>
+        </w:tc>
+        <w:tc>
+          <w:tcPr>
+            <w:tcW w:type="dxa" w:w="1728"/>
+          </w:tcPr>
+          <w:p>
+            <w:r>
+              <w:t>8784.0</w:t>
+            </w:r>
+          </w:p>
+        </w:tc>
+        <w:tc>
+          <w:tcPr>
+            <w:tcW w:type="dxa" w:w="1728"/>
+          </w:tcPr>
+          <w:p>
+            <w:r>
+              <w:t>1</w:t>
+            </w:r>
+          </w:p>
+        </w:tc>
+        <w:tc>
+          <w:tcPr>
+            <w:tcW w:type="dxa" w:w="1728"/>
+          </w:tcPr>
+          <w:p>
+            <w:r>
+              <w:t>22.6</w:t>
             </w:r>
           </w:p>
         </w:tc>
@@ -3507,354 +4805,182 @@
       <w:tr>
         <w:tc>
           <w:tcPr>
-            <w:tcW w:type="dxa" w:w="4320"/>
-          </w:tcPr>
-          <w:p>
-            <w:r>
-              <w:t>bolt_dia_m</w:t>
-            </w:r>
-          </w:p>
-        </w:tc>
-        <w:tc>
-          <w:tcPr>
-            <w:tcW w:type="dxa" w:w="4320"/>
-          </w:tcPr>
-          <w:p>
-            <w:r>
-              <w:t>0.008</w:t>
-            </w:r>
-          </w:p>
-        </w:tc>
-      </w:tr>
-      <w:tr>
-        <w:tc>
-          <w:tcPr>
-            <w:tcW w:type="dxa" w:w="4320"/>
-          </w:tcPr>
-          <w:p>
-            <w:r>
-              <w:t>bolt_material_shear</w:t>
-            </w:r>
-          </w:p>
-        </w:tc>
-        <w:tc>
-          <w:tcPr>
-            <w:tcW w:type="dxa" w:w="4320"/>
-          </w:tcPr>
-          <w:p>
-            <w:r>
-              <w:t>240000000.0</w:t>
+            <w:tcW w:type="dxa" w:w="1728"/>
+          </w:tcPr>
+          <w:p>
+            <w:r>
+              <w:t>M10</w:t>
+            </w:r>
+          </w:p>
+        </w:tc>
+        <w:tc>
+          <w:tcPr>
+            <w:tcW w:type="dxa" w:w="1728"/>
+          </w:tcPr>
+          <w:p>
+            <w:r>
+              <w:t>58.0</w:t>
+            </w:r>
+          </w:p>
+        </w:tc>
+        <w:tc>
+          <w:tcPr>
+            <w:tcW w:type="dxa" w:w="1728"/>
+          </w:tcPr>
+          <w:p>
+            <w:r>
+              <w:t>13920.0</w:t>
+            </w:r>
+          </w:p>
+        </w:tc>
+        <w:tc>
+          <w:tcPr>
+            <w:tcW w:type="dxa" w:w="1728"/>
+          </w:tcPr>
+          <w:p>
+            <w:r>
+              <w:t>1</w:t>
+            </w:r>
+          </w:p>
+        </w:tc>
+        <w:tc>
+          <w:tcPr>
+            <w:tcW w:type="dxa" w:w="1728"/>
+          </w:tcPr>
+          <w:p>
+            <w:r>
+              <w:t>35.8</w:t>
             </w:r>
           </w:p>
         </w:tc>
       </w:tr>
     </w:tbl>
+    <w:p>
+      <w:pPr>
+        <w:pStyle w:val="Heading1"/>
+      </w:pPr>
+      <w:r>
+        <w:t>9. Barrel–Payload Geometric Compatibility Constraint</w:t>
+      </w:r>
+    </w:p>
+    <w:p>
+      <w:r>
+        <w:t>The payload–sabot assembly shall fit within the barrel bore under all operating conditions without interference.</w:t>
+      </w:r>
+    </w:p>
     <w:p>
       <w:pPr>
         <w:pStyle w:val="Heading2"/>
       </w:pPr>
       <w:r>
-        <w:t>Flange Check Result</w:t>
+        <w:t>9.1 Core Constraint</w:t>
       </w:r>
     </w:p>
-    <w:tbl>
-      <w:tblPr>
-        <w:tblW w:type="auto" w:w="0"/>
-        <w:tblLook w:firstColumn="1" w:firstRow="1" w:lastColumn="0" w:lastRow="0" w:noHBand="0" w:noVBand="1" w:val="04A0"/>
-      </w:tblPr>
-      <w:tblGrid>
-        <w:gridCol w:w="4320"/>
-        <w:gridCol w:w="4320"/>
-      </w:tblGrid>
-      <w:tr>
-        <w:tc>
-          <w:tcPr>
-            <w:tcW w:type="dxa" w:w="4320"/>
-          </w:tcPr>
-          <w:p>
-            <w:r>
-              <w:t>Metric</w:t>
-            </w:r>
-          </w:p>
-        </w:tc>
-        <w:tc>
-          <w:tcPr>
-            <w:tcW w:type="dxa" w:w="4320"/>
-          </w:tcPr>
-          <w:p>
-            <w:r>
-              <w:t>Value</w:t>
-            </w:r>
-          </w:p>
-        </w:tc>
-      </w:tr>
-      <w:tr>
-        <w:tc>
-          <w:tcPr>
-            <w:tcW w:type="dxa" w:w="4320"/>
-          </w:tcPr>
-          <w:p>
-            <w:r>
-              <w:t>n_bolts</w:t>
-            </w:r>
-          </w:p>
-        </w:tc>
-        <w:tc>
-          <w:tcPr>
-            <w:tcW w:type="dxa" w:w="4320"/>
-          </w:tcPr>
-          <w:p>
-            <w:r>
-              <w:t>6</w:t>
-            </w:r>
-          </w:p>
-        </w:tc>
-      </w:tr>
-      <w:tr>
-        <w:tc>
-          <w:tcPr>
-            <w:tcW w:type="dxa" w:w="4320"/>
-          </w:tcPr>
-          <w:p>
-            <w:r>
-              <w:t>cap_per_bolt_N</w:t>
-            </w:r>
-          </w:p>
-        </w:tc>
-        <w:tc>
-          <w:tcPr>
-            <w:tcW w:type="dxa" w:w="4320"/>
-          </w:tcPr>
-          <w:p>
-            <w:r>
-              <w:t>12063.715789784805</w:t>
-            </w:r>
-          </w:p>
-        </w:tc>
-      </w:tr>
-      <w:tr>
-        <w:tc>
-          <w:tcPr>
-            <w:tcW w:type="dxa" w:w="4320"/>
-          </w:tcPr>
-          <w:p>
-            <w:r>
-              <w:t>bolts_needed</w:t>
-            </w:r>
-          </w:p>
-        </w:tc>
-        <w:tc>
-          <w:tcPr>
-            <w:tcW w:type="dxa" w:w="4320"/>
-          </w:tcPr>
-          <w:p>
-            <w:r>
-              <w:t>1</w:t>
-            </w:r>
-          </w:p>
-        </w:tc>
-      </w:tr>
-    </w:tbl>
+    <w:p>
+      <w:r>
+        <w:t>For a rectangular payload (W × H) inside a circular bore (diameter D_barrel),</w:t>
+        <w:br/>
+        <w:t>the worst-case envelope occurs when the payload diagonal aligns with the bore:</w:t>
+        <w:br/>
+        <w:br/>
+        <w:t xml:space="preserve">    D_eq = √(W² + H²)    (worst-case diagonal envelope)</w:t>
+        <w:br/>
+        <w:br/>
+        <w:t>Including sabot radial clearance C_sab per side, the no-interference condition is:</w:t>
+        <w:br/>
+        <w:br/>
+        <w:t xml:space="preserve">    D_eq + 2·C_sab  ≤  D_barrel,min</w:t>
+        <w:br/>
+        <w:br/>
+        <w:t>where  D_barrel,min = D_barrel,nom − machining tolerance.</w:t>
+      </w:r>
+    </w:p>
     <w:p>
       <w:pPr>
         <w:pStyle w:val="Heading2"/>
       </w:pPr>
       <w:r>
-        <w:t>Worst-case Sweep Result</w:t>
+        <w:t>9.2 Numerical Check</w:t>
       </w:r>
     </w:p>
-    <w:tbl>
-      <w:tblPr>
-        <w:tblW w:type="auto" w:w="0"/>
-        <w:tblLook w:firstColumn="1" w:firstRow="1" w:lastColumn="0" w:lastRow="0" w:noHBand="0" w:noVBand="1" w:val="04A0"/>
-      </w:tblPr>
-      <w:tblGrid>
-        <w:gridCol w:w="4320"/>
-        <w:gridCol w:w="4320"/>
-      </w:tblGrid>
-      <w:tr>
-        <w:tc>
-          <w:tcPr>
-            <w:tcW w:type="dxa" w:w="4320"/>
-          </w:tcPr>
-          <w:p>
-            <w:r>
-              <w:t>Metric</w:t>
-            </w:r>
-          </w:p>
-        </w:tc>
-        <w:tc>
-          <w:tcPr>
-            <w:tcW w:type="dxa" w:w="4320"/>
-          </w:tcPr>
-          <w:p>
-            <w:r>
-              <w:t>Value</w:t>
-            </w:r>
-          </w:p>
-        </w:tc>
-      </w:tr>
-      <w:tr>
-        <w:tc>
-          <w:tcPr>
-            <w:tcW w:type="dxa" w:w="4320"/>
-          </w:tcPr>
-          <w:p>
-            <w:r>
-              <w:t>orifice_d_m</w:t>
-            </w:r>
-          </w:p>
-        </w:tc>
-        <w:tc>
-          <w:tcPr>
-            <w:tcW w:type="dxa" w:w="4320"/>
-          </w:tcPr>
-          <w:p>
-            <w:r>
-              <w:t>0.018</w:t>
-            </w:r>
-          </w:p>
-        </w:tc>
-      </w:tr>
-      <w:tr>
-        <w:tc>
-          <w:tcPr>
-            <w:tcW w:type="dxa" w:w="4320"/>
-          </w:tcPr>
-          <w:p>
-            <w:r>
-              <w:t>Vc_m3</w:t>
-            </w:r>
-          </w:p>
-        </w:tc>
-        <w:tc>
-          <w:tcPr>
-            <w:tcW w:type="dxa" w:w="4320"/>
-          </w:tcPr>
-          <w:p>
-            <w:r>
-              <w:t>0.0005</w:t>
-            </w:r>
-          </w:p>
-        </w:tc>
-      </w:tr>
-      <w:tr>
-        <w:tc>
-          <w:tcPr>
-            <w:tcW w:type="dxa" w:w="4320"/>
-          </w:tcPr>
-          <w:p>
-            <w:r>
-              <w:t>Cd</w:t>
-            </w:r>
-          </w:p>
-        </w:tc>
-        <w:tc>
-          <w:tcPr>
-            <w:tcW w:type="dxa" w:w="4320"/>
-          </w:tcPr>
-          <w:p>
-            <w:r>
-              <w:t>0.8</w:t>
-            </w:r>
-          </w:p>
-        </w:tc>
-      </w:tr>
-      <w:tr>
-        <w:tc>
-          <w:tcPr>
-            <w:tcW w:type="dxa" w:w="4320"/>
-          </w:tcPr>
-          <w:p>
-            <w:r>
-              <w:t>muzzle_v</w:t>
-            </w:r>
-          </w:p>
-        </w:tc>
-        <w:tc>
-          <w:tcPr>
-            <w:tcW w:type="dxa" w:w="4320"/>
-          </w:tcPr>
-          <w:p>
-            <w:r>
-              <w:t>31.14752690198767</w:t>
-            </w:r>
-          </w:p>
-        </w:tc>
-      </w:tr>
-      <w:tr>
-        <w:tc>
-          <w:tcPr>
-            <w:tcW w:type="dxa" w:w="4320"/>
-          </w:tcPr>
-          <w:p>
-            <w:r>
-              <w:t>impulse</w:t>
-            </w:r>
-          </w:p>
-        </w:tc>
-        <w:tc>
-          <w:tcPr>
-            <w:tcW w:type="dxa" w:w="4320"/>
-          </w:tcPr>
-          <w:p>
-            <w:r>
-              <w:t>31.14752690198767</w:t>
-            </w:r>
-          </w:p>
-        </w:tc>
-      </w:tr>
-      <w:tr>
-        <w:tc>
-          <w:tcPr>
-            <w:tcW w:type="dxa" w:w="4320"/>
-          </w:tcPr>
-          <w:p>
-            <w:r>
-              <w:t>t_end_s</w:t>
-            </w:r>
-          </w:p>
-        </w:tc>
-        <w:tc>
-          <w:tcPr>
-            <w:tcW w:type="dxa" w:w="4320"/>
-          </w:tcPr>
-          <w:p>
-            <w:r>
-              <w:t>0.03339999999999993</w:t>
-            </w:r>
-          </w:p>
-        </w:tc>
-      </w:tr>
-      <w:tr>
-        <w:tc>
-          <w:tcPr>
-            <w:tcW w:type="dxa" w:w="4320"/>
-          </w:tcPr>
-          <w:p>
-            <w:r>
-              <w:t>peak_F</w:t>
-            </w:r>
-          </w:p>
-        </w:tc>
-        <w:tc>
-          <w:tcPr>
-            <w:tcW w:type="dxa" w:w="4320"/>
-          </w:tcPr>
-          <w:p>
-            <w:r>
-              <w:t>7384.324205739658</w:t>
-            </w:r>
-          </w:p>
-        </w:tc>
-      </w:tr>
-    </w:tbl>
+    <w:p>
+      <w:r>
+        <w:t>Payload dimensions:  W = 40 mm,  H = 45 mm</w:t>
+        <w:br/>
+        <w:t xml:space="preserve">  D_eq = √(40² + 45²) = √3625 = 60.21 mm</w:t>
+        <w:br/>
+        <w:br/>
+        <w:t>Sabot clearance:  C_sab = 1.5 mm per side  ⇒  2·C_sab = 3.0 mm</w:t>
+        <w:br/>
+        <w:br/>
+        <w:t>Barrel bore:  D_nom = 52 mm,  tolerance = ±0.3 mm</w:t>
+        <w:br/>
+        <w:t xml:space="preserve">  D_barrel,min = 52 − 0.3 = 51.7 mm</w:t>
+        <w:br/>
+        <w:br/>
+        <w:t>Check:</w:t>
+        <w:br/>
+        <w:t xml:space="preserve">  D_eq + 2·C_sab = 60.21 + 3.0 = 63.21 mm</w:t>
+        <w:br/>
+        <w:t xml:space="preserve">  63.21 mm  &gt;  51.7 mm</w:t>
+        <w:br/>
+        <w:t xml:space="preserve">  ⇒  INTERFERENCE by 11.51 mm if payload is free to rotate</w:t>
+        <w:br/>
+        <w:br/>
+        <w:t>The constraint FAILS without a sabot enforcing axial orientation.</w:t>
+      </w:r>
+    </w:p>
     <w:p>
       <w:pPr>
         <w:pStyle w:val="Heading2"/>
       </w:pPr>
       <w:r>
-        <w:t>Bolt Shear Check (endcap)</w:t>
+        <w:t>9.3 Interpretation</w:t>
+      </w:r>
+    </w:p>
+    <w:p>
+      <w:r>
+        <w:t>The payload diagonal (60.21 mm) exceeds the minimum bore (51.7 mm) by 11.51 mm. Unrestricted yaw or roll during loading or the firing stroke will cause the payload to jam. A close-fitting sabot that locks the payload in axial alignment is mandatory.</w:t>
+      </w:r>
+    </w:p>
+    <w:p>
+      <w:pPr>
+        <w:pStyle w:val="Heading2"/>
+      </w:pPr>
+      <w:r>
+        <w:t>9.4 Design Requirements</w:t>
+      </w:r>
+    </w:p>
+    <w:p>
+      <w:r>
+        <w:rPr>
+          <w:b/>
+        </w:rPr>
+        <w:t>Requirement G-01:</w:t>
+        <w:br/>
+      </w:r>
+      <w:r>
+        <w:t>The sabot shall enforce axial alignment such that the effective payload envelope presented to the bore remains ≤ D_barrel,min under all loading and firing conditions.</w:t>
+        <w:br/>
+        <w:br/>
+      </w:r>
+      <w:r>
+        <w:rPr>
+          <w:b/>
+        </w:rPr>
+        <w:t>Requirement G-02:</w:t>
+        <w:br/>
+      </w:r>
+      <w:r>
+        <w:t>Total radial clearance (sabot OD to barrel ID) shall be 1.0–1.5 mm per side to prevent tilt-induced interference while maintaining acceptable bore friction and ease of manual loading.</w:t>
+      </w:r>
+    </w:p>
+    <w:p>
+      <w:pPr>
+        <w:pStyle w:val="Heading1"/>
+      </w:pPr>
+      <w:r>
+        <w:t>10. Formula Reference Summary</w:t>
       </w:r>
     </w:p>
     <w:tbl>
@@ -3874,7 +5000,7 @@
           </w:tcPr>
           <w:p>
             <w:r>
-              <w:t>Bolt</w:t>
+              <w:t>Quantity</w:t>
             </w:r>
           </w:p>
         </w:tc>
@@ -3884,7 +5010,7 @@
           </w:tcPr>
           <w:p>
             <w:r>
-              <w:t>Capacity (N)</w:t>
+              <w:t>Formula</w:t>
             </w:r>
           </w:p>
         </w:tc>
@@ -3894,7 +5020,7 @@
           </w:tcPr>
           <w:p>
             <w:r>
-              <w:t>Bolts required</w:t>
+              <w:t>Numerical result</w:t>
             </w:r>
           </w:p>
         </w:tc>
@@ -3906,7 +5032,7 @@
           </w:tcPr>
           <w:p>
             <w:r>
-              <w:t>M6</w:t>
+              <w:t>Isothermal expansion work</w:t>
             </w:r>
           </w:p>
         </w:tc>
@@ -3916,7 +5042,7 @@
           </w:tcPr>
           <w:p>
             <w:r>
-              <w:t>4800</w:t>
+              <w:t>W = P₀·V₀·ln(P₀/Pf)</w:t>
             </w:r>
           </w:p>
         </w:tc>
@@ -3926,7 +5052,7 @@
           </w:tcPr>
           <w:p>
             <w:r>
-              <w:t>1</w:t>
+              <w:t>W = 2637.7 J</w:t>
             </w:r>
           </w:p>
         </w:tc>
@@ -3938,7 +5064,7 @@
           </w:tcPr>
           <w:p>
             <w:r>
-              <w:t>M8</w:t>
+              <w:t>Bore cross-section area</w:t>
             </w:r>
           </w:p>
         </w:tc>
@@ -3948,7 +5074,7 @@
           </w:tcPr>
           <w:p>
             <w:r>
-              <w:t>8784</w:t>
+              <w:t>A = π(D/2)²</w:t>
             </w:r>
           </w:p>
         </w:tc>
@@ -3958,7 +5084,7 @@
           </w:tcPr>
           <w:p>
             <w:r>
-              <w:t>1</w:t>
+              <w:t>A = 0.002124 m²  (21.2372 cm²)</w:t>
             </w:r>
           </w:p>
         </w:tc>
@@ -3970,7 +5096,7 @@
           </w:tcPr>
           <w:p>
             <w:r>
-              <w:t>M10</w:t>
+              <w:t>Ideal muzzle velocity (theoretical)</w:t>
             </w:r>
           </w:p>
         </w:tc>
@@ -3980,7 +5106,7 @@
           </w:tcPr>
           <w:p>
             <w:r>
-              <w:t>13920</w:t>
+              <w:t>v = √(2ηW/m)</w:t>
             </w:r>
           </w:p>
         </w:tc>
@@ -3990,260 +5116,402 @@
           </w:tcPr>
           <w:p>
             <w:r>
-              <w:t>1</w:t>
+              <w:t>e.g. η=50%, m=1 kg ⇒ 51.4 m/s</w:t>
+            </w:r>
+          </w:p>
+        </w:tc>
+      </w:tr>
+      <w:tr>
+        <w:tc>
+          <w:tcPr>
+            <w:tcW w:type="dxa" w:w="2880"/>
+          </w:tcPr>
+          <w:p>
+            <w:r>
+              <w:t>Real-gas pressure (RK EOS)</w:t>
+            </w:r>
+          </w:p>
+        </w:tc>
+        <w:tc>
+          <w:tcPr>
+            <w:tcW w:type="dxa" w:w="2880"/>
+          </w:tcPr>
+          <w:p>
+            <w:r>
+              <w:t>P = Z(P,T)·(m/V)·R_u·T/M</w:t>
+            </w:r>
+          </w:p>
+        </w:tc>
+        <w:tc>
+          <w:tcPr>
+            <w:tcW w:type="dxa" w:w="2880"/>
+          </w:tcPr>
+          <w:p>
+            <w:r>
+              <w:t>Z ≈ 0.97 for CO₂ at 11 bar, 20 °C</w:t>
+            </w:r>
+          </w:p>
+        </w:tc>
+      </w:tr>
+      <w:tr>
+        <w:tc>
+          <w:tcPr>
+            <w:tcW w:type="dxa" w:w="2880"/>
+          </w:tcPr>
+          <w:p>
+            <w:r>
+              <w:t>Hoop stress (thin-wall)</w:t>
+            </w:r>
+          </w:p>
+        </w:tc>
+        <w:tc>
+          <w:tcPr>
+            <w:tcW w:type="dxa" w:w="2880"/>
+          </w:tcPr>
+          <w:p>
+            <w:r>
+              <w:t>σ_hoop = P·r/t</w:t>
+            </w:r>
+          </w:p>
+        </w:tc>
+        <w:tc>
+          <w:tcPr>
+            <w:tcW w:type="dxa" w:w="2880"/>
+          </w:tcPr>
+          <w:p>
+            <w:r>
+              <w:t>t=3 mm ⇒ σ = 9.5 MPa</w:t>
+            </w:r>
+          </w:p>
+        </w:tc>
+      </w:tr>
+      <w:tr>
+        <w:tc>
+          <w:tcPr>
+            <w:tcW w:type="dxa" w:w="2880"/>
+          </w:tcPr>
+          <w:p>
+            <w:r>
+              <w:t>Minimum wall thickness</w:t>
+            </w:r>
+          </w:p>
+        </w:tc>
+        <w:tc>
+          <w:tcPr>
+            <w:tcW w:type="dxa" w:w="2880"/>
+          </w:tcPr>
+          <w:p>
+            <w:r>
+              <w:t>t_min = P·r·SF/σ_yield</w:t>
+            </w:r>
+          </w:p>
+        </w:tc>
+        <w:tc>
+          <w:tcPr>
+            <w:tcW w:type="dxa" w:w="2880"/>
+          </w:tcPr>
+          <w:p>
+            <w:r>
+              <w:t>t_min = 0.311 mm  (SF=3)</w:t>
+            </w:r>
+          </w:p>
+        </w:tc>
+      </w:tr>
+      <w:tr>
+        <w:tc>
+          <w:tcPr>
+            <w:tcW w:type="dxa" w:w="2880"/>
+          </w:tcPr>
+          <w:p>
+            <w:r>
+              <w:t>Axial stress (thin-wall)</w:t>
+            </w:r>
+          </w:p>
+        </w:tc>
+        <w:tc>
+          <w:tcPr>
+            <w:tcW w:type="dxa" w:w="2880"/>
+          </w:tcPr>
+          <w:p>
+            <w:r>
+              <w:t>σ_axial = P·r/(2t)  =  ½σ_hoop</w:t>
+            </w:r>
+          </w:p>
+        </w:tc>
+        <w:tc>
+          <w:tcPr>
+            <w:tcW w:type="dxa" w:w="2880"/>
+          </w:tcPr>
+          <w:p>
+            <w:r>
+              <w:t>Non-governing</w:t>
+            </w:r>
+          </w:p>
+        </w:tc>
+      </w:tr>
+      <w:tr>
+        <w:tc>
+          <w:tcPr>
+            <w:tcW w:type="dxa" w:w="2880"/>
+          </w:tcPr>
+          <w:p>
+            <w:r>
+              <w:t>Endcap axial bolt load</w:t>
+            </w:r>
+          </w:p>
+        </w:tc>
+        <w:tc>
+          <w:tcPr>
+            <w:tcW w:type="dxa" w:w="2880"/>
+          </w:tcPr>
+          <w:p>
+            <w:r>
+              <w:t>F_endcap = P₀·A_bore</w:t>
+            </w:r>
+          </w:p>
+        </w:tc>
+        <w:tc>
+          <w:tcPr>
+            <w:tcW w:type="dxa" w:w="2880"/>
+          </w:tcPr>
+          <w:p>
+            <w:r>
+              <w:t>F = 2336.1 N</w:t>
+            </w:r>
+          </w:p>
+        </w:tc>
+      </w:tr>
+      <w:tr>
+        <w:tc>
+          <w:tcPr>
+            <w:tcW w:type="dxa" w:w="2880"/>
+          </w:tcPr>
+          <w:p>
+            <w:r>
+              <w:t>Bolt shear capacity</w:t>
+            </w:r>
+          </w:p>
+        </w:tc>
+        <w:tc>
+          <w:tcPr>
+            <w:tcW w:type="dxa" w:w="2880"/>
+          </w:tcPr>
+          <w:p>
+            <w:r>
+              <w:t>F_cap = π(d/2)²·τ_shear</w:t>
+            </w:r>
+          </w:p>
+        </w:tc>
+        <w:tc>
+          <w:tcPr>
+            <w:tcW w:type="dxa" w:w="2880"/>
+          </w:tcPr>
+          <w:p>
+            <w:r>
+              <w:t>M8: 12063.7 N per bolt</w:t>
+            </w:r>
+          </w:p>
+        </w:tc>
+      </w:tr>
+      <w:tr>
+        <w:tc>
+          <w:tcPr>
+            <w:tcW w:type="dxa" w:w="2880"/>
+          </w:tcPr>
+          <w:p>
+            <w:r>
+              <w:t>Critical pressure ratio</w:t>
+            </w:r>
+          </w:p>
+        </w:tc>
+        <w:tc>
+          <w:tcPr>
+            <w:tcW w:type="dxa" w:w="2880"/>
+          </w:tcPr>
+          <w:p>
+            <w:r>
+              <w:t>r_crit = (2/(γ+1))^(γ/(γ−1))</w:t>
+            </w:r>
+          </w:p>
+        </w:tc>
+        <w:tc>
+          <w:tcPr>
+            <w:tcW w:type="dxa" w:w="2880"/>
+          </w:tcPr>
+          <w:p>
+            <w:r>
+              <w:t>0.5457  (γ=1.3)</w:t>
+            </w:r>
+          </w:p>
+        </w:tc>
+      </w:tr>
+      <w:tr>
+        <w:tc>
+          <w:tcPr>
+            <w:tcW w:type="dxa" w:w="2880"/>
+          </w:tcPr>
+          <w:p>
+            <w:r>
+              <w:t>Choked mass flow rate</w:t>
+            </w:r>
+          </w:p>
+        </w:tc>
+        <w:tc>
+          <w:tcPr>
+            <w:tcW w:type="dxa" w:w="2880"/>
+          </w:tcPr>
+          <w:p>
+            <w:r>
+              <w:t>ṁ = Cd·A·Pc·√(γ/(R·T))·(2/(γ+1))^((γ+1)/(2(γ-1)))</w:t>
+            </w:r>
+          </w:p>
+        </w:tc>
+        <w:tc>
+          <w:tcPr>
+            <w:tcW w:type="dxa" w:w="2880"/>
+          </w:tcPr>
+          <w:p>
+            <w:r>
+              <w:t>ṁ₀ = 0.2822 kg/s at t=0</w:t>
+            </w:r>
+          </w:p>
+        </w:tc>
+      </w:tr>
+      <w:tr>
+        <w:tc>
+          <w:tcPr>
+            <w:tcW w:type="dxa" w:w="2880"/>
+          </w:tcPr>
+          <w:p>
+            <w:r>
+              <w:t>Impulse</w:t>
+            </w:r>
+          </w:p>
+        </w:tc>
+        <w:tc>
+          <w:tcPr>
+            <w:tcW w:type="dxa" w:w="2880"/>
+          </w:tcPr>
+          <w:p>
+            <w:r>
+              <w:t>I = m·v_exit = ∫F_net dt</w:t>
+            </w:r>
+          </w:p>
+        </w:tc>
+        <w:tc>
+          <w:tcPr>
+            <w:tcW w:type="dxa" w:w="2880"/>
+          </w:tcPr>
+          <w:p>
+            <w:r>
+              <w:t>27.765 N·s</w:t>
+            </w:r>
+          </w:p>
+        </w:tc>
+      </w:tr>
+      <w:tr>
+        <w:tc>
+          <w:tcPr>
+            <w:tcW w:type="dxa" w:w="2880"/>
+          </w:tcPr>
+          <w:p>
+            <w:r>
+              <w:t>Average propulsion force</w:t>
+            </w:r>
+          </w:p>
+        </w:tc>
+        <w:tc>
+          <w:tcPr>
+            <w:tcW w:type="dxa" w:w="2880"/>
+          </w:tcPr>
+          <w:p>
+            <w:r>
+              <w:t>F_avg = I / t_discharge</w:t>
+            </w:r>
+          </w:p>
+        </w:tc>
+        <w:tc>
+          <w:tcPr>
+            <w:tcW w:type="dxa" w:w="2880"/>
+          </w:tcPr>
+          <w:p>
+            <w:r>
+              <w:t>746.4 N</w:t>
+            </w:r>
+          </w:p>
+        </w:tc>
+      </w:tr>
+      <w:tr>
+        <w:tc>
+          <w:tcPr>
+            <w:tcW w:type="dxa" w:w="2880"/>
+          </w:tcPr>
+          <w:p>
+            <w:r>
+              <w:t>Diagonal payload envelope</w:t>
+            </w:r>
+          </w:p>
+        </w:tc>
+        <w:tc>
+          <w:tcPr>
+            <w:tcW w:type="dxa" w:w="2880"/>
+          </w:tcPr>
+          <w:p>
+            <w:r>
+              <w:t>D_eq = √(W² + H²)</w:t>
+            </w:r>
+          </w:p>
+        </w:tc>
+        <w:tc>
+          <w:tcPr>
+            <w:tcW w:type="dxa" w:w="2880"/>
+          </w:tcPr>
+          <w:p>
+            <w:r>
+              <w:t>60.21 mm  (W=40, H=45 mm)</w:t>
+            </w:r>
+          </w:p>
+        </w:tc>
+      </w:tr>
+      <w:tr>
+        <w:tc>
+          <w:tcPr>
+            <w:tcW w:type="dxa" w:w="2880"/>
+          </w:tcPr>
+          <w:p>
+            <w:r>
+              <w:t>Launch efficiency</w:t>
+            </w:r>
+          </w:p>
+        </w:tc>
+        <w:tc>
+          <w:tcPr>
+            <w:tcW w:type="dxa" w:w="2880"/>
+          </w:tcPr>
+          <w:p>
+            <w:r>
+              <w:t>η = ½mv² / W_ideal</w:t>
+            </w:r>
+          </w:p>
+        </w:tc>
+        <w:tc>
+          <w:tcPr>
+            <w:tcW w:type="dxa" w:w="2880"/>
+          </w:tcPr>
+          <w:p>
+            <w:r>
+              <w:t>14.61%  (1 kg payload, ODE sim)</w:t>
             </w:r>
           </w:p>
         </w:tc>
       </w:tr>
     </w:tbl>
     <w:p>
-      <w:pPr>
-        <w:pStyle w:val="Heading1"/>
-      </w:pPr>
       <w:r>
-        <w:t>Formulas and Conclusion</w:t>
-      </w:r>
-    </w:p>
-    <w:p>
-      <w:r>
-        <w:t>Key formulas used in this analysis:</w:t>
-      </w:r>
-    </w:p>
-    <w:p>
-      <w:r>
-        <w:t xml:space="preserve">Isothermal work: </w:t>
-      </w:r>
-      <m:oMath>
-        <m:r>
-          <m:t>W = P_0 V_0 ln(P_0 / P_f)</m:t>
-        </m:r>
-      </m:oMath>
-    </w:p>
-    <w:p>
-      <w:r>
-        <w:t xml:space="preserve">Hoop stress (thin-wall): </w:t>
-      </w:r>
-      <m:oMath>
-        <m:r>
-          <m:t>\sigma_{hoop} = P\; r / t</m:t>
-        </m:r>
-      </m:oMath>
-    </w:p>
-    <w:p>
-      <w:r>
-        <w:t xml:space="preserve">Required thickness (hoop): </w:t>
-      </w:r>
-      <m:oMath>
-        <m:r>
-          <m:t>t = P\; r / \sigma_{allowable}</m:t>
-        </m:r>
-      </m:oMath>
-    </w:p>
-    <w:p>
-      <w:r>
-        <w:t xml:space="preserve">Axial stress (thin-wall): </w:t>
-      </w:r>
-      <m:oMath>
-        <m:r>
-          <m:t>\sigma_{axial} = P\; r / (2\; t)</m:t>
-        </m:r>
-      </m:oMath>
-    </w:p>
-    <w:p>
-      <w:r>
-        <w:t>Impulse and average force: I = m * v; F_avg ≈ I / t_discharge (crude estimate)</w:t>
-      </w:r>
-    </w:p>
-    <w:p>
-      <w:r>
-        <w:t>Using 6061-T6 (yield ≈ 276 MPa) and safety factor 3.0, allowable stress ≈ 92.0 MPa.</w:t>
-      </w:r>
-    </w:p>
-    <w:p>
-      <w:r>
-        <w:t>Calculated required hoop thickness at working pressure (10.0 bar gauge) is ≈ 0.31 mm.</w:t>
-      </w:r>
-    </w:p>
-    <w:p>
-      <w:r>
-        <w:t>Recommendation: select a standard tube/wall thickness equal to or greater than the calculated required thickness, and verify endcap/flange/bolt margins separately. Use ASME/EN pressure-vessel rules or certified fittings for the chamber when safety is critical.</w:t>
-      </w:r>
-    </w:p>
-    <w:p>
-      <w:pPr>
-        <w:pStyle w:val="Heading1"/>
-      </w:pPr>
-      <w:r>
-        <w:t>Barrel–Payload Geometric Compatibility Constraint</w:t>
-      </w:r>
-    </w:p>
-    <w:p>
-      <w:r>
-        <w:t>The payload–sabot assembly shall fit within the barrel internal diameter under all operating conditions without interference.</w:t>
-      </w:r>
-    </w:p>
-    <w:p>
-      <w:pPr>
-        <w:pStyle w:val="Heading2"/>
-      </w:pPr>
-      <w:r>
-        <w:t>Core Constraint</w:t>
-      </w:r>
-    </w:p>
-    <w:p>
-      <w:r>
-        <w:t>Clearance condition:</w:t>
         <w:br/>
+        <w:t>Conclusion:</w:t>
         <w:br/>
-        <w:t xml:space="preserve">    D_eq + 2·C_sab ≤ D_barrel,min</w:t>
-        <w:br/>
-        <w:br/>
-        <w:t>where:</w:t>
-        <w:br/>
-        <w:t xml:space="preserve">  D_eq        = √(W² + H²)   (worst-case diagonal envelope of payload cross-section)</w:t>
-        <w:br/>
-        <w:t xml:space="preserve">  C_sab       = sabot radial clearance per side</w:t>
-        <w:br/>
-        <w:t xml:space="preserve">  D_barrel,min = D_barrel,nom − manufacturing tolerance</w:t>
-      </w:r>
-    </w:p>
-    <w:p>
-      <w:pPr>
-        <w:pStyle w:val="Heading2"/>
-      </w:pPr>
-      <w:r>
-        <w:t>Numerical Check</w:t>
-      </w:r>
-    </w:p>
-    <w:p>
-      <w:r>
-        <w:t>Given:</w:t>
-        <w:br/>
-        <w:t xml:space="preserve">  W = 40 mm,  H = 45 mm  ⇒  D_eq = √(40² + 45²) = 60.2 mm</w:t>
-        <w:br/>
-        <w:t xml:space="preserve">  C_sab = 1.5 mm  ⇒  2·C_sab = 3.0 mm</w:t>
-        <w:br/>
-        <w:t xml:space="preserve">  D_barrel,nom = 52 mm,  tolerance = ±0.3 mm</w:t>
-        <w:br/>
-        <w:t xml:space="preserve">  ⇒  D_barrel,min = 51.7 mm</w:t>
-        <w:br/>
-        <w:br/>
-        <w:t>Check:</w:t>
-        <w:br/>
-        <w:t xml:space="preserve">  D_eq + 2·C_sab = 60.2 + 3.0 = 63.2 mm</w:t>
-        <w:br/>
-        <w:t xml:space="preserve">  63.2 mm  &gt;  51.7 mm  ⇒  INTERFERENCE if payload is misaligned in barrel</w:t>
-      </w:r>
-    </w:p>
-    <w:p>
-      <w:pPr>
-        <w:pStyle w:val="Heading2"/>
-      </w:pPr>
-      <w:r>
-        <w:t>Interpretation</w:t>
-      </w:r>
-    </w:p>
-    <w:p>
-      <w:r>
-        <w:t>The payload does not satisfy the worst-case diagonal envelope constraint. Unconstrained rotation inside the barrel will result in interference (jamming). A sabot or alignment feature is mandatory to constrain the payload orientation and ensure the presented envelope does not exceed D_barrel,min.</w:t>
-      </w:r>
-    </w:p>
-    <w:p>
-      <w:pPr>
-        <w:pStyle w:val="Heading2"/>
-      </w:pPr>
-      <w:r>
-        <w:t>Design Requirements</w:t>
-      </w:r>
-    </w:p>
-    <w:p>
-      <w:r>
-        <w:rPr>
-          <w:b/>
-        </w:rPr>
-        <w:t>Requirement G-01:</w:t>
-        <w:br/>
-      </w:r>
-      <w:r>
-        <w:t>The sabot shall enforce axial alignment such that payload rotation is constrained and the effective envelope presented to the barrel remains within D_barrel,min.</w:t>
-        <w:br/>
-        <w:br/>
-      </w:r>
-      <w:r>
-        <w:rPr>
-          <w:b/>
-        </w:rPr>
-        <w:t>Requirement G-02:</w:t>
-        <w:br/>
-      </w:r>
-      <w:r>
-        <w:t>Total radial clearance (including sabot) shall be limited to 1.0–1.5 mm per side to prevent tilt-induced interference while maintaining acceptable friction and ease of loading.</w:t>
-      </w:r>
-    </w:p>
-    <w:p>
-      <w:pPr>
-        <w:pStyle w:val="Heading1"/>
-      </w:pPr>
-      <w:r>
-        <w:t>Governing ODE System for Launcher Simulation</w:t>
-      </w:r>
-    </w:p>
-    <w:p>
-      <w:r>
-        <w:t>The launcher’s internal ballistics are modeled as a coupled system of ordinary differential equations (ODEs), solved numerically at each timestep. The state vector is:</w:t>
-        <w:br/>
-        <w:br/>
-        <w:t xml:space="preserve">    s(t) = [x, v, P, m]</w:t>
-        <w:br/>
-        <w:br/>
-        <w:t>where:</w:t>
-        <w:br/>
-        <w:t xml:space="preserve">  x = projectile position</w:t>
-        <w:br/>
-        <w:t xml:space="preserve">  v = projectile velocity</w:t>
-        <w:br/>
-        <w:t xml:space="preserve">  P = chamber pressure</w:t>
-        <w:br/>
-        <w:t xml:space="preserve">  m = mass of gas in chamber</w:t>
-        <w:br/>
-        <w:br/>
-        <w:t>The system:</w:t>
-        <w:br/>
-        <w:t>1. Projectile motion (Newton’s law):</w:t>
-        <w:br/>
-        <w:t xml:space="preserve">   dv/dt = (P * A_bore - F_friction) / m_payload</w:t>
-        <w:br/>
-        <w:t>2. Kinematics:</w:t>
-        <w:br/>
-        <w:t xml:space="preserve">   dx/dt = v</w:t>
-        <w:br/>
-        <w:t>3. Gas mass balance:</w:t>
-        <w:br/>
-        <w:t xml:space="preserve">   dm/dt = -m_dot_out</w:t>
-        <w:br/>
-        <w:t>4. Pressure evolution (ideal gas, real-gas correction applied in code):</w:t>
-        <w:br/>
-        <w:t xml:space="preserve">   P = m * R * T / V(t)</w:t>
-        <w:br/>
-        <w:t xml:space="preserve">   dP/dt = (R * T / V) * dm/dt - (m * R * T / V^2) * dV/dt</w:t>
-        <w:br/>
-        <w:t>5. Chamber volume change (moving projectile):</w:t>
-        <w:br/>
-        <w:t xml:space="preserve">   V(t) = V0 + A_bore * x(t)</w:t>
-        <w:br/>
-        <w:t xml:space="preserve">   dV/dt = A_bore * v</w:t>
-        <w:br/>
-        <w:t>6. Valve mass flow (critical):</w:t>
-        <w:br/>
-        <w:t xml:space="preserve">   Choked: m_dot_out = Cd * A_orifice * P * sqrt(gamma / (R * T)) * (2/(gamma+1))^((gamma+1)/(2*(gamma-1)))</w:t>
-        <w:br/>
-        <w:t xml:space="preserve">   Subsonic: m_dot_out = f(Cv, P_up, P_down)</w:t>
-        <w:br/>
-        <w:br/>
-        <w:t>Key insight: There is no single closed-form velocity equation. The exit velocity is obtained by integrating this ODE system over time.</w:t>
-        <w:br/>
-        <w:br/>
-        <w:t>This system is implemented in simulate_transient() in scripts/gen_doc.py.</w:t>
+        <w:t>The 52 mm × 700 mm pneumatic launcher charged to 10 bar gauge with 1 mL of CO₂ can accelerate a 1 kg payload to 27.8 m/s in 37 ms (launch efficiency 14.6%). A 3 mm 6061-T6 barrel wall gives SF = 29.0 vs yield. Six M8 flange bolts give SF = 31.0 on the static endcap load. The 40×45 mm rectangular payload requires a sabot to prevent bore interference (diagonal envelope 60.2 mm exceeds 52 mm bore by 8.2 mm when misaligned).</w:t>
       </w:r>
     </w:p>
     <w:sectPr>

--- a/docs/pneumatic_launcher_analysis_complete.docx
+++ b/docs/pneumatic_launcher_analysis_complete.docx
@@ -15,7 +15,7 @@
         <w:pStyle w:val="Date"/>
       </w:pPr>
       <w:r>
-        <w:t xml:space="preserve">2026-04-28 09:52</w:t>
+        <w:t xml:space="preserve">2026-04-28 11:18</w:t>
       </w:r>
     </w:p>
     <w:bookmarkStart w:id="9" w:name="input-parameters"/>
@@ -142,7 +142,7 @@
               <w:jc w:val="right"/>
             </w:pPr>
             <w:r>
-              <w:t xml:space="preserve">1.0 mL (0.0010 m³)</w:t>
+              <w:t xml:space="preserve">1.0 L (0.0010 m³)</w:t>
             </w:r>
           </w:p>
         </w:tc>
@@ -8742,11 +8742,11 @@
           <m:t>=</m:t>
         </m:r>
         <m:r>
-          <m:t>1</m:t>
+          <m:t>1.0</m:t>
         </m:r>
       </m:oMath>
       <w:r>
-        <w:t xml:space="preserve"> mL @ 10 bar gauge.</w:t>
+        <w:t xml:space="preserve"> L @ 10 bar gauge.</w:t>
       </w:r>
     </w:p>
     <w:tbl>
@@ -13440,7 +13440,7 @@
               <a:graphicData uri="http://schemas.openxmlformats.org/drawingml/2006/picture">
                 <pic:pic>
                   <pic:nvPicPr>
-                    <pic:cNvPr descr="outputs/vel_vs_orifice_Vc_500uL.png" id="27" name="Picture"/>
+                    <pic:cNvPr descr="vel_vs_orifice_Vc_500uL.png" id="27" name="Picture"/>
                     <pic:cNvPicPr>
                       <a:picLocks noChangeArrowheads="1" noChangeAspect="1"/>
                     </pic:cNvPicPr>
@@ -13641,7 +13641,7 @@
               <a:graphicData uri="http://schemas.openxmlformats.org/drawingml/2006/picture">
                 <pic:pic>
                   <pic:nvPicPr>
-                    <pic:cNvPr descr="outputs/vel_vs_orifice_Vc_800uL.png" id="31" name="Picture"/>
+                    <pic:cNvPr descr="vel_vs_orifice_Vc_800uL.png" id="31" name="Picture"/>
                     <pic:cNvPicPr>
                       <a:picLocks noChangeArrowheads="1" noChangeAspect="1"/>
                     </pic:cNvPicPr>
@@ -13758,7 +13758,7 @@
           <m:t>=</m:t>
         </m:r>
         <m:r>
-          <m:t>1</m:t>
+          <m:t>1.0</m:t>
         </m:r>
       </m:oMath>
       <w:r>
@@ -13766,7 +13766,7 @@
           <w:i/>
           <w:iCs/>
         </w:rPr>
-        <w:t xml:space="preserve"> mL at</w:t>
+        <w:t xml:space="preserve"> L at</w:t>
       </w:r>
       <w:r>
         <w:rPr>
@@ -13939,7 +13939,7 @@
               <a:graphicData uri="http://schemas.openxmlformats.org/drawingml/2006/picture">
                 <pic:pic>
                   <pic:nvPicPr>
-                    <pic:cNvPr descr="outputs/vel_vs_orifice_Vc_1000uL.png" id="35" name="Picture"/>
+                    <pic:cNvPr descr="vel_vs_orifice_Vc_1000uL.png" id="35" name="Picture"/>
                     <pic:cNvPicPr>
                       <a:picLocks noChangeArrowheads="1" noChangeAspect="1"/>
                     </pic:cNvPicPr>
@@ -14034,7 +14034,7 @@
               <a:graphicData uri="http://schemas.openxmlformats.org/drawingml/2006/picture">
                 <pic:pic>
                   <pic:nvPicPr>
-                    <pic:cNvPr descr="outputs/vel_vs_orifice_Vc_1200uL.png" id="39" name="Picture"/>
+                    <pic:cNvPr descr="vel_vs_orifice_Vc_1200uL.png" id="39" name="Picture"/>
                     <pic:cNvPicPr>
                       <a:picLocks noChangeArrowheads="1" noChangeAspect="1"/>
                     </pic:cNvPicPr>
@@ -14287,7 +14287,7 @@
               <a:graphicData uri="http://schemas.openxmlformats.org/drawingml/2006/picture">
                 <pic:pic>
                   <pic:nvPicPr>
-                    <pic:cNvPr descr="outputs/peakF_vs_orifice_Vc_1000uL.png" id="43" name="Picture"/>
+                    <pic:cNvPr descr="peakF_vs_orifice_Vc_1000uL.png" id="43" name="Picture"/>
                     <pic:cNvPicPr>
                       <a:picLocks noChangeArrowheads="1" noChangeAspect="1"/>
                     </pic:cNvPicPr>
@@ -14517,7 +14517,7 @@
               <a:graphicData uri="http://schemas.openxmlformats.org/drawingml/2006/picture">
                 <pic:pic>
                   <pic:nvPicPr>
-                    <pic:cNvPr descr="outputs/impulse_vs_orifice_Vc_1000uL.png" id="47" name="Picture"/>
+                    <pic:cNvPr descr="impulse_vs_orifice_Vc_1000uL.png" id="47" name="Picture"/>
                     <pic:cNvPicPr>
                       <a:picLocks noChangeArrowheads="1" noChangeAspect="1"/>
                     </pic:cNvPicPr>
@@ -14574,7 +14574,7 @@
               <a:graphicData uri="http://schemas.openxmlformats.org/drawingml/2006/picture">
                 <pic:pic>
                   <pic:nvPicPr>
-                    <pic:cNvPr descr="outputs/launcher_drawing.png" id="51" name="Picture"/>
+                    <pic:cNvPr descr="launcher_drawing.png" id="51" name="Picture"/>
                     <pic:cNvPicPr>
                       <a:picLocks noChangeArrowheads="1" noChangeAspect="1"/>
                     </pic:cNvPicPr>
@@ -19305,13 +19305,13 @@
       </w:tr>
     </w:tbl>
     <w:bookmarkEnd w:id="62"/>
-    <w:bookmarkStart w:id="63" w:name="conclusion"/>
+    <w:bookmarkStart w:id="71" w:name="Xc41dc2764a4e9edad38762dd1d8f0470bab4cc3"/>
     <w:p>
       <w:pPr>
         <w:pStyle w:val="Heading1"/>
       </w:pPr>
       <w:r>
-        <w:t xml:space="preserve">Conclusion</w:t>
+        <w:t xml:space="preserve">11. Requirement-Compliant RK45 CO2 Solve (Requested Update)</w:t>
       </w:r>
     </w:p>
     <w:p>
@@ -19319,7 +19319,1393 @@
         <w:pStyle w:val="FirstParagraph"/>
       </w:pPr>
       <w:r>
-        <w:t xml:space="preserve">The 52 mm × 700 mm pneumatic launcher charged to 10 bar gauge with 1 mL of CO₂ can accelerate a 1 kg payload to</w:t>
+        <w:t xml:space="preserve">This section captures the requested implementation using</w:t>
+      </w:r>
+      <w:r>
+        <w:t xml:space="preserve"> </w:t>
+      </w:r>
+      <w:r>
+        <w:rPr>
+          <w:rStyle w:val="VerbatimChar"/>
+        </w:rPr>
+        <w:t xml:space="preserve">scipy.integrate.solve_ivp</w:t>
+      </w:r>
+      <w:r>
+        <w:t xml:space="preserve"> </w:t>
+      </w:r>
+      <w:r>
+        <w:t xml:space="preserve">with</w:t>
+      </w:r>
+      <w:r>
+        <w:t xml:space="preserve"> </w:t>
+      </w:r>
+      <w:r>
+        <w:rPr>
+          <w:rStyle w:val="VerbatimChar"/>
+        </w:rPr>
+        <w:t xml:space="preserve">method="RK45"</w:t>
+      </w:r>
+      <w:r>
+        <w:t xml:space="preserve">, Redlich-Kwong EOS with Newton-Raphson for</w:t>
+      </w:r>
+      <w:r>
+        <w:t xml:space="preserve"> </w:t>
+      </w:r>
+      <m:oMath>
+        <m:r>
+          <m:t>Z</m:t>
+        </m:r>
+      </m:oMath>
+      <w:r>
+        <w:t xml:space="preserve">, choked/unchoked flow, and ODE states</w:t>
+      </w:r>
+      <w:r>
+        <w:t xml:space="preserve"> </w:t>
+      </w:r>
+      <m:oMath>
+        <m:r>
+          <m:rPr>
+            <m:sty m:val="p"/>
+          </m:rPr>
+          <m:t>[</m:t>
+        </m:r>
+        <m:r>
+          <m:t>x</m:t>
+        </m:r>
+        <m:r>
+          <m:rPr>
+            <m:sty m:val="p"/>
+          </m:rPr>
+          <m:t>,</m:t>
+        </m:r>
+        <m:r>
+          <m:t>v</m:t>
+        </m:r>
+        <m:r>
+          <m:rPr>
+            <m:sty m:val="p"/>
+          </m:rPr>
+          <m:t>,</m:t>
+        </m:r>
+        <m:sSub>
+          <m:e>
+            <m:r>
+              <m:t>m</m:t>
+            </m:r>
+          </m:e>
+          <m:sub>
+            <m:r>
+              <m:t>c</m:t>
+            </m:r>
+          </m:sub>
+        </m:sSub>
+        <m:r>
+          <m:rPr>
+            <m:sty m:val="p"/>
+          </m:rPr>
+          <m:t>]</m:t>
+        </m:r>
+      </m:oMath>
+      <w:r>
+        <w:t xml:space="preserve">.</w:t>
+      </w:r>
+    </w:p>
+    <w:p>
+      <w:pPr>
+        <w:pStyle w:val="BodyText"/>
+      </w:pPr>
+      <w:r>
+        <w:t xml:space="preserve">Implemented script:</w:t>
+      </w:r>
+      <w:r>
+        <w:t xml:space="preserve"> </w:t>
+      </w:r>
+      <w:r>
+        <w:rPr>
+          <w:rStyle w:val="VerbatimChar"/>
+        </w:rPr>
+        <w:t xml:space="preserve">scripts/solve_launcher_rk45.py</w:t>
+      </w:r>
+    </w:p>
+    <w:p>
+      <w:pPr>
+        <w:pStyle w:val="BodyText"/>
+      </w:pPr>
+      <w:r>
+        <w:t xml:space="preserve">Generated outputs:</w:t>
+      </w:r>
+      <w:r>
+        <w:t xml:space="preserve"> </w:t>
+      </w:r>
+      <w:r>
+        <w:t xml:space="preserve">-</w:t>
+      </w:r>
+      <w:r>
+        <w:t xml:space="preserve"> </w:t>
+      </w:r>
+      <w:r>
+        <w:rPr>
+          <w:rStyle w:val="VerbatimChar"/>
+        </w:rPr>
+        <w:t xml:space="preserve">outputs/rk45_launcher_results.json</w:t>
+      </w:r>
+      <w:r>
+        <w:t xml:space="preserve"> </w:t>
+      </w:r>
+      <w:r>
+        <w:t xml:space="preserve">-</w:t>
+      </w:r>
+      <w:r>
+        <w:t xml:space="preserve"> </w:t>
+      </w:r>
+      <w:r>
+        <w:rPr>
+          <w:rStyle w:val="VerbatimChar"/>
+        </w:rPr>
+        <w:t xml:space="preserve">outputs/rk45_velocity_vs_orifice.csv</w:t>
+      </w:r>
+      <w:r>
+        <w:t xml:space="preserve"> </w:t>
+      </w:r>
+      <w:r>
+        <w:t xml:space="preserve">-</w:t>
+      </w:r>
+      <w:r>
+        <w:t xml:space="preserve"> </w:t>
+      </w:r>
+      <w:r>
+        <w:rPr>
+          <w:rStyle w:val="VerbatimChar"/>
+        </w:rPr>
+        <w:t xml:space="preserve">outputs/rk45_velocity_vs_orifice.png</w:t>
+      </w:r>
+    </w:p>
+    <w:bookmarkStart w:id="63" w:name="nominal-case-output-d_textor12-mm"/>
+    <w:p>
+      <w:pPr>
+        <w:pStyle w:val="Heading2"/>
+      </w:pPr>
+      <w:r>
+        <w:t xml:space="preserve">11.1 Nominal Case Output (</w:t>
+      </w:r>
+      <m:oMath>
+        <m:sSub>
+          <m:e>
+            <m:r>
+              <m:t>d</m:t>
+            </m:r>
+          </m:e>
+          <m:sub>
+            <m:r>
+              <m:rPr>
+                <m:nor/>
+                <m:sty m:val="p"/>
+              </m:rPr>
+              <m:t>or</m:t>
+            </m:r>
+          </m:sub>
+        </m:sSub>
+        <m:r>
+          <m:rPr>
+            <m:sty m:val="p"/>
+          </m:rPr>
+          <m:t>=</m:t>
+        </m:r>
+        <m:r>
+          <m:t>12</m:t>
+        </m:r>
+      </m:oMath>
+      <w:r>
+        <w:t xml:space="preserve"> </w:t>
+      </w:r>
+      <w:r>
+        <w:t xml:space="preserve">mm)</w:t>
+      </w:r>
+    </w:p>
+    <w:tbl>
+      <w:tblPr>
+        <w:tblStyle w:val="Table"/>
+        <w:tblW w:type="auto" w:w="0"/>
+        <w:tblLook w:firstRow="1" w:lastRow="0" w:firstColumn="0" w:lastColumn="0" w:noHBand="0" w:noVBand="0" w:val="0020"/>
+      </w:tblPr>
+      <w:tblGrid>
+        <w:gridCol w:w="3960"/>
+        <w:gridCol w:w="3960"/>
+      </w:tblGrid>
+      <w:tr>
+        <w:trPr>
+          <w:tblHeader w:val="on"/>
+        </w:trPr>
+        <w:tc>
+          <w:tcPr/>
+          <w:p>
+            <w:pPr>
+              <w:pStyle w:val="Compact"/>
+            </w:pPr>
+            <w:r>
+              <w:t xml:space="preserve">Output</w:t>
+            </w:r>
+          </w:p>
+        </w:tc>
+        <w:tc>
+          <w:tcPr/>
+          <w:p>
+            <w:pPr>
+              <w:pStyle w:val="Compact"/>
+              <w:jc w:val="right"/>
+            </w:pPr>
+            <w:r>
+              <w:t xml:space="preserve">Value</w:t>
+            </w:r>
+          </w:p>
+        </w:tc>
+      </w:tr>
+      <w:tr>
+        <w:tc>
+          <w:tcPr/>
+          <w:p>
+            <w:pPr>
+              <w:pStyle w:val="Compact"/>
+            </w:pPr>
+            <w:r>
+              <w:t xml:space="preserve">Muzzle velocity (m/s)</w:t>
+            </w:r>
+          </w:p>
+        </w:tc>
+        <w:tc>
+          <w:tcPr/>
+          <w:p>
+            <w:pPr>
+              <w:pStyle w:val="Compact"/>
+              <w:jc w:val="right"/>
+            </w:pPr>
+            <w:r>
+              <w:t xml:space="preserve">29.416</w:t>
+            </w:r>
+          </w:p>
+        </w:tc>
+      </w:tr>
+      <w:tr>
+        <w:tc>
+          <w:tcPr/>
+          <w:p>
+            <w:pPr>
+              <w:pStyle w:val="Compact"/>
+            </w:pPr>
+            <w:r>
+              <w:t xml:space="preserve">Peak barrel force (N)</w:t>
+            </w:r>
+          </w:p>
+        </w:tc>
+        <w:tc>
+          <w:tcPr/>
+          <w:p>
+            <w:pPr>
+              <w:pStyle w:val="Compact"/>
+              <w:jc w:val="right"/>
+            </w:pPr>
+            <w:r>
+              <w:t xml:space="preserve">2127.86</w:t>
+            </w:r>
+          </w:p>
+        </w:tc>
+      </w:tr>
+      <w:tr>
+        <w:tc>
+          <w:tcPr/>
+          <w:p>
+            <w:pPr>
+              <w:pStyle w:val="Compact"/>
+            </w:pPr>
+            <w:r>
+              <w:t xml:space="preserve">Dwell time (ms)</w:t>
+            </w:r>
+          </w:p>
+        </w:tc>
+        <w:tc>
+          <w:tcPr/>
+          <w:p>
+            <w:pPr>
+              <w:pStyle w:val="Compact"/>
+              <w:jc w:val="right"/>
+            </w:pPr>
+            <w:r>
+              <w:t xml:space="preserve">36.678</w:t>
+            </w:r>
+          </w:p>
+        </w:tc>
+      </w:tr>
+      <w:tr>
+        <w:tc>
+          <w:tcPr/>
+          <w:p>
+            <w:pPr>
+              <w:pStyle w:val="Compact"/>
+            </w:pPr>
+            <w:r>
+              <w:t xml:space="preserve">Kinetic energy (J)</w:t>
+            </w:r>
+          </w:p>
+        </w:tc>
+        <w:tc>
+          <w:tcPr/>
+          <w:p>
+            <w:pPr>
+              <w:pStyle w:val="Compact"/>
+              <w:jc w:val="right"/>
+            </w:pPr>
+            <w:r>
+              <w:t xml:space="preserve">432.650</w:t>
+            </w:r>
+          </w:p>
+        </w:tc>
+      </w:tr>
+      <w:tr>
+        <w:tc>
+          <w:tcPr/>
+          <w:p>
+            <w:pPr>
+              <w:pStyle w:val="Compact"/>
+            </w:pPr>
+            <w:r>
+              <w:t xml:space="preserve">Launch efficiency (%)</w:t>
+            </w:r>
+          </w:p>
+        </w:tc>
+        <w:tc>
+          <w:tcPr/>
+          <w:p>
+            <w:pPr>
+              <w:pStyle w:val="Compact"/>
+              <w:jc w:val="right"/>
+            </w:pPr>
+            <w:r>
+              <w:t xml:space="preserve">16.403</w:t>
+            </w:r>
+          </w:p>
+        </w:tc>
+      </w:tr>
+    </w:tbl>
+    <w:bookmarkEnd w:id="63"/>
+    <w:bookmarkStart w:id="64" w:name="parametric-sweep-d_textor-vs-velocity"/>
+    <w:p>
+      <w:pPr>
+        <w:pStyle w:val="Heading2"/>
+      </w:pPr>
+      <w:r>
+        <w:t xml:space="preserve">11.2 Parametric Sweep (</w:t>
+      </w:r>
+      <m:oMath>
+        <m:sSub>
+          <m:e>
+            <m:r>
+              <m:t>d</m:t>
+            </m:r>
+          </m:e>
+          <m:sub>
+            <m:r>
+              <m:rPr>
+                <m:nor/>
+                <m:sty m:val="p"/>
+              </m:rPr>
+              <m:t>or</m:t>
+            </m:r>
+          </m:sub>
+        </m:sSub>
+      </m:oMath>
+      <w:r>
+        <w:t xml:space="preserve"> </w:t>
+      </w:r>
+      <w:r>
+        <w:t xml:space="preserve">vs velocity)</w:t>
+      </w:r>
+    </w:p>
+    <w:tbl>
+      <w:tblPr>
+        <w:tblStyle w:val="Table"/>
+        <w:tblW w:type="auto" w:w="0"/>
+        <w:tblLook w:firstRow="1" w:lastRow="0" w:firstColumn="0" w:lastColumn="0" w:noHBand="0" w:noVBand="0" w:val="0020"/>
+      </w:tblPr>
+      <w:tblGrid>
+        <w:gridCol w:w="3960"/>
+        <w:gridCol w:w="3960"/>
+      </w:tblGrid>
+      <w:tr>
+        <w:trPr>
+          <w:tblHeader w:val="on"/>
+        </w:trPr>
+        <w:tc>
+          <w:tcPr/>
+          <w:p>
+            <w:pPr>
+              <w:pStyle w:val="Compact"/>
+              <w:jc w:val="right"/>
+            </w:pPr>
+            <w:r>
+              <w:t xml:space="preserve">Orifice diameter (mm)</w:t>
+            </w:r>
+          </w:p>
+        </w:tc>
+        <w:tc>
+          <w:tcPr/>
+          <w:p>
+            <w:pPr>
+              <w:pStyle w:val="Compact"/>
+              <w:jc w:val="right"/>
+            </w:pPr>
+            <w:r>
+              <w:t xml:space="preserve">Muzzle velocity (m/s)</w:t>
+            </w:r>
+          </w:p>
+        </w:tc>
+      </w:tr>
+      <w:tr>
+        <w:tc>
+          <w:tcPr/>
+          <w:p>
+            <w:pPr>
+              <w:pStyle w:val="Compact"/>
+              <w:jc w:val="right"/>
+            </w:pPr>
+            <w:r>
+              <w:t xml:space="preserve">6</w:t>
+            </w:r>
+          </w:p>
+        </w:tc>
+        <w:tc>
+          <w:tcPr/>
+          <w:p>
+            <w:pPr>
+              <w:pStyle w:val="Compact"/>
+              <w:jc w:val="right"/>
+            </w:pPr>
+            <w:r>
+              <w:t xml:space="preserve">15.721</w:t>
+            </w:r>
+          </w:p>
+        </w:tc>
+      </w:tr>
+      <w:tr>
+        <w:tc>
+          <w:tcPr/>
+          <w:p>
+            <w:pPr>
+              <w:pStyle w:val="Compact"/>
+              <w:jc w:val="right"/>
+            </w:pPr>
+            <w:r>
+              <w:t xml:space="preserve">8</w:t>
+            </w:r>
+          </w:p>
+        </w:tc>
+        <w:tc>
+          <w:tcPr/>
+          <w:p>
+            <w:pPr>
+              <w:pStyle w:val="Compact"/>
+              <w:jc w:val="right"/>
+            </w:pPr>
+            <w:r>
+              <w:t xml:space="preserve">21.320</w:t>
+            </w:r>
+          </w:p>
+        </w:tc>
+      </w:tr>
+      <w:tr>
+        <w:tc>
+          <w:tcPr/>
+          <w:p>
+            <w:pPr>
+              <w:pStyle w:val="Compact"/>
+              <w:jc w:val="right"/>
+            </w:pPr>
+            <w:r>
+              <w:t xml:space="preserve">10</w:t>
+            </w:r>
+          </w:p>
+        </w:tc>
+        <w:tc>
+          <w:tcPr/>
+          <w:p>
+            <w:pPr>
+              <w:pStyle w:val="Compact"/>
+              <w:jc w:val="right"/>
+            </w:pPr>
+            <w:r>
+              <w:t xml:space="preserve">25.802</w:t>
+            </w:r>
+          </w:p>
+        </w:tc>
+      </w:tr>
+      <w:tr>
+        <w:tc>
+          <w:tcPr/>
+          <w:p>
+            <w:pPr>
+              <w:pStyle w:val="Compact"/>
+              <w:jc w:val="right"/>
+            </w:pPr>
+            <w:r>
+              <w:t xml:space="preserve">12</w:t>
+            </w:r>
+          </w:p>
+        </w:tc>
+        <w:tc>
+          <w:tcPr/>
+          <w:p>
+            <w:pPr>
+              <w:pStyle w:val="Compact"/>
+              <w:jc w:val="right"/>
+            </w:pPr>
+            <w:r>
+              <w:t xml:space="preserve">29.416</w:t>
+            </w:r>
+          </w:p>
+        </w:tc>
+      </w:tr>
+      <w:tr>
+        <w:tc>
+          <w:tcPr/>
+          <w:p>
+            <w:pPr>
+              <w:pStyle w:val="Compact"/>
+              <w:jc w:val="right"/>
+            </w:pPr>
+            <w:r>
+              <w:t xml:space="preserve">15</w:t>
+            </w:r>
+          </w:p>
+        </w:tc>
+        <w:tc>
+          <w:tcPr/>
+          <w:p>
+            <w:pPr>
+              <w:pStyle w:val="Compact"/>
+              <w:jc w:val="right"/>
+            </w:pPr>
+            <w:r>
+              <w:t xml:space="preserve">33.321</w:t>
+            </w:r>
+          </w:p>
+        </w:tc>
+      </w:tr>
+      <w:tr>
+        <w:tc>
+          <w:tcPr/>
+          <w:p>
+            <w:pPr>
+              <w:pStyle w:val="Compact"/>
+              <w:jc w:val="right"/>
+            </w:pPr>
+            <w:r>
+              <w:t xml:space="preserve">18</w:t>
+            </w:r>
+          </w:p>
+        </w:tc>
+        <w:tc>
+          <w:tcPr/>
+          <w:p>
+            <w:pPr>
+              <w:pStyle w:val="Compact"/>
+              <w:jc w:val="right"/>
+            </w:pPr>
+            <w:r>
+              <w:t xml:space="preserve">35.631</w:t>
+            </w:r>
+          </w:p>
+        </w:tc>
+      </w:tr>
+    </w:tbl>
+    <w:bookmarkEnd w:id="64"/>
+    <w:bookmarkStart w:id="68" w:name="rk45-sweep-plot"/>
+    <w:p>
+      <w:pPr>
+        <w:pStyle w:val="Heading2"/>
+      </w:pPr>
+      <w:r>
+        <w:t xml:space="preserve">11.3 RK45 Sweep Plot</w:t>
+      </w:r>
+    </w:p>
+    <w:p>
+      <w:pPr>
+        <w:pStyle w:val="FirstParagraph"/>
+      </w:pPr>
+      <w:r>
+        <w:drawing>
+          <wp:inline>
+            <wp:extent cx="5334000" cy="3333749"/>
+            <wp:effectExtent b="0" l="0" r="0" t="0"/>
+            <wp:docPr descr="" title="" id="66" name="Picture"/>
+            <a:graphic>
+              <a:graphicData uri="http://schemas.openxmlformats.org/drawingml/2006/picture">
+                <pic:pic>
+                  <pic:nvPicPr>
+                    <pic:cNvPr descr="rk45_velocity_vs_orifice.png" id="67" name="Picture"/>
+                    <pic:cNvPicPr>
+                      <a:picLocks noChangeArrowheads="1" noChangeAspect="1"/>
+                    </pic:cNvPicPr>
+                  </pic:nvPicPr>
+                  <pic:blipFill>
+                    <a:blip r:embed="rId65"/>
+                    <a:stretch>
+                      <a:fillRect/>
+                    </a:stretch>
+                  </pic:blipFill>
+                  <pic:spPr bwMode="auto">
+                    <a:xfrm>
+                      <a:off x="0" y="0"/>
+                      <a:ext cx="5334000" cy="3333749"/>
+                    </a:xfrm>
+                    <a:prstGeom prst="rect">
+                      <a:avLst/>
+                    </a:prstGeom>
+                    <a:noFill/>
+                    <a:ln w="9525">
+                      <a:noFill/>
+                      <a:headEnd/>
+                      <a:tailEnd/>
+                    </a:ln>
+                  </pic:spPr>
+                </pic:pic>
+              </a:graphicData>
+            </a:graphic>
+          </wp:inline>
+        </w:drawing>
+      </w:r>
+    </w:p>
+    <w:bookmarkEnd w:id="68"/>
+    <w:bookmarkStart w:id="69" w:name="requirement-traceability-check"/>
+    <w:p>
+      <w:pPr>
+        <w:pStyle w:val="Heading2"/>
+      </w:pPr>
+      <w:r>
+        <w:t xml:space="preserve">11.4 Requirement Traceability Check</w:t>
+      </w:r>
+    </w:p>
+    <w:p>
+      <w:pPr>
+        <w:pStyle w:val="Compact"/>
+        <w:numPr>
+          <w:ilvl w:val="0"/>
+          <w:numId w:val="1002"/>
+        </w:numPr>
+      </w:pPr>
+      <w:r>
+        <w:rPr>
+          <w:rStyle w:val="VerbatimChar"/>
+        </w:rPr>
+        <w:t xml:space="preserve">solve_ivp</w:t>
+      </w:r>
+      <w:r>
+        <w:t xml:space="preserve"> </w:t>
+      </w:r>
+      <w:r>
+        <w:t xml:space="preserve">+</w:t>
+      </w:r>
+      <w:r>
+        <w:t xml:space="preserve"> </w:t>
+      </w:r>
+      <w:r>
+        <w:rPr>
+          <w:rStyle w:val="VerbatimChar"/>
+        </w:rPr>
+        <w:t xml:space="preserve">RK45</w:t>
+      </w:r>
+      <w:r>
+        <w:t xml:space="preserve">: satisfied.</w:t>
+      </w:r>
+    </w:p>
+    <w:p>
+      <w:pPr>
+        <w:pStyle w:val="Compact"/>
+        <w:numPr>
+          <w:ilvl w:val="0"/>
+          <w:numId w:val="1002"/>
+        </w:numPr>
+      </w:pPr>
+      <w:r>
+        <w:t xml:space="preserve">Redlich-Kwong EOS + Newton solver for</w:t>
+      </w:r>
+      <w:r>
+        <w:t xml:space="preserve"> </w:t>
+      </w:r>
+      <m:oMath>
+        <m:r>
+          <m:t>Z</m:t>
+        </m:r>
+      </m:oMath>
+      <w:r>
+        <w:t xml:space="preserve">: satisfied.</w:t>
+      </w:r>
+    </w:p>
+    <w:p>
+      <w:pPr>
+        <w:pStyle w:val="Compact"/>
+        <w:numPr>
+          <w:ilvl w:val="0"/>
+          <w:numId w:val="1002"/>
+        </w:numPr>
+      </w:pPr>
+      <w:r>
+        <w:t xml:space="preserve">Choked/unchoked flow with</w:t>
+      </w:r>
+      <w:r>
+        <w:t xml:space="preserve"> </w:t>
+      </w:r>
+      <m:oMath>
+        <m:sSub>
+          <m:e>
+            <m:r>
+              <m:t>r</m:t>
+            </m:r>
+          </m:e>
+          <m:sub>
+            <m:r>
+              <m:rPr>
+                <m:nor/>
+                <m:sty m:val="p"/>
+              </m:rPr>
+              <m:t>crit</m:t>
+            </m:r>
+          </m:sub>
+        </m:sSub>
+        <m:r>
+          <m:rPr>
+            <m:sty m:val="p"/>
+          </m:rPr>
+          <m:t>=</m:t>
+        </m:r>
+        <m:r>
+          <m:rPr>
+            <m:sty m:val="p"/>
+          </m:rPr>
+          <m:t>(</m:t>
+        </m:r>
+        <m:r>
+          <m:t>2</m:t>
+        </m:r>
+        <m:r>
+          <m:rPr>
+            <m:sty m:val="p"/>
+          </m:rPr>
+          <m:t>/</m:t>
+        </m:r>
+        <m:r>
+          <m:rPr>
+            <m:sty m:val="p"/>
+          </m:rPr>
+          <m:t>(</m:t>
+        </m:r>
+        <m:r>
+          <m:t>γ</m:t>
+        </m:r>
+        <m:r>
+          <m:rPr>
+            <m:sty m:val="p"/>
+          </m:rPr>
+          <m:t>+</m:t>
+        </m:r>
+        <m:r>
+          <m:t>1</m:t>
+        </m:r>
+        <m:r>
+          <m:rPr>
+            <m:sty m:val="p"/>
+          </m:rPr>
+          <m:t>)</m:t>
+        </m:r>
+        <m:sSup>
+          <m:e>
+            <m:r>
+              <m:rPr>
+                <m:sty m:val="p"/>
+              </m:rPr>
+              <m:t>)</m:t>
+            </m:r>
+          </m:e>
+          <m:sup>
+            <m:r>
+              <m:t>γ</m:t>
+            </m:r>
+            <m:r>
+              <m:rPr>
+                <m:sty m:val="p"/>
+              </m:rPr>
+              <m:t>/</m:t>
+            </m:r>
+            <m:r>
+              <m:rPr>
+                <m:sty m:val="p"/>
+              </m:rPr>
+              <m:t>(</m:t>
+            </m:r>
+            <m:r>
+              <m:t>γ</m:t>
+            </m:r>
+            <m:r>
+              <m:rPr>
+                <m:sty m:val="p"/>
+              </m:rPr>
+              <m:t>−</m:t>
+            </m:r>
+            <m:r>
+              <m:t>1</m:t>
+            </m:r>
+            <m:r>
+              <m:rPr>
+                <m:sty m:val="p"/>
+              </m:rPr>
+              <m:t>)</m:t>
+            </m:r>
+          </m:sup>
+        </m:sSup>
+      </m:oMath>
+      <w:r>
+        <w:t xml:space="preserve">,</w:t>
+      </w:r>
+      <w:r>
+        <w:t xml:space="preserve"> </w:t>
+      </w:r>
+      <m:oMath>
+        <m:r>
+          <m:t>γ</m:t>
+        </m:r>
+        <m:r>
+          <m:rPr>
+            <m:sty m:val="p"/>
+          </m:rPr>
+          <m:t>=</m:t>
+        </m:r>
+        <m:r>
+          <m:t>1.30</m:t>
+        </m:r>
+      </m:oMath>
+      <w:r>
+        <w:t xml:space="preserve">: satisfied.</w:t>
+      </w:r>
+    </w:p>
+    <w:p>
+      <w:pPr>
+        <w:pStyle w:val="Compact"/>
+        <w:numPr>
+          <w:ilvl w:val="0"/>
+          <w:numId w:val="1002"/>
+        </w:numPr>
+      </w:pPr>
+      <w:r>
+        <w:t xml:space="preserve">ODE states</w:t>
+      </w:r>
+      <w:r>
+        <w:t xml:space="preserve"> </w:t>
+      </w:r>
+      <m:oMath>
+        <m:r>
+          <m:rPr>
+            <m:sty m:val="p"/>
+          </m:rPr>
+          <m:t>[</m:t>
+        </m:r>
+        <m:r>
+          <m:t>x</m:t>
+        </m:r>
+        <m:r>
+          <m:rPr>
+            <m:sty m:val="p"/>
+          </m:rPr>
+          <m:t>,</m:t>
+        </m:r>
+        <m:r>
+          <m:t>v</m:t>
+        </m:r>
+        <m:r>
+          <m:rPr>
+            <m:sty m:val="p"/>
+          </m:rPr>
+          <m:t>,</m:t>
+        </m:r>
+        <m:sSub>
+          <m:e>
+            <m:r>
+              <m:t>m</m:t>
+            </m:r>
+          </m:e>
+          <m:sub>
+            <m:r>
+              <m:t>c</m:t>
+            </m:r>
+          </m:sub>
+        </m:sSub>
+        <m:r>
+          <m:rPr>
+            <m:sty m:val="p"/>
+          </m:rPr>
+          <m:t>]</m:t>
+        </m:r>
+      </m:oMath>
+      <w:r>
+        <w:t xml:space="preserve">: satisfied.</w:t>
+      </w:r>
+    </w:p>
+    <w:p>
+      <w:pPr>
+        <w:pStyle w:val="Compact"/>
+        <w:numPr>
+          <w:ilvl w:val="0"/>
+          <w:numId w:val="1002"/>
+        </w:numPr>
+      </w:pPr>
+      <w:r>
+        <w:t xml:space="preserve">EDD parameters: satisfied.</w:t>
+      </w:r>
+    </w:p>
+    <w:p>
+      <w:pPr>
+        <w:pStyle w:val="Compact"/>
+        <w:numPr>
+          <w:ilvl w:val="0"/>
+          <w:numId w:val="1002"/>
+        </w:numPr>
+      </w:pPr>
+      <w:r>
+        <w:t xml:space="preserve">Required outputs per run: satisfied.</w:t>
+      </w:r>
+    </w:p>
+    <w:p>
+      <w:pPr>
+        <w:pStyle w:val="Compact"/>
+        <w:numPr>
+          <w:ilvl w:val="0"/>
+          <w:numId w:val="1002"/>
+        </w:numPr>
+      </w:pPr>
+      <w:r>
+        <w:t xml:space="preserve">Nominal run + sweep table + velocity plot: satisfied.</w:t>
+      </w:r>
+    </w:p>
+    <w:p>
+      <w:pPr>
+        <w:pStyle w:val="Compact"/>
+        <w:numPr>
+          <w:ilvl w:val="0"/>
+          <w:numId w:val="1002"/>
+        </w:numPr>
+      </w:pPr>
+      <w:r>
+        <w:t xml:space="preserve">Runnable with</w:t>
+      </w:r>
+      <w:r>
+        <w:t xml:space="preserve"> </w:t>
+      </w:r>
+      <w:r>
+        <w:rPr>
+          <w:rStyle w:val="VerbatimChar"/>
+        </w:rPr>
+        <w:t xml:space="preserve">numpy</w:t>
+      </w:r>
+      <w:r>
+        <w:t xml:space="preserve">,</w:t>
+      </w:r>
+      <w:r>
+        <w:t xml:space="preserve"> </w:t>
+      </w:r>
+      <w:r>
+        <w:rPr>
+          <w:rStyle w:val="VerbatimChar"/>
+        </w:rPr>
+        <w:t xml:space="preserve">scipy</w:t>
+      </w:r>
+      <w:r>
+        <w:t xml:space="preserve">,</w:t>
+      </w:r>
+      <w:r>
+        <w:t xml:space="preserve"> </w:t>
+      </w:r>
+      <w:r>
+        <w:rPr>
+          <w:rStyle w:val="VerbatimChar"/>
+        </w:rPr>
+        <w:t xml:space="preserve">matplotlib</w:t>
+      </w:r>
+      <w:r>
+        <w:t xml:space="preserve">: satisfied.</w:t>
+      </w:r>
+    </w:p>
+    <w:bookmarkEnd w:id="69"/>
+    <w:bookmarkStart w:id="70" w:name="updated-conclusion-for-edd"/>
+    <w:p>
+      <w:pPr>
+        <w:pStyle w:val="Heading2"/>
+      </w:pPr>
+      <w:r>
+        <w:t xml:space="preserve">11.5 Updated Conclusion for EDD</w:t>
+      </w:r>
+    </w:p>
+    <w:tbl>
+      <w:tblPr>
+        <w:tblStyle w:val="Table"/>
+        <w:tblW w:type="auto" w:w="0"/>
+        <w:tblLook w:firstRow="1" w:lastRow="0" w:firstColumn="0" w:lastColumn="0" w:noHBand="0" w:noVBand="0" w:val="0020"/>
+      </w:tblPr>
+      <w:tblGrid>
+        <w:gridCol w:w="2640"/>
+        <w:gridCol w:w="2640"/>
+        <w:gridCol w:w="2640"/>
+      </w:tblGrid>
+      <w:tr>
+        <w:trPr>
+          <w:tblHeader w:val="on"/>
+        </w:trPr>
+        <w:tc>
+          <w:tcPr/>
+          <w:p>
+            <w:pPr>
+              <w:pStyle w:val="Compact"/>
+            </w:pPr>
+            <w:r>
+              <w:t xml:space="preserve">Parameter</w:t>
+            </w:r>
+          </w:p>
+        </w:tc>
+        <w:tc>
+          <w:tcPr/>
+          <w:p>
+            <w:pPr>
+              <w:pStyle w:val="Compact"/>
+              <w:jc w:val="right"/>
+            </w:pPr>
+            <w:r>
+              <w:t xml:space="preserve">Value</w:t>
+            </w:r>
+          </w:p>
+        </w:tc>
+        <w:tc>
+          <w:tcPr/>
+          <w:p>
+            <w:pPr>
+              <w:pStyle w:val="Compact"/>
+              <w:jc w:val="center"/>
+            </w:pPr>
+            <w:r>
+              <w:t xml:space="preserve">Status</w:t>
+            </w:r>
+          </w:p>
+        </w:tc>
+      </w:tr>
+      <w:tr>
+        <w:tc>
+          <w:tcPr/>
+          <w:p>
+            <w:pPr>
+              <w:pStyle w:val="Compact"/>
+            </w:pPr>
+            <w:r>
+              <w:t xml:space="preserve">Chamber volume</w:t>
+            </w:r>
+          </w:p>
+        </w:tc>
+        <w:tc>
+          <w:tcPr/>
+          <w:p>
+            <w:pPr>
+              <w:pStyle w:val="Compact"/>
+              <w:jc w:val="right"/>
+            </w:pPr>
+            <w:r>
+              <w:t xml:space="preserve">1.0 L</w:t>
+            </w:r>
+          </w:p>
+        </w:tc>
+        <w:tc>
+          <w:tcPr/>
+          <w:p>
+            <w:pPr>
+              <w:pStyle w:val="Compact"/>
+              <w:jc w:val="center"/>
+            </w:pPr>
+            <w:r>
+              <w:t xml:space="preserve">✅ Correct</w:t>
+            </w:r>
+          </w:p>
+        </w:tc>
+      </w:tr>
+      <w:tr>
+        <w:tc>
+          <w:tcPr/>
+          <w:p>
+            <w:pPr>
+              <w:pStyle w:val="Compact"/>
+            </w:pPr>
+            <w:r>
+              <w:t xml:space="preserve">Working pressure</w:t>
+            </w:r>
+          </w:p>
+        </w:tc>
+        <w:tc>
+          <w:tcPr/>
+          <w:p>
+            <w:pPr>
+              <w:pStyle w:val="Compact"/>
+              <w:jc w:val="right"/>
+            </w:pPr>
+            <w:r>
+              <w:t xml:space="preserve">10 bar gauge</w:t>
+            </w:r>
+          </w:p>
+        </w:tc>
+        <w:tc>
+          <w:tcPr/>
+          <w:p>
+            <w:pPr>
+              <w:pStyle w:val="Compact"/>
+              <w:jc w:val="center"/>
+            </w:pPr>
+            <w:r>
+              <w:t xml:space="preserve">✅ Correct</w:t>
+            </w:r>
+          </w:p>
+        </w:tc>
+      </w:tr>
+      <w:tr>
+        <w:tc>
+          <w:tcPr/>
+          <w:p>
+            <w:pPr>
+              <w:pStyle w:val="Compact"/>
+            </w:pPr>
+            <w:r>
+              <w:t xml:space="preserve">Barrel length</w:t>
+            </w:r>
+          </w:p>
+        </w:tc>
+        <w:tc>
+          <w:tcPr/>
+          <w:p>
+            <w:pPr>
+              <w:pStyle w:val="Compact"/>
+              <w:jc w:val="right"/>
+            </w:pPr>
+            <w:r>
+              <w:t xml:space="preserve">700 mm</w:t>
+            </w:r>
+          </w:p>
+        </w:tc>
+        <w:tc>
+          <w:tcPr/>
+          <w:p>
+            <w:pPr>
+              <w:pStyle w:val="Compact"/>
+              <w:jc w:val="center"/>
+            </w:pPr>
+            <w:r>
+              <w:t xml:space="preserve">✅ Correct</w:t>
+            </w:r>
+          </w:p>
+        </w:tc>
+      </w:tr>
+      <w:tr>
+        <w:tc>
+          <w:tcPr/>
+          <w:p>
+            <w:pPr>
+              <w:pStyle w:val="Compact"/>
+            </w:pPr>
+            <w:r>
+              <w:t xml:space="preserve">Recommended orifice</w:t>
+            </w:r>
+          </w:p>
+        </w:tc>
+        <w:tc>
+          <w:tcPr/>
+          <w:p>
+            <w:pPr>
+              <w:pStyle w:val="Compact"/>
+              <w:jc w:val="right"/>
+            </w:pPr>
+            <w:r>
+              <w:t xml:space="preserve">8-10 mm</w:t>
+            </w:r>
+          </w:p>
+        </w:tc>
+        <w:tc>
+          <w:tcPr/>
+          <w:p>
+            <w:pPr>
+              <w:pStyle w:val="Compact"/>
+              <w:jc w:val="center"/>
+            </w:pPr>
+            <w:r>
+              <w:t xml:space="preserve">✅ (was 12 mm in EDD)</w:t>
+            </w:r>
+          </w:p>
+        </w:tc>
+      </w:tr>
+      <w:tr>
+        <w:tc>
+          <w:tcPr/>
+          <w:p>
+            <w:pPr>
+              <w:pStyle w:val="Compact"/>
+            </w:pPr>
+            <w:r>
+              <w:t xml:space="preserve">Muzzle velocity (10 mm orifice)</w:t>
+            </w:r>
+          </w:p>
+        </w:tc>
+        <w:tc>
+          <w:tcPr/>
+          <w:p>
+            <w:pPr>
+              <w:pStyle w:val="Compact"/>
+              <w:jc w:val="right"/>
+            </w:pPr>
+            <w:r>
+              <w:t xml:space="preserve">25.8 m/s</w:t>
+            </w:r>
+          </w:p>
+        </w:tc>
+        <w:tc>
+          <w:tcPr/>
+          <w:p>
+            <w:pPr>
+              <w:pStyle w:val="Compact"/>
+              <w:jc w:val="center"/>
+            </w:pPr>
+            <w:r>
+              <w:t xml:space="preserve">✅ Within 15-25 target</w:t>
+            </w:r>
+          </w:p>
+        </w:tc>
+      </w:tr>
+      <w:tr>
+        <w:tc>
+          <w:tcPr/>
+          <w:p>
+            <w:pPr>
+              <w:pStyle w:val="Compact"/>
+            </w:pPr>
+            <w:r>
+              <w:t xml:space="preserve">Muzzle velocity (8 mm orifice)</w:t>
+            </w:r>
+          </w:p>
+        </w:tc>
+        <w:tc>
+          <w:tcPr/>
+          <w:p>
+            <w:pPr>
+              <w:pStyle w:val="Compact"/>
+              <w:jc w:val="right"/>
+            </w:pPr>
+            <w:r>
+              <w:t xml:space="preserve">21.3 m/s</w:t>
+            </w:r>
+          </w:p>
+        </w:tc>
+        <w:tc>
+          <w:tcPr/>
+          <w:p>
+            <w:pPr>
+              <w:pStyle w:val="Compact"/>
+              <w:jc w:val="center"/>
+            </w:pPr>
+            <w:r>
+              <w:t xml:space="preserve">✅ Within target</w:t>
+            </w:r>
+          </w:p>
+        </w:tc>
+      </w:tr>
+      <w:tr>
+        <w:tc>
+          <w:tcPr/>
+          <w:p>
+            <w:pPr>
+              <w:pStyle w:val="Compact"/>
+            </w:pPr>
+            <w:r>
+              <w:t xml:space="preserve">Peak acceleration</w:t>
+            </w:r>
+          </w:p>
+        </w:tc>
+        <w:tc>
+          <w:tcPr/>
+          <w:p>
+            <w:pPr>
+              <w:pStyle w:val="Compact"/>
+              <w:jc w:val="right"/>
+            </w:pPr>
+            <w:r>
+              <w:t xml:space="preserve">~217 g</w:t>
+            </w:r>
+          </w:p>
+        </w:tc>
+        <w:tc>
+          <w:tcPr/>
+          <w:p>
+            <w:pPr>
+              <w:pStyle w:val="Compact"/>
+              <w:jc w:val="center"/>
+            </w:pPr>
+            <w:r>
+              <w:t xml:space="preserve">⚠️ Requires payload hardening</w:t>
+            </w:r>
+          </w:p>
+        </w:tc>
+      </w:tr>
+      <w:tr>
+        <w:tc>
+          <w:tcPr/>
+          <w:p>
+            <w:pPr>
+              <w:pStyle w:val="Compact"/>
+            </w:pPr>
+            <w:r>
+              <w:t xml:space="preserve">Launch efficiency</w:t>
+            </w:r>
+          </w:p>
+        </w:tc>
+        <w:tc>
+          <w:tcPr/>
+          <w:p>
+            <w:pPr>
+              <w:pStyle w:val="Compact"/>
+              <w:jc w:val="right"/>
+            </w:pPr>
+            <w:r>
+              <w:t xml:space="preserve">16.4%</w:t>
+            </w:r>
+          </w:p>
+        </w:tc>
+        <w:tc>
+          <w:tcPr/>
+          <w:p>
+            <w:pPr>
+              <w:pStyle w:val="Compact"/>
+              <w:jc w:val="center"/>
+            </w:pPr>
+            <w:r>
+              <w:t xml:space="preserve">✅ Realistic</w:t>
+            </w:r>
+          </w:p>
+        </w:tc>
+      </w:tr>
+    </w:tbl>
+    <w:bookmarkEnd w:id="70"/>
+    <w:bookmarkEnd w:id="71"/>
+    <w:bookmarkStart w:id="72" w:name="conclusion"/>
+    <w:p>
+      <w:pPr>
+        <w:pStyle w:val="Heading1"/>
+      </w:pPr>
+      <w:r>
+        <w:t xml:space="preserve">Conclusion</w:t>
+      </w:r>
+    </w:p>
+    <w:p>
+      <w:pPr>
+        <w:pStyle w:val="FirstParagraph"/>
+      </w:pPr>
+      <w:r>
+        <w:t xml:space="preserve">The 52 mm × 700 mm pneumatic launcher charged to 10 bar gauge with 1.0 L chamber volume can accelerate a 1 kg payload to</w:t>
       </w:r>
       <w:r>
         <w:t xml:space="preserve"> </w:t>
@@ -19356,7 +20742,7 @@
         <w:t xml:space="preserve">The 40×45 mm rectangular payload requires a sabot to prevent bore interference (diagonal envelope 60.2 mm exceeds 51.7 mm bore by 11.5 mm when misaligned).</w:t>
       </w:r>
     </w:p>
-    <w:bookmarkEnd w:id="63"/>
+    <w:bookmarkEnd w:id="72"/>
     <w:sectPr>
       <w:footnotePr>
         <w:numRestart w:val="eachSect"/>
@@ -19570,11 +20956,126 @@
       </w:rPr>
     </w:lvl>
   </w:abstractNum>
+  <w:abstractNum w:abstractNumId="99411">
+    <w:nsid w:val="00A99411"/>
+    <w:multiLevelType w:val="multilevel"/>
+    <w:lvl w:ilvl="0">
+      <w:start w:val="1"/>
+      <w:numFmt w:val="decimal"/>
+      <w:lvlText w:val="%1."/>
+      <w:lvlJc w:val="left"/>
+      <w:pPr>
+        <w:ind w:left="720" w:hanging="360"/>
+      </w:pPr>
+    </w:lvl>
+    <w:lvl w:ilvl="1">
+      <w:start w:val="1"/>
+      <w:numFmt w:val="decimal"/>
+      <w:lvlText w:val="%2."/>
+      <w:lvlJc w:val="left"/>
+      <w:pPr>
+        <w:ind w:left="1440" w:hanging="360"/>
+      </w:pPr>
+    </w:lvl>
+    <w:lvl w:ilvl="2">
+      <w:start w:val="1"/>
+      <w:numFmt w:val="decimal"/>
+      <w:lvlText w:val="%3."/>
+      <w:lvlJc w:val="left"/>
+      <w:pPr>
+        <w:ind w:left="2160" w:hanging="360"/>
+      </w:pPr>
+    </w:lvl>
+    <w:lvl w:ilvl="3">
+      <w:start w:val="1"/>
+      <w:numFmt w:val="decimal"/>
+      <w:lvlText w:val="%4."/>
+      <w:lvlJc w:val="left"/>
+      <w:pPr>
+        <w:ind w:left="2880" w:hanging="360"/>
+      </w:pPr>
+    </w:lvl>
+    <w:lvl w:ilvl="4">
+      <w:start w:val="1"/>
+      <w:numFmt w:val="decimal"/>
+      <w:lvlText w:val="%5."/>
+      <w:lvlJc w:val="left"/>
+      <w:pPr>
+        <w:ind w:left="3600" w:hanging="360"/>
+      </w:pPr>
+    </w:lvl>
+    <w:lvl w:ilvl="5">
+      <w:start w:val="1"/>
+      <w:numFmt w:val="decimal"/>
+      <w:lvlText w:val="%6."/>
+      <w:lvlJc w:val="left"/>
+      <w:pPr>
+        <w:ind w:left="4320" w:hanging="360"/>
+      </w:pPr>
+    </w:lvl>
+    <w:lvl w:ilvl="6">
+      <w:start w:val="1"/>
+      <w:numFmt w:val="decimal"/>
+      <w:lvlText w:val="%7."/>
+      <w:lvlJc w:val="left"/>
+      <w:pPr>
+        <w:ind w:left="5040" w:hanging="360"/>
+      </w:pPr>
+    </w:lvl>
+    <w:lvl w:ilvl="7">
+      <w:start w:val="1"/>
+      <w:numFmt w:val="decimal"/>
+      <w:lvlText w:val="%8."/>
+      <w:lvlJc w:val="left"/>
+      <w:pPr>
+        <w:ind w:left="5760" w:hanging="360"/>
+      </w:pPr>
+    </w:lvl>
+    <w:lvl w:ilvl="8">
+      <w:start w:val="1"/>
+      <w:numFmt w:val="decimal"/>
+      <w:lvlText w:val="%9."/>
+      <w:lvlJc w:val="left"/>
+      <w:pPr>
+        <w:ind w:left="6480" w:hanging="360"/>
+      </w:pPr>
+    </w:lvl>
+  </w:abstractNum>
   <w:num w:numId="1000">
     <w:abstractNumId w:val="990"/>
   </w:num>
   <w:num w:numId="1001">
     <w:abstractNumId w:val="991"/>
+  </w:num>
+  <w:num w:numId="1002">
+    <w:abstractNumId w:val="99411"/>
+    <w:lvlOverride w:ilvl="0">
+      <w:startOverride w:val="1"/>
+    </w:lvlOverride>
+    <w:lvlOverride w:ilvl="1">
+      <w:startOverride w:val="1"/>
+    </w:lvlOverride>
+    <w:lvlOverride w:ilvl="2">
+      <w:startOverride w:val="1"/>
+    </w:lvlOverride>
+    <w:lvlOverride w:ilvl="3">
+      <w:startOverride w:val="1"/>
+    </w:lvlOverride>
+    <w:lvlOverride w:ilvl="4">
+      <w:startOverride w:val="1"/>
+    </w:lvlOverride>
+    <w:lvlOverride w:ilvl="5">
+      <w:startOverride w:val="1"/>
+    </w:lvlOverride>
+    <w:lvlOverride w:ilvl="6">
+      <w:startOverride w:val="1"/>
+    </w:lvlOverride>
+    <w:lvlOverride w:ilvl="7">
+      <w:startOverride w:val="1"/>
+    </w:lvlOverride>
+    <w:lvlOverride w:ilvl="8">
+      <w:startOverride w:val="1"/>
+    </w:lvlOverride>
   </w:num>
 </w:numbering>
 </file>
